--- a/templates/docx_templates/curriculum_design_build_master.docx
+++ b/templates/docx_templates/curriculum_design_build_master.docx
@@ -428,7 +428,7 @@
           <w:rFonts w:eastAsia="Georgia" w:cs="Georgia"/>
           <w:color w:val="000000" w:themeColor="text1"/>
         </w:rPr>
-        <w:t xml:space="preserve"> %} </w:t>
+        <w:t xml:space="preserve"> %}</w:t>
       </w:r>
       <w:r>
         <w:rPr>
@@ -561,7 +561,7 @@
           <w:rFonts w:eastAsia="Georgia" w:cs="Georgia"/>
           <w:color w:val="000000" w:themeColor="text1"/>
         </w:rPr>
-        <w:t>r. {% endif %}</w:t>
+        <w:t>r.{% endif %}</w:t>
       </w:r>
     </w:p>
     <w:bookmarkEnd w:id="0"/>
@@ -790,7 +790,7 @@
           <w:rFonts w:eastAsia="Georgia" w:cs="Georgia"/>
           <w:color w:val="000000" w:themeColor="text1"/>
         </w:rPr>
-        <w:t>grade.level.science.courses</w:t>
+        <w:t>grade_level_courses.science</w:t>
       </w:r>
       <w:proofErr w:type="spellEnd"/>
       <w:r>
@@ -841,7 +841,14 @@
           <w:rFonts w:eastAsia="Georgia" w:cs="Georgia"/>
           <w:color w:val="000000" w:themeColor="text1"/>
         </w:rPr>
-        <w:t>grade.level.math.courses</w:t>
+        <w:t>grade</w:t>
+      </w:r>
+      <w:r>
+        <w:rPr>
+          <w:rFonts w:eastAsia="Georgia" w:cs="Georgia"/>
+          <w:color w:val="000000" w:themeColor="text1"/>
+        </w:rPr>
+        <w:t>_level_courses.math</w:t>
       </w:r>
       <w:proofErr w:type="spellEnd"/>
       <w:r>
@@ -900,7 +907,14 @@
           <w:rFonts w:eastAsia="Georgia" w:cs="Georgia"/>
           <w:color w:val="000000" w:themeColor="text1"/>
         </w:rPr>
-        <w:t>grade.level.ss.courses</w:t>
+        <w:t>grade</w:t>
+      </w:r>
+      <w:r>
+        <w:rPr>
+          <w:rFonts w:eastAsia="Georgia" w:cs="Georgia"/>
+          <w:color w:val="000000" w:themeColor="text1"/>
+        </w:rPr>
+        <w:t>_level_courses.ss</w:t>
       </w:r>
       <w:proofErr w:type="spellEnd"/>
       <w:r>
@@ -951,7 +965,14 @@
           <w:rFonts w:eastAsia="Georgia" w:cs="Georgia"/>
           <w:color w:val="000000" w:themeColor="text1"/>
         </w:rPr>
-        <w:t>grade.level.ela.courses</w:t>
+        <w:t>grade</w:t>
+      </w:r>
+      <w:r>
+        <w:rPr>
+          <w:rFonts w:eastAsia="Georgia" w:cs="Georgia"/>
+          <w:color w:val="000000" w:themeColor="text1"/>
+        </w:rPr>
+        <w:t>_level_courses.ela</w:t>
       </w:r>
       <w:proofErr w:type="spellEnd"/>
       <w:r>
@@ -3306,7 +3327,7 @@
             </wp:anchor>
           </w:drawing>
         </mc:Choice>
-        <mc:Fallback xmlns:a="http://schemas.openxmlformats.org/drawingml/2006/main" xmlns:pic="http://schemas.openxmlformats.org/drawingml/2006/picture" xmlns:a14="http://schemas.microsoft.com/office/drawing/2010/main">
+        <mc:Fallback xmlns:a14="http://schemas.microsoft.com/office/drawing/2010/main" xmlns:pic="http://schemas.openxmlformats.org/drawingml/2006/picture" xmlns:a="http://schemas.openxmlformats.org/drawingml/2006/main">
           <w:pict w14:anchorId="693A564B">
             <v:line id="Straight Connector 2" style="position:absolute;z-index:251663360;visibility:visible;mso-wrap-style:square;mso-width-percent:0;mso-height-percent:0;mso-wrap-distance-left:9pt;mso-wrap-distance-top:0;mso-wrap-distance-right:9pt;mso-wrap-distance-bottom:0;mso-position-horizontal:absolute;mso-position-horizontal-relative:text;mso-position-vertical:absolute;mso-position-vertical-relative:text;mso-width-percent:0;mso-height-percent:0;mso-width-relative:margin;mso-height-relative:margin" o:spid="_x0000_s1026" strokecolor="#6a6a68" strokeweight="1.25pt" from="-.15pt,-.45pt" to="480.1pt,-.45pt" w14:anchorId="1D94754B" o:gfxdata="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">
               <v:stroke joinstyle="miter"/>
@@ -3724,7 +3745,7 @@
             </wp:anchor>
           </w:drawing>
         </mc:Choice>
-        <mc:Fallback xmlns:a="http://schemas.openxmlformats.org/drawingml/2006/main" xmlns:pic="http://schemas.openxmlformats.org/drawingml/2006/picture" xmlns:a14="http://schemas.microsoft.com/office/drawing/2010/main">
+        <mc:Fallback xmlns:a14="http://schemas.microsoft.com/office/drawing/2010/main" xmlns:pic="http://schemas.openxmlformats.org/drawingml/2006/picture" xmlns:a="http://schemas.openxmlformats.org/drawingml/2006/main">
           <w:pict w14:anchorId="62C7E224">
             <v:line id="Straight Connector 5" style="position:absolute;z-index:251660288;visibility:visible;mso-wrap-style:square;mso-width-percent:0;mso-height-percent:0;mso-wrap-distance-left:9pt;mso-wrap-distance-top:0;mso-wrap-distance-right:9pt;mso-wrap-distance-bottom:0;mso-position-horizontal:absolute;mso-position-horizontal-relative:text;mso-position-vertical:absolute;mso-position-vertical-relative:text;mso-width-percent:0;mso-height-percent:0;mso-width-relative:margin;mso-height-relative:margin" o:spid="_x0000_s1026" strokecolor="#6a6a68" strokeweight="1.25pt" from="0,5.8pt" to="480.25pt,5.8pt" w14:anchorId="2548742B" o:gfxdata="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">
               <v:stroke joinstyle="miter"/>
@@ -5714,12 +5735,29 @@
 </file>
 
 <file path=customXml/item1.xml><?xml version="1.0" encoding="utf-8"?>
-<?mso-contentType ?>
-<FormTemplates xmlns="http://schemas.microsoft.com/sharepoint/v3/contenttype/forms">
-  <Display>DocumentLibraryForm</Display>
-  <Edit>DocumentLibraryForm</Edit>
-  <New>DocumentLibraryForm</New>
-</FormTemplates>
+<p:properties xmlns:p="http://schemas.microsoft.com/office/2006/metadata/properties" xmlns:xsi="http://www.w3.org/2001/XMLSchema-instance" xmlns:pc="http://schemas.microsoft.com/office/infopath/2007/PartnerControls">
+  <documentManagement>
+    <Use xmlns="d598189d-5e7f-4257-b434-a18cd152a466" xsi:nil="true"/>
+    <Notes xmlns="d598189d-5e7f-4257-b434-a18cd152a466" xsi:nil="true"/>
+    <SharedWithUsers xmlns="1be0cd79-b20d-4c5a-bbde-e8a9c50088cd">
+      <UserInfo>
+        <DisplayName>Courtney Fangue</DisplayName>
+        <AccountId>15</AccountId>
+        <AccountType/>
+      </UserInfo>
+      <UserInfo>
+        <DisplayName>Karen Moore</DisplayName>
+        <AccountId>16</AccountId>
+        <AccountType/>
+      </UserInfo>
+      <UserInfo>
+        <DisplayName>Heidi Broussard</DisplayName>
+        <AccountId>17</AccountId>
+        <AccountType/>
+      </UserInfo>
+    </SharedWithUsers>
+  </documentManagement>
+</p:properties>
 </file>
 
 <file path=customXml/item2.xml><?xml version="1.0" encoding="utf-8"?>
@@ -5919,35 +5957,21 @@
 </file>
 
 <file path=customXml/item3.xml><?xml version="1.0" encoding="utf-8"?>
-<p:properties xmlns:p="http://schemas.microsoft.com/office/2006/metadata/properties" xmlns:xsi="http://www.w3.org/2001/XMLSchema-instance" xmlns:pc="http://schemas.microsoft.com/office/infopath/2007/PartnerControls">
-  <documentManagement>
-    <Use xmlns="d598189d-5e7f-4257-b434-a18cd152a466" xsi:nil="true"/>
-    <Notes xmlns="d598189d-5e7f-4257-b434-a18cd152a466" xsi:nil="true"/>
-    <SharedWithUsers xmlns="1be0cd79-b20d-4c5a-bbde-e8a9c50088cd">
-      <UserInfo>
-        <DisplayName>Courtney Fangue</DisplayName>
-        <AccountId>15</AccountId>
-        <AccountType/>
-      </UserInfo>
-      <UserInfo>
-        <DisplayName>Karen Moore</DisplayName>
-        <AccountId>16</AccountId>
-        <AccountType/>
-      </UserInfo>
-      <UserInfo>
-        <DisplayName>Heidi Broussard</DisplayName>
-        <AccountId>17</AccountId>
-        <AccountType/>
-      </UserInfo>
-    </SharedWithUsers>
-  </documentManagement>
-</p:properties>
+<?mso-contentType ?>
+<FormTemplates xmlns="http://schemas.microsoft.com/sharepoint/v3/contenttype/forms">
+  <Display>DocumentLibraryForm</Display>
+  <Edit>DocumentLibraryForm</Edit>
+  <New>DocumentLibraryForm</New>
+</FormTemplates>
 </file>
 
 <file path=customXml/itemProps1.xml><?xml version="1.0" encoding="utf-8"?>
-<ds:datastoreItem xmlns:ds="http://schemas.openxmlformats.org/officeDocument/2006/customXml" ds:itemID="{EE96830A-08F8-4BF7-9702-00F53B4F7FB4}">
+<ds:datastoreItem xmlns:ds="http://schemas.openxmlformats.org/officeDocument/2006/customXml" ds:itemID="{99FF8242-58E7-41D7-BB00-92C555CA4AB3}">
   <ds:schemaRefs>
-    <ds:schemaRef ds:uri="http://schemas.microsoft.com/sharepoint/v3/contenttype/forms"/>
+    <ds:schemaRef ds:uri="http://schemas.microsoft.com/office/2006/metadata/properties"/>
+    <ds:schemaRef ds:uri="http://schemas.microsoft.com/office/infopath/2007/PartnerControls"/>
+    <ds:schemaRef ds:uri="d598189d-5e7f-4257-b434-a18cd152a466"/>
+    <ds:schemaRef ds:uri="1be0cd79-b20d-4c5a-bbde-e8a9c50088cd"/>
   </ds:schemaRefs>
 </ds:datastoreItem>
 </file>
@@ -5972,12 +5996,9 @@
 </file>
 
 <file path=customXml/itemProps3.xml><?xml version="1.0" encoding="utf-8"?>
-<ds:datastoreItem xmlns:ds="http://schemas.openxmlformats.org/officeDocument/2006/customXml" ds:itemID="{99FF8242-58E7-41D7-BB00-92C555CA4AB3}">
+<ds:datastoreItem xmlns:ds="http://schemas.openxmlformats.org/officeDocument/2006/customXml" ds:itemID="{EE96830A-08F8-4BF7-9702-00F53B4F7FB4}">
   <ds:schemaRefs>
-    <ds:schemaRef ds:uri="http://schemas.microsoft.com/office/2006/metadata/properties"/>
-    <ds:schemaRef ds:uri="http://schemas.microsoft.com/office/infopath/2007/PartnerControls"/>
-    <ds:schemaRef ds:uri="d598189d-5e7f-4257-b434-a18cd152a466"/>
-    <ds:schemaRef ds:uri="1be0cd79-b20d-4c5a-bbde-e8a9c50088cd"/>
+    <ds:schemaRef ds:uri="http://schemas.microsoft.com/sharepoint/v3/contenttype/forms"/>
   </ds:schemaRefs>
 </ds:datastoreItem>
 </file>
--- a/templates/docx_templates/curriculum_design_build_master.docx
+++ b/templates/docx_templates/curriculum_design_build_master.docx
@@ -4,123 +4,117 @@
   <w:body>
     <w:p>
       <w:pPr>
-        <w:pStyle w:val="Heading1DesignBuild"/>
-      </w:pPr>
-      <w:r>
-        <w:t>Overview</w:t>
-      </w:r>
-    </w:p>
-    <w:p>
-      <w:pPr>
-        <w:spacing w:after="160"/>
-        <w:rPr>
-          <w:rFonts w:eastAsia="Georgia" w:cs="Georgia"/>
-          <w:color w:val="000000" w:themeColor="text1"/>
-        </w:rPr>
-      </w:pPr>
-      <w:r>
-        <w:rPr>
-          <w:rFonts w:eastAsia="Georgia" w:cs="Georgia"/>
-          <w:color w:val="000000" w:themeColor="text1"/>
-        </w:rPr>
-        <w:t xml:space="preserve">Star Academy is a school-within-a-school that ensures success for at-risk students and disengaged learners. This program is designed to meet the needs of the district. Courses in each of the core content areas have been designed </w:t>
-      </w:r>
-      <w:r>
-        <w:rPr>
-          <w:rFonts w:eastAsia="Georgia" w:cs="Georgia"/>
-          <w:color w:val="000000" w:themeColor="text1"/>
-        </w:rPr>
-        <w:t xml:space="preserve">based on district curriculum information </w:t>
-      </w:r>
-      <w:r>
-        <w:rPr>
-          <w:rFonts w:eastAsia="Georgia" w:cs="Georgia"/>
-          <w:color w:val="000000" w:themeColor="text1"/>
-        </w:rPr>
-        <w:t>and</w:t>
-      </w:r>
-      <w:r>
-        <w:rPr>
-          <w:rFonts w:eastAsia="Georgia" w:cs="Georgia"/>
-          <w:color w:val="000000" w:themeColor="text1"/>
-        </w:rPr>
-        <w:t xml:space="preserve"> in partnership with the district. Star Academy’s unique implementation effectively reengages students through a progression of instruction that</w:t>
-      </w:r>
-      <w:r>
-        <w:rPr>
-          <w:rFonts w:eastAsia="Georgia" w:cs="Georgia"/>
-          <w:color w:val="000000" w:themeColor="text1"/>
-        </w:rPr>
-        <w:t xml:space="preserve"> incorporates hands-on learning, individualized instruction, collaborative learning, team-based instruction, and real-world career connections.</w:t>
-      </w:r>
-    </w:p>
-    <w:p>
-      <w:pPr>
-        <w:spacing w:after="160"/>
-        <w:rPr>
-          <w:rFonts w:eastAsia="Georgia" w:cs="Georgia"/>
-          <w:color w:val="000000" w:themeColor="text1"/>
-        </w:rPr>
-      </w:pPr>
-      <w:r>
-        <w:rPr>
-          <w:rFonts w:eastAsia="Georgia" w:cs="Georgia"/>
-          <w:color w:val="000000" w:themeColor="text1"/>
-        </w:rPr>
-        <w:t>In addition, the program promotes a safe and healthy school climate. Students achieve academic success, develop leadership and communication skills, and ultimately experience a positive change in attitude toward themselves and their future.</w:t>
-      </w:r>
-    </w:p>
-    <w:p>
-      <w:pPr>
-        <w:spacing w:after="160"/>
-        <w:rPr>
-          <w:rFonts w:eastAsia="Georgia" w:cs="Georgia"/>
-          <w:color w:val="000000" w:themeColor="text1"/>
-        </w:rPr>
-      </w:pPr>
-      <w:r>
-        <w:rPr>
-          <w:rFonts w:eastAsia="Georgia" w:cs="Georgia"/>
-          <w:color w:val="000000" w:themeColor="text1"/>
-        </w:rPr>
-        <w:t>The expected outcomes of participating in a Star Academy program are improving academics, attendance habits, and behavior.</w:t>
-      </w:r>
-    </w:p>
-    <w:p>
-      <w:pPr>
-        <w:spacing w:after="160"/>
-        <w:rPr>
-          <w:rFonts w:eastAsia="Georgia" w:cs="Georgia"/>
+        <w:pStyle w:val="Title"/>
+        <w:spacing w:after="240"/>
+        <w:rPr>
+          <w:rFonts w:ascii="Georgia" w:hAnsi="Georgia"/>
           <w:b/>
           <w:bCs/>
-          <w:color w:val="000000" w:themeColor="text1"/>
-        </w:rPr>
-      </w:pPr>
-      <w:r>
-        <w:rPr>
-          <w:rFonts w:eastAsia="Georgia" w:cs="Georgia"/>
+          <w:i/>
+          <w:iCs/>
+        </w:rPr>
+      </w:pPr>
+      <w:r>
+        <w:rPr>
+          <w:rFonts w:ascii="Georgia" w:hAnsi="Georgia"/>
           <w:b/>
           <w:bCs/>
-          <w:color w:val="000000" w:themeColor="text1"/>
-        </w:rPr>
+          <w:i/>
+          <w:iCs/>
+        </w:rPr>
+        <w:t>Overview</w:t>
+      </w:r>
+    </w:p>
+    <w:p>
+      <w:pPr>
+        <w:spacing w:after="160"/>
+        <w:jc w:val="both"/>
+        <w:rPr>
+          <w:rFonts w:eastAsia="Georgia" w:cs="Georgia"/>
+          <w:color w:val="000000" w:themeColor="text1"/>
+        </w:rPr>
+      </w:pPr>
+      <w:r>
+        <w:rPr>
+          <w:rFonts w:eastAsia="Georgia" w:cs="Georgia"/>
+          <w:color w:val="000000" w:themeColor="text1"/>
+        </w:rPr>
+        <w:t xml:space="preserve">Star Academy is a school-within-a-school that ensures success for at-risk students and disengaged learners. This program is designed to meet the needs of the district. Courses in each of the core content areas have been designed </w:t>
+      </w:r>
+      <w:r>
+        <w:rPr>
+          <w:rFonts w:eastAsia="Georgia" w:cs="Georgia"/>
+          <w:color w:val="000000" w:themeColor="text1"/>
+        </w:rPr>
+        <w:t xml:space="preserve">based on district curriculum information </w:t>
+      </w:r>
+      <w:r>
+        <w:rPr>
+          <w:rFonts w:eastAsia="Georgia" w:cs="Georgia"/>
+          <w:color w:val="000000" w:themeColor="text1"/>
+        </w:rPr>
+        <w:t>and</w:t>
+      </w:r>
+      <w:r>
+        <w:rPr>
+          <w:rFonts w:eastAsia="Georgia" w:cs="Georgia"/>
+          <w:color w:val="000000" w:themeColor="text1"/>
+        </w:rPr>
+        <w:t xml:space="preserve"> in partnership with the district. Star Academy’s unique implementation effectively reengages students through a progression of instruction that</w:t>
+      </w:r>
+      <w:r>
+        <w:rPr>
+          <w:rFonts w:eastAsia="Georgia" w:cs="Georgia"/>
+          <w:color w:val="000000" w:themeColor="text1"/>
+        </w:rPr>
+        <w:t xml:space="preserve"> incorporates hands-on learning, individualized instruction, collaborative learning, team-based instruction, and real-world career connections.</w:t>
+      </w:r>
+    </w:p>
+    <w:p>
+      <w:pPr>
+        <w:spacing w:after="160"/>
+        <w:jc w:val="both"/>
+        <w:rPr>
+          <w:rFonts w:eastAsia="Georgia" w:cs="Georgia"/>
+          <w:color w:val="000000" w:themeColor="text1"/>
+        </w:rPr>
+      </w:pPr>
+      <w:r>
+        <w:rPr>
+          <w:rFonts w:eastAsia="Georgia" w:cs="Georgia"/>
+          <w:color w:val="000000" w:themeColor="text1"/>
+        </w:rPr>
+        <w:t>In addition, the program promotes a safe and healthy school climate. Students achieve academic success, develop leadership and communication skills, and ultimately experience a positive change in attitude toward themselves and their future.</w:t>
+      </w:r>
+    </w:p>
+    <w:p>
+      <w:pPr>
+        <w:spacing w:after="160"/>
+        <w:jc w:val="both"/>
+        <w:rPr>
+          <w:rFonts w:eastAsia="Georgia" w:cs="Georgia"/>
+          <w:color w:val="000000" w:themeColor="text1"/>
+        </w:rPr>
+      </w:pPr>
+      <w:r>
+        <w:rPr>
+          <w:rFonts w:eastAsia="Georgia" w:cs="Georgia"/>
+          <w:color w:val="000000" w:themeColor="text1"/>
+        </w:rPr>
+        <w:t>The expected outcomes of participating in a Star Academy program are improving academics, attendance habits, and behavior.</w:t>
+      </w:r>
+    </w:p>
+    <w:p>
+      <w:pPr>
+        <w:pStyle w:val="Heading2DesignBuild"/>
+      </w:pPr>
+      <w:r>
         <w:t>Star Academy</w:t>
       </w:r>
       <w:r>
-        <w:rPr>
-          <w:rFonts w:eastAsia="Georgia" w:cs="Georgia"/>
-          <w:b/>
-          <w:bCs/>
-          <w:color w:val="000000" w:themeColor="text1"/>
-        </w:rPr>
         <w:t xml:space="preserve"> Design</w:t>
       </w:r>
       <w:r>
-        <w:rPr>
-          <w:rFonts w:eastAsia="Georgia" w:cs="Georgia"/>
-          <w:b/>
-          <w:bCs/>
-          <w:color w:val="000000" w:themeColor="text1"/>
-        </w:rPr>
         <w:t xml:space="preserve"> Details</w:t>
       </w:r>
     </w:p>
@@ -338,6 +332,7 @@
           <w:numId w:val="8"/>
         </w:numPr>
         <w:spacing w:after="160"/>
+        <w:jc w:val="both"/>
       </w:pPr>
       <w:r>
         <w:rPr>
@@ -364,6 +359,7 @@
           <w:numId w:val="8"/>
         </w:numPr>
         <w:spacing w:after="160"/>
+        <w:jc w:val="both"/>
         <w:rPr>
           <w:rFonts w:eastAsia="Georgia" w:cs="Georgia"/>
           <w:color w:val="000000" w:themeColor="text1"/>
@@ -401,6 +397,7 @@
           <w:numId w:val="8"/>
         </w:numPr>
         <w:spacing w:after="160"/>
+        <w:jc w:val="both"/>
         <w:rPr>
           <w:rFonts w:eastAsia="Georgia" w:cs="Georgia"/>
           <w:color w:val="000000" w:themeColor="text1"/>
@@ -568,17 +565,32 @@
     <w:p>
       <w:pPr>
         <w:spacing w:after="160"/>
-        <w:rPr>
-          <w:rFonts w:eastAsia="Georgia" w:cs="Georgia"/>
-          <w:color w:val="000000" w:themeColor="text1"/>
-        </w:rPr>
-      </w:pPr>
-      <w:r>
-        <w:rPr>
-          <w:rFonts w:eastAsia="Georgia" w:cs="Georgia"/>
-          <w:color w:val="000000" w:themeColor="text1"/>
-        </w:rPr>
-        <w:t>*Standards-based courses have been developed for the</w:t>
+        <w:jc w:val="both"/>
+        <w:rPr>
+          <w:rFonts w:eastAsia="Georgia" w:cs="Georgia"/>
+          <w:color w:val="000000" w:themeColor="text1"/>
+        </w:rPr>
+      </w:pPr>
+      <w:r>
+        <w:rPr>
+          <w:rFonts w:eastAsia="Georgia" w:cs="Georgia"/>
+          <w:color w:val="000000" w:themeColor="text1"/>
+        </w:rPr>
+        <w:t>*Standards</w:t>
+      </w:r>
+      <w:r>
+        <w:rPr>
+          <w:rFonts w:eastAsia="Georgia" w:cs="Georgia"/>
+          <w:color w:val="000000" w:themeColor="text1"/>
+        </w:rPr>
+        <w:t>-</w:t>
+      </w:r>
+      <w:r>
+        <w:rPr>
+          <w:rFonts w:eastAsia="Georgia" w:cs="Georgia"/>
+          <w:color w:val="000000" w:themeColor="text1"/>
+        </w:rPr>
+        <w:t>based courses have been developed for the</w:t>
       </w:r>
       <w:r>
         <w:rPr>
@@ -613,46 +625,40 @@
           <w:rFonts w:eastAsia="Georgia" w:cs="Georgia"/>
           <w:color w:val="000000" w:themeColor="text1"/>
         </w:rPr>
-        <w:t xml:space="preserve">The </w:t>
-      </w:r>
+        <w:t xml:space="preserve">The district will provide </w:t>
+      </w:r>
+      <w:proofErr w:type="gramStart"/>
+      <w:r>
+        <w:rPr>
+          <w:rFonts w:eastAsia="Georgia" w:cs="Georgia"/>
+          <w:color w:val="000000" w:themeColor="text1"/>
+        </w:rPr>
+        <w:t>curriculum</w:t>
+      </w:r>
+      <w:proofErr w:type="gramEnd"/>
+      <w:r>
+        <w:rPr>
+          <w:rFonts w:eastAsia="Georgia" w:cs="Georgia"/>
+          <w:color w:val="000000" w:themeColor="text1"/>
+        </w:rPr>
+        <w:t xml:space="preserve"> for all standards not covered by the provided curriculum.</w:t>
+      </w:r>
+    </w:p>
+    <w:p>
+      <w:pPr>
+        <w:spacing w:after="160"/>
+        <w:jc w:val="both"/>
+        <w:rPr>
+          <w:rFonts w:eastAsia="Georgia" w:cs="Georgia"/>
+          <w:color w:val="000000" w:themeColor="text1"/>
+        </w:rPr>
+      </w:pPr>
       <w:r>
         <w:rPr>
           <w:rFonts w:eastAsia="Georgia" w:cs="Georgia"/>
           <w:color w:val="000000" w:themeColor="text1"/>
         </w:rPr>
         <w:lastRenderedPageBreak/>
-        <w:t xml:space="preserve">district will provide </w:t>
-      </w:r>
-      <w:proofErr w:type="gramStart"/>
-      <w:r>
-        <w:rPr>
-          <w:rFonts w:eastAsia="Georgia" w:cs="Georgia"/>
-          <w:color w:val="000000" w:themeColor="text1"/>
-        </w:rPr>
-        <w:t>curriculum</w:t>
-      </w:r>
-      <w:proofErr w:type="gramEnd"/>
-      <w:r>
-        <w:rPr>
-          <w:rFonts w:eastAsia="Georgia" w:cs="Georgia"/>
-          <w:color w:val="000000" w:themeColor="text1"/>
-        </w:rPr>
-        <w:t xml:space="preserve"> for all standards not covered by the provided curriculum.</w:t>
-      </w:r>
-    </w:p>
-    <w:p>
-      <w:pPr>
-        <w:spacing w:after="160"/>
-        <w:rPr>
-          <w:rFonts w:eastAsia="Georgia" w:cs="Georgia"/>
-          <w:color w:val="000000" w:themeColor="text1"/>
-        </w:rPr>
-      </w:pPr>
-      <w:r>
-        <w:rPr>
-          <w:rFonts w:eastAsia="Georgia" w:cs="Georgia"/>
-          <w:color w:val="000000" w:themeColor="text1"/>
-        </w:rPr>
         <w:t xml:space="preserve">**Some module activities require the initial purchase of perishable supplies. These supplies are the responsibility of </w:t>
       </w:r>
       <w:r>
@@ -709,21 +715,9 @@
     </w:p>
     <w:p>
       <w:pPr>
-        <w:spacing w:after="160"/>
-        <w:rPr>
-          <w:rFonts w:eastAsia="Georgia" w:cs="Georgia"/>
-          <w:b/>
-          <w:bCs/>
-          <w:color w:val="000000" w:themeColor="text1"/>
-        </w:rPr>
-      </w:pPr>
-      <w:r>
-        <w:rPr>
-          <w:rFonts w:eastAsia="Georgia" w:cs="Georgia"/>
-          <w:b/>
-          <w:bCs/>
-          <w:color w:val="000000" w:themeColor="text1"/>
-        </w:rPr>
+        <w:pStyle w:val="Heading1DesignBuild"/>
+      </w:pPr>
+      <w:r>
         <w:t>Essential Star Academy Program Elements</w:t>
       </w:r>
     </w:p>
@@ -1092,21 +1086,9 @@
     </w:p>
     <w:p>
       <w:pPr>
-        <w:spacing w:after="160"/>
-        <w:rPr>
-          <w:rFonts w:eastAsia="Georgia" w:cs="Georgia"/>
-          <w:b/>
-          <w:bCs/>
-          <w:color w:val="000000" w:themeColor="text1"/>
-        </w:rPr>
-      </w:pPr>
-      <w:r>
-        <w:rPr>
-          <w:rFonts w:eastAsia="Georgia" w:cs="Georgia"/>
-          <w:b/>
-          <w:bCs/>
-          <w:color w:val="000000" w:themeColor="text1"/>
-        </w:rPr>
+        <w:pStyle w:val="Heading2DesignBuild"/>
+      </w:pPr>
+      <w:r>
         <w:t>Star Academy Student Profile</w:t>
       </w:r>
     </w:p>
@@ -1127,222 +1109,202 @@
     </w:p>
     <w:p>
       <w:pPr>
-        <w:ind w:firstLine="720"/>
-        <w:rPr>
-          <w:rFonts w:eastAsia="Georgia" w:cs="Georgia"/>
-          <w:color w:val="000000" w:themeColor="text1"/>
-        </w:rPr>
-      </w:pPr>
-      <w:r>
-        <w:rPr>
-          <w:rFonts w:eastAsia="Georgia" w:cs="Georgia"/>
-          <w:color w:val="000000" w:themeColor="text1"/>
-        </w:rPr>
-        <w:t xml:space="preserve">• Are academically eligible for the grade they will be entering </w:t>
-      </w:r>
-    </w:p>
-    <w:p>
-      <w:pPr>
-        <w:ind w:left="720"/>
-        <w:rPr>
-          <w:rFonts w:eastAsia="Georgia" w:cs="Georgia"/>
-          <w:color w:val="000000" w:themeColor="text1"/>
-        </w:rPr>
-      </w:pPr>
-      <w:r>
-        <w:rPr>
-          <w:rFonts w:eastAsia="Georgia" w:cs="Georgia"/>
-          <w:color w:val="000000" w:themeColor="text1"/>
-        </w:rPr>
-        <w:t xml:space="preserve">• Have repeated one or two grade levels </w:t>
-      </w:r>
-    </w:p>
-    <w:p>
-      <w:pPr>
-        <w:ind w:left="900" w:hanging="180"/>
-        <w:rPr>
-          <w:rFonts w:eastAsia="Georgia" w:cs="Georgia"/>
-          <w:color w:val="000000" w:themeColor="text1"/>
-        </w:rPr>
-      </w:pPr>
-      <w:r>
-        <w:rPr>
-          <w:rFonts w:eastAsia="Georgia" w:cs="Georgia"/>
-          <w:color w:val="000000" w:themeColor="text1"/>
-        </w:rPr>
-        <w:t xml:space="preserve">• Struggle in traditional settings and would benefit from a non-traditional hands-on experience </w:t>
-      </w:r>
-    </w:p>
-    <w:p>
-      <w:pPr>
-        <w:ind w:left="720"/>
-        <w:rPr>
-          <w:rFonts w:eastAsia="Georgia" w:cs="Georgia"/>
-          <w:color w:val="000000" w:themeColor="text1"/>
-        </w:rPr>
-      </w:pPr>
-      <w:r>
-        <w:rPr>
-          <w:rFonts w:eastAsia="Georgia" w:cs="Georgia"/>
-          <w:color w:val="000000" w:themeColor="text1"/>
-        </w:rPr>
-        <w:t xml:space="preserve">• Have a reading level of at 5th grade or equivalent </w:t>
-      </w:r>
-    </w:p>
-    <w:p>
-      <w:pPr>
-        <w:ind w:left="720"/>
-        <w:rPr>
-          <w:rFonts w:eastAsia="Georgia" w:cs="Georgia"/>
-          <w:color w:val="000000" w:themeColor="text1"/>
-        </w:rPr>
-      </w:pPr>
-      <w:r>
-        <w:rPr>
-          <w:rFonts w:eastAsia="Georgia" w:cs="Georgia"/>
-          <w:color w:val="000000" w:themeColor="text1"/>
-        </w:rPr>
-        <w:t xml:space="preserve">• Can work independently and with peers </w:t>
-      </w:r>
-    </w:p>
-    <w:p>
-      <w:pPr>
-        <w:ind w:left="720"/>
-        <w:rPr>
-          <w:rFonts w:eastAsia="Georgia" w:cs="Georgia"/>
-          <w:color w:val="000000" w:themeColor="text1"/>
-        </w:rPr>
-      </w:pPr>
-      <w:r>
-        <w:rPr>
-          <w:rFonts w:eastAsia="Georgia" w:cs="Georgia"/>
-          <w:color w:val="000000" w:themeColor="text1"/>
-        </w:rPr>
-        <w:t xml:space="preserve">• Have not had chronic disciplinary issues </w:t>
-      </w:r>
-    </w:p>
-    <w:p>
-      <w:pPr>
-        <w:ind w:left="720"/>
-        <w:rPr>
-          <w:rFonts w:eastAsia="Georgia" w:cs="Georgia"/>
-          <w:color w:val="000000" w:themeColor="text1"/>
-        </w:rPr>
-      </w:pPr>
-      <w:r>
-        <w:rPr>
-          <w:rFonts w:eastAsia="Georgia" w:cs="Georgia"/>
-          <w:color w:val="000000" w:themeColor="text1"/>
-        </w:rPr>
-        <w:t>• Have fewer than 25 unexcused absences in the previous year</w:t>
-      </w:r>
-    </w:p>
-    <w:p>
-      <w:pPr>
-        <w:spacing w:after="160"/>
-        <w:rPr>
-          <w:rFonts w:eastAsia="Georgia" w:cs="Georgia"/>
-          <w:color w:val="000000" w:themeColor="text1"/>
-        </w:rPr>
-      </w:pPr>
-    </w:p>
-    <w:p>
-      <w:pPr>
-        <w:spacing w:after="160"/>
-        <w:rPr>
-          <w:rFonts w:eastAsia="Georgia" w:cs="Georgia"/>
-          <w:b/>
-          <w:bCs/>
-          <w:color w:val="000000" w:themeColor="text1"/>
-        </w:rPr>
-      </w:pPr>
-    </w:p>
-    <w:p>
-      <w:pPr>
-        <w:spacing w:after="160"/>
-        <w:rPr>
-          <w:rFonts w:eastAsia="Georgia" w:cs="Georgia"/>
-          <w:b/>
-          <w:bCs/>
-          <w:color w:val="000000" w:themeColor="text1"/>
-        </w:rPr>
-      </w:pPr>
-      <w:r>
-        <w:rPr>
-          <w:rFonts w:eastAsia="Georgia" w:cs="Georgia"/>
-          <w:b/>
-          <w:bCs/>
-          <w:color w:val="000000" w:themeColor="text1"/>
-        </w:rPr>
+        <w:rPr>
+          <w:rFonts w:eastAsia="Georgia" w:cs="Georgia"/>
+          <w:color w:val="000000" w:themeColor="text1"/>
+        </w:rPr>
+      </w:pPr>
+    </w:p>
+    <w:p>
+      <w:pPr>
+        <w:pStyle w:val="ListParagraph"/>
+        <w:numPr>
+          <w:ilvl w:val="0"/>
+          <w:numId w:val="9"/>
+        </w:numPr>
+        <w:jc w:val="both"/>
+        <w:rPr>
+          <w:rFonts w:eastAsia="Georgia" w:cs="Georgia"/>
+          <w:color w:val="000000" w:themeColor="text1"/>
+        </w:rPr>
+      </w:pPr>
+      <w:r>
+        <w:rPr>
+          <w:rFonts w:eastAsia="Georgia" w:cs="Georgia"/>
+          <w:color w:val="000000" w:themeColor="text1"/>
+        </w:rPr>
+        <w:t xml:space="preserve">Are academically eligible for the grade they will be entering </w:t>
+      </w:r>
+    </w:p>
+    <w:p>
+      <w:pPr>
+        <w:pStyle w:val="ListParagraph"/>
+        <w:numPr>
+          <w:ilvl w:val="0"/>
+          <w:numId w:val="9"/>
+        </w:numPr>
+        <w:jc w:val="both"/>
+        <w:rPr>
+          <w:rFonts w:eastAsia="Georgia" w:cs="Georgia"/>
+          <w:color w:val="000000" w:themeColor="text1"/>
+        </w:rPr>
+      </w:pPr>
+      <w:r>
+        <w:rPr>
+          <w:rFonts w:eastAsia="Georgia" w:cs="Georgia"/>
+          <w:color w:val="000000" w:themeColor="text1"/>
+        </w:rPr>
+        <w:t xml:space="preserve">Have repeated one or two grade levels </w:t>
+      </w:r>
+    </w:p>
+    <w:p>
+      <w:pPr>
+        <w:pStyle w:val="ListParagraph"/>
+        <w:numPr>
+          <w:ilvl w:val="0"/>
+          <w:numId w:val="9"/>
+        </w:numPr>
+        <w:jc w:val="both"/>
+        <w:rPr>
+          <w:rFonts w:eastAsia="Georgia" w:cs="Georgia"/>
+          <w:color w:val="000000" w:themeColor="text1"/>
+        </w:rPr>
+      </w:pPr>
+      <w:r>
+        <w:rPr>
+          <w:rFonts w:eastAsia="Georgia" w:cs="Georgia"/>
+          <w:color w:val="000000" w:themeColor="text1"/>
+        </w:rPr>
+        <w:t xml:space="preserve">Struggle in traditional settings and would benefit from a non-traditional hands-on experience </w:t>
+      </w:r>
+    </w:p>
+    <w:p>
+      <w:pPr>
+        <w:pStyle w:val="ListParagraph"/>
+        <w:numPr>
+          <w:ilvl w:val="0"/>
+          <w:numId w:val="9"/>
+        </w:numPr>
+        <w:jc w:val="both"/>
+        <w:rPr>
+          <w:rFonts w:eastAsia="Georgia" w:cs="Georgia"/>
+          <w:color w:val="000000" w:themeColor="text1"/>
+        </w:rPr>
+      </w:pPr>
+      <w:r>
+        <w:rPr>
+          <w:rFonts w:eastAsia="Georgia" w:cs="Georgia"/>
+          <w:color w:val="000000" w:themeColor="text1"/>
+        </w:rPr>
+        <w:t xml:space="preserve">Have a reading level of at 5th grade or equivalent </w:t>
+      </w:r>
+    </w:p>
+    <w:p>
+      <w:pPr>
+        <w:pStyle w:val="ListParagraph"/>
+        <w:numPr>
+          <w:ilvl w:val="0"/>
+          <w:numId w:val="9"/>
+        </w:numPr>
+        <w:jc w:val="both"/>
+        <w:rPr>
+          <w:rFonts w:eastAsia="Georgia" w:cs="Georgia"/>
+          <w:color w:val="000000" w:themeColor="text1"/>
+        </w:rPr>
+      </w:pPr>
+      <w:r>
+        <w:rPr>
+          <w:rFonts w:eastAsia="Georgia" w:cs="Georgia"/>
+          <w:color w:val="000000" w:themeColor="text1"/>
+        </w:rPr>
+        <w:t xml:space="preserve">Can work independently and with peers </w:t>
+      </w:r>
+    </w:p>
+    <w:p>
+      <w:pPr>
+        <w:pStyle w:val="ListParagraph"/>
+        <w:numPr>
+          <w:ilvl w:val="0"/>
+          <w:numId w:val="9"/>
+        </w:numPr>
+        <w:jc w:val="both"/>
+        <w:rPr>
+          <w:rFonts w:eastAsia="Georgia" w:cs="Georgia"/>
+          <w:color w:val="000000" w:themeColor="text1"/>
+        </w:rPr>
+      </w:pPr>
+      <w:r>
+        <w:rPr>
+          <w:rFonts w:eastAsia="Georgia" w:cs="Georgia"/>
+          <w:color w:val="000000" w:themeColor="text1"/>
+        </w:rPr>
+        <w:t xml:space="preserve">Have not had chronic disciplinary issues </w:t>
+      </w:r>
+    </w:p>
+    <w:p>
+      <w:pPr>
+        <w:pStyle w:val="ListParagraph"/>
+        <w:numPr>
+          <w:ilvl w:val="0"/>
+          <w:numId w:val="9"/>
+        </w:numPr>
+        <w:jc w:val="both"/>
+        <w:rPr>
+          <w:rFonts w:eastAsia="Georgia" w:cs="Georgia"/>
+          <w:color w:val="000000" w:themeColor="text1"/>
+        </w:rPr>
+      </w:pPr>
+      <w:r>
+        <w:rPr>
+          <w:rFonts w:eastAsia="Georgia" w:cs="Georgia"/>
+          <w:color w:val="000000" w:themeColor="text1"/>
+        </w:rPr>
+        <w:t>Have fewer than 25 unexcused absences in the previous year</w:t>
+      </w:r>
+    </w:p>
+    <w:p>
+      <w:pPr>
+        <w:pStyle w:val="Heading2DesignBuild"/>
+      </w:pPr>
+      <w:r>
         <w:t>Star Academy Teacher-Facilitator Profile</w:t>
       </w:r>
     </w:p>
     <w:p>
       <w:pPr>
-        <w:rPr>
-          <w:rFonts w:eastAsia="Georgia" w:cs="Georgia"/>
-          <w:color w:val="000000" w:themeColor="text1"/>
-        </w:rPr>
-      </w:pPr>
-      <w:r>
+        <w:jc w:val="both"/>
         <w:rPr>
           <w:rStyle w:val="normaltextrun"/>
           <w:rFonts w:ascii="Georgia" w:eastAsia="Georgia" w:hAnsi="Georgia" w:cs="Georgia"/>
           <w:color w:val="000000" w:themeColor="text1"/>
         </w:rPr>
-        <w:t xml:space="preserve">The Star Academy teacher-facilitator role emphasizes teacher-student interaction navigating away from a traditional lecture setting. Successful teacher-facilitators create </w:t>
-      </w:r>
+      </w:pPr>
       <w:r>
         <w:rPr>
           <w:rStyle w:val="normaltextrun"/>
           <w:rFonts w:ascii="Georgia" w:eastAsia="Georgia" w:hAnsi="Georgia" w:cs="Georgia"/>
           <w:color w:val="000000" w:themeColor="text1"/>
         </w:rPr>
-        <w:lastRenderedPageBreak/>
-        <w:t xml:space="preserve">successful Star Academy students. The teacher-facilitator has many responsibilities within the Star Academy environment: </w:t>
-      </w:r>
-    </w:p>
-    <w:p>
-      <w:pPr>
-        <w:ind w:firstLine="720"/>
-        <w:rPr>
-          <w:rFonts w:eastAsia="Georgia" w:cs="Georgia"/>
-          <w:color w:val="000000" w:themeColor="text1"/>
-        </w:rPr>
-      </w:pPr>
-      <w:r>
+        <w:t xml:space="preserve">The Star Academy teacher-facilitator role emphasizes teacher-student interaction navigating away from a traditional lecture setting. Successful teacher-facilitators create successful Star Academy students. </w:t>
+      </w:r>
+    </w:p>
+    <w:p>
+      <w:pPr>
         <w:rPr>
           <w:rStyle w:val="normaltextrun"/>
           <w:rFonts w:ascii="Georgia" w:eastAsia="Georgia" w:hAnsi="Georgia" w:cs="Georgia"/>
           <w:color w:val="000000" w:themeColor="text1"/>
         </w:rPr>
-        <w:t xml:space="preserve">• Provide academic and interpersonal support to students </w:t>
-      </w:r>
-    </w:p>
-    <w:p>
-      <w:pPr>
-        <w:ind w:firstLine="720"/>
-        <w:rPr>
-          <w:rFonts w:eastAsia="Georgia" w:cs="Georgia"/>
-          <w:color w:val="000000" w:themeColor="text1"/>
-        </w:rPr>
-      </w:pPr>
-      <w:r>
+      </w:pPr>
+    </w:p>
+    <w:p>
+      <w:pPr>
+        <w:keepNext/>
         <w:rPr>
           <w:rStyle w:val="normaltextrun"/>
           <w:rFonts w:ascii="Georgia" w:eastAsia="Georgia" w:hAnsi="Georgia" w:cs="Georgia"/>
           <w:color w:val="000000" w:themeColor="text1"/>
         </w:rPr>
-        <w:t xml:space="preserve">• Facilitate hands-on learning environments </w:t>
-      </w:r>
-    </w:p>
-    <w:p>
-      <w:pPr>
-        <w:ind w:firstLine="720"/>
-        <w:rPr>
-          <w:rFonts w:eastAsia="Georgia" w:cs="Georgia"/>
-          <w:color w:val="000000" w:themeColor="text1"/>
-        </w:rPr>
       </w:pPr>
       <w:r>
         <w:rPr>
@@ -1350,27 +1312,31 @@
           <w:rFonts w:ascii="Georgia" w:eastAsia="Georgia" w:hAnsi="Georgia" w:cs="Georgia"/>
           <w:color w:val="000000" w:themeColor="text1"/>
         </w:rPr>
-        <w:t xml:space="preserve">• Dedicate time outside of the classroom to explore curriculum, materials, and </w:t>
-      </w:r>
-      <w:r>
-        <w:tab/>
-      </w:r>
-      <w:r>
+        <w:lastRenderedPageBreak/>
+        <w:t xml:space="preserve">The teacher-facilitator has many responsibilities within the Star Academy environment: </w:t>
+      </w:r>
+    </w:p>
+    <w:p>
+      <w:pPr>
+        <w:keepNext/>
+        <w:rPr>
+          <w:rFonts w:eastAsia="Georgia" w:cs="Georgia"/>
+          <w:color w:val="000000" w:themeColor="text1"/>
+        </w:rPr>
+      </w:pPr>
+    </w:p>
+    <w:p>
+      <w:pPr>
+        <w:pStyle w:val="ListParagraph"/>
+        <w:numPr>
+          <w:ilvl w:val="0"/>
+          <w:numId w:val="10"/>
+        </w:numPr>
         <w:rPr>
           <w:rStyle w:val="normaltextrun"/>
           <w:rFonts w:ascii="Georgia" w:eastAsia="Georgia" w:hAnsi="Georgia" w:cs="Georgia"/>
           <w:color w:val="000000" w:themeColor="text1"/>
         </w:rPr>
-        <w:t xml:space="preserve">standards documents </w:t>
-      </w:r>
-    </w:p>
-    <w:p>
-      <w:pPr>
-        <w:ind w:firstLine="720"/>
-        <w:rPr>
-          <w:rFonts w:eastAsia="Georgia" w:cs="Georgia"/>
-          <w:color w:val="000000" w:themeColor="text1"/>
-        </w:rPr>
       </w:pPr>
       <w:r>
         <w:rPr>
@@ -1378,33 +1344,21 @@
           <w:rFonts w:ascii="Georgia" w:eastAsia="Georgia" w:hAnsi="Georgia" w:cs="Georgia"/>
           <w:color w:val="000000" w:themeColor="text1"/>
         </w:rPr>
-        <w:t xml:space="preserve">• Manage resources and time </w:t>
-      </w:r>
-    </w:p>
-    <w:p>
-      <w:pPr>
-        <w:ind w:firstLine="720"/>
-        <w:rPr>
-          <w:rFonts w:eastAsia="Georgia" w:cs="Georgia"/>
-          <w:color w:val="000000" w:themeColor="text1"/>
-        </w:rPr>
-      </w:pPr>
-      <w:r>
+        <w:t xml:space="preserve">Provide academic and interpersonal support to students </w:t>
+      </w:r>
+    </w:p>
+    <w:p>
+      <w:pPr>
+        <w:pStyle w:val="ListParagraph"/>
+        <w:numPr>
+          <w:ilvl w:val="0"/>
+          <w:numId w:val="10"/>
+        </w:numPr>
         <w:rPr>
           <w:rStyle w:val="normaltextrun"/>
           <w:rFonts w:ascii="Georgia" w:eastAsia="Georgia" w:hAnsi="Georgia" w:cs="Georgia"/>
           <w:color w:val="000000" w:themeColor="text1"/>
         </w:rPr>
-        <w:t xml:space="preserve">• Attend professional development </w:t>
-      </w:r>
-    </w:p>
-    <w:p>
-      <w:pPr>
-        <w:ind w:firstLine="720"/>
-        <w:rPr>
-          <w:rFonts w:eastAsia="Georgia" w:cs="Georgia"/>
-          <w:color w:val="000000" w:themeColor="text1"/>
-        </w:rPr>
       </w:pPr>
       <w:r>
         <w:rPr>
@@ -1412,33 +1366,22 @@
           <w:rFonts w:ascii="Georgia" w:eastAsia="Georgia" w:hAnsi="Georgia" w:cs="Georgia"/>
           <w:color w:val="000000" w:themeColor="text1"/>
         </w:rPr>
-        <w:t xml:space="preserve">• Teach and grade students </w:t>
-      </w:r>
-    </w:p>
-    <w:p>
-      <w:pPr>
-        <w:ind w:firstLine="720"/>
-        <w:rPr>
-          <w:rFonts w:eastAsia="Georgia" w:cs="Georgia"/>
-          <w:color w:val="000000" w:themeColor="text1"/>
-        </w:rPr>
-      </w:pPr>
-      <w:r>
+        <w:t xml:space="preserve">Facilitate hands-on learning environments </w:t>
+      </w:r>
+    </w:p>
+    <w:p>
+      <w:pPr>
+        <w:pStyle w:val="ListParagraph"/>
+        <w:numPr>
+          <w:ilvl w:val="0"/>
+          <w:numId w:val="10"/>
+        </w:numPr>
+        <w:jc w:val="both"/>
         <w:rPr>
           <w:rStyle w:val="normaltextrun"/>
           <w:rFonts w:ascii="Georgia" w:eastAsia="Georgia" w:hAnsi="Georgia" w:cs="Georgia"/>
           <w:color w:val="000000" w:themeColor="text1"/>
         </w:rPr>
-        <w:t xml:space="preserve">• Work with at-risk students </w:t>
-      </w:r>
-    </w:p>
-    <w:p>
-      <w:pPr>
-        <w:ind w:firstLine="720"/>
-        <w:rPr>
-          <w:rFonts w:eastAsia="Georgia" w:cs="Georgia"/>
-          <w:color w:val="000000" w:themeColor="text1"/>
-        </w:rPr>
       </w:pPr>
       <w:r>
         <w:rPr>
@@ -1446,66 +1389,37 @@
           <w:rFonts w:ascii="Georgia" w:eastAsia="Georgia" w:hAnsi="Georgia" w:cs="Georgia"/>
           <w:color w:val="000000" w:themeColor="text1"/>
         </w:rPr>
-        <w:t>• Work with the Educational Services Specialist (ESS)</w:t>
-      </w:r>
-    </w:p>
-    <w:p>
-      <w:pPr>
-        <w:rPr>
-          <w:rFonts w:eastAsia="Georgia" w:cs="Georgia"/>
-          <w:color w:val="000000" w:themeColor="text1"/>
-        </w:rPr>
-      </w:pPr>
+        <w:t>Dedicate time outside of the classroom to explore curriculum, materials, and</w:t>
+      </w:r>
       <w:r>
         <w:rPr>
           <w:rStyle w:val="normaltextrun"/>
           <w:rFonts w:ascii="Georgia" w:eastAsia="Georgia" w:hAnsi="Georgia" w:cs="Georgia"/>
           <w:color w:val="000000" w:themeColor="text1"/>
         </w:rPr>
-        <w:t xml:space="preserve">REQUIRED SKILLS CRITICALLY IMPORTANT SKILLS </w:t>
-      </w:r>
-    </w:p>
-    <w:p>
-      <w:pPr>
-        <w:ind w:firstLine="720"/>
-        <w:rPr>
-          <w:rFonts w:eastAsia="Georgia" w:cs="Georgia"/>
-          <w:color w:val="000000" w:themeColor="text1"/>
-        </w:rPr>
-      </w:pPr>
+        <w:t xml:space="preserve"> </w:t>
+      </w:r>
       <w:r>
         <w:rPr>
           <w:rStyle w:val="normaltextrun"/>
           <w:rFonts w:ascii="Georgia" w:eastAsia="Georgia" w:hAnsi="Georgia" w:cs="Georgia"/>
           <w:color w:val="000000" w:themeColor="text1"/>
         </w:rPr>
-        <w:t xml:space="preserve">• Shows respect for students and has confidence in all students’ ability to learn </w:t>
-      </w:r>
-    </w:p>
-    <w:p>
-      <w:pPr>
-        <w:ind w:firstLine="720"/>
-        <w:rPr>
-          <w:rFonts w:eastAsia="Georgia" w:cs="Georgia"/>
-          <w:color w:val="000000" w:themeColor="text1"/>
-        </w:rPr>
-      </w:pPr>
-      <w:r>
+        <w:t xml:space="preserve">standards documents </w:t>
+      </w:r>
+    </w:p>
+    <w:p>
+      <w:pPr>
+        <w:pStyle w:val="ListParagraph"/>
+        <w:numPr>
+          <w:ilvl w:val="0"/>
+          <w:numId w:val="10"/>
+        </w:numPr>
         <w:rPr>
           <w:rStyle w:val="normaltextrun"/>
           <w:rFonts w:ascii="Georgia" w:eastAsia="Georgia" w:hAnsi="Georgia" w:cs="Georgia"/>
           <w:color w:val="000000" w:themeColor="text1"/>
         </w:rPr>
-        <w:t xml:space="preserve">• Possesses a willingness to learn and implement a new educational paradigm </w:t>
-      </w:r>
-    </w:p>
-    <w:p>
-      <w:pPr>
-        <w:ind w:firstLine="720"/>
-        <w:rPr>
-          <w:rFonts w:eastAsia="Georgia" w:cs="Georgia"/>
-          <w:color w:val="000000" w:themeColor="text1"/>
-        </w:rPr>
       </w:pPr>
       <w:r>
         <w:rPr>
@@ -1513,33 +1427,21 @@
           <w:rFonts w:ascii="Georgia" w:eastAsia="Georgia" w:hAnsi="Georgia" w:cs="Georgia"/>
           <w:color w:val="000000" w:themeColor="text1"/>
         </w:rPr>
-        <w:t xml:space="preserve">• Displays excellent classroom management capabilities </w:t>
-      </w:r>
-    </w:p>
-    <w:p>
-      <w:pPr>
-        <w:ind w:firstLine="720"/>
-        <w:rPr>
-          <w:rFonts w:eastAsia="Georgia" w:cs="Georgia"/>
-          <w:color w:val="000000" w:themeColor="text1"/>
-        </w:rPr>
-      </w:pPr>
-      <w:r>
+        <w:t xml:space="preserve">Manage resources and time </w:t>
+      </w:r>
+    </w:p>
+    <w:p>
+      <w:pPr>
+        <w:pStyle w:val="ListParagraph"/>
+        <w:numPr>
+          <w:ilvl w:val="0"/>
+          <w:numId w:val="10"/>
+        </w:numPr>
         <w:rPr>
           <w:rStyle w:val="normaltextrun"/>
           <w:rFonts w:ascii="Georgia" w:eastAsia="Georgia" w:hAnsi="Georgia" w:cs="Georgia"/>
           <w:color w:val="000000" w:themeColor="text1"/>
         </w:rPr>
-        <w:t xml:space="preserve">• Views the classroom from a highly organized perspective </w:t>
-      </w:r>
-    </w:p>
-    <w:p>
-      <w:pPr>
-        <w:ind w:firstLine="720"/>
-        <w:rPr>
-          <w:rFonts w:eastAsia="Georgia" w:cs="Georgia"/>
-          <w:color w:val="000000" w:themeColor="text1"/>
-        </w:rPr>
       </w:pPr>
       <w:r>
         <w:rPr>
@@ -1547,33 +1449,21 @@
           <w:rFonts w:ascii="Georgia" w:eastAsia="Georgia" w:hAnsi="Georgia" w:cs="Georgia"/>
           <w:color w:val="000000" w:themeColor="text1"/>
         </w:rPr>
-        <w:t xml:space="preserve">• Possesses proficiency with computer literacy </w:t>
-      </w:r>
-    </w:p>
-    <w:p>
-      <w:pPr>
-        <w:ind w:firstLine="720"/>
-        <w:rPr>
-          <w:rFonts w:eastAsia="Georgia" w:cs="Georgia"/>
-          <w:color w:val="000000" w:themeColor="text1"/>
-        </w:rPr>
-      </w:pPr>
-      <w:r>
+        <w:t xml:space="preserve">Attend professional development </w:t>
+      </w:r>
+    </w:p>
+    <w:p>
+      <w:pPr>
+        <w:pStyle w:val="ListParagraph"/>
+        <w:numPr>
+          <w:ilvl w:val="0"/>
+          <w:numId w:val="10"/>
+        </w:numPr>
         <w:rPr>
           <w:rStyle w:val="normaltextrun"/>
           <w:rFonts w:ascii="Georgia" w:eastAsia="Georgia" w:hAnsi="Georgia" w:cs="Georgia"/>
           <w:color w:val="000000" w:themeColor="text1"/>
         </w:rPr>
-        <w:t xml:space="preserve">• Commits to following a prescribed scope and sequence </w:t>
-      </w:r>
-    </w:p>
-    <w:p>
-      <w:pPr>
-        <w:ind w:firstLine="720"/>
-        <w:rPr>
-          <w:rFonts w:eastAsia="Georgia" w:cs="Georgia"/>
-          <w:color w:val="000000" w:themeColor="text1"/>
-        </w:rPr>
       </w:pPr>
       <w:r>
         <w:rPr>
@@ -1581,39 +1471,38 @@
           <w:rFonts w:ascii="Georgia" w:eastAsia="Georgia" w:hAnsi="Georgia" w:cs="Georgia"/>
           <w:color w:val="000000" w:themeColor="text1"/>
         </w:rPr>
-        <w:t xml:space="preserve">• Values students working individually, in pairs, and in small groups </w:t>
-      </w:r>
-    </w:p>
-    <w:p>
-      <w:pPr>
-        <w:ind w:firstLine="720"/>
-        <w:rPr>
-          <w:rFonts w:eastAsia="Georgia" w:cs="Georgia"/>
-          <w:color w:val="000000" w:themeColor="text1"/>
-        </w:rPr>
-      </w:pPr>
-      <w:r>
+        <w:t xml:space="preserve">Teach and grade students </w:t>
+      </w:r>
+    </w:p>
+    <w:p>
+      <w:pPr>
+        <w:pStyle w:val="ListParagraph"/>
+        <w:numPr>
+          <w:ilvl w:val="0"/>
+          <w:numId w:val="10"/>
+        </w:numPr>
         <w:rPr>
           <w:rStyle w:val="normaltextrun"/>
           <w:rFonts w:ascii="Georgia" w:eastAsia="Georgia" w:hAnsi="Georgia" w:cs="Georgia"/>
           <w:color w:val="000000" w:themeColor="text1"/>
         </w:rPr>
-        <w:t xml:space="preserve">• Displays the ability to provide instruction from a variety of methodologies and </w:t>
-      </w:r>
-      <w:r>
-        <w:tab/>
-      </w:r>
+      </w:pPr>
       <w:r>
         <w:rPr>
           <w:rStyle w:val="normaltextrun"/>
           <w:rFonts w:ascii="Georgia" w:eastAsia="Georgia" w:hAnsi="Georgia" w:cs="Georgia"/>
           <w:color w:val="000000" w:themeColor="text1"/>
         </w:rPr>
-        <w:t xml:space="preserve">instructional materials </w:t>
-      </w:r>
-    </w:p>
-    <w:p>
-      <w:pPr>
+        <w:t xml:space="preserve">Work with at-risk students </w:t>
+      </w:r>
+    </w:p>
+    <w:p>
+      <w:pPr>
+        <w:pStyle w:val="ListParagraph"/>
+        <w:numPr>
+          <w:ilvl w:val="0"/>
+          <w:numId w:val="10"/>
+        </w:numPr>
         <w:rPr>
           <w:rFonts w:eastAsia="Georgia" w:cs="Georgia"/>
           <w:color w:val="000000" w:themeColor="text1"/>
@@ -1625,117 +1514,357 @@
           <w:rFonts w:ascii="Georgia" w:eastAsia="Georgia" w:hAnsi="Georgia" w:cs="Georgia"/>
           <w:color w:val="000000" w:themeColor="text1"/>
         </w:rPr>
-        <w:t xml:space="preserve">IMPORTANT SKILLS </w:t>
-      </w:r>
-    </w:p>
-    <w:p>
-      <w:pPr>
-        <w:ind w:firstLine="720"/>
-        <w:rPr>
-          <w:rFonts w:eastAsia="Georgia" w:cs="Georgia"/>
-          <w:color w:val="000000" w:themeColor="text1"/>
-        </w:rPr>
-      </w:pPr>
-      <w:r>
+        <w:t>Work with the Educational Services Specialist (ESS)</w:t>
+      </w:r>
+    </w:p>
+    <w:p>
+      <w:pPr>
         <w:rPr>
           <w:rStyle w:val="normaltextrun"/>
           <w:rFonts w:ascii="Georgia" w:eastAsia="Georgia" w:hAnsi="Georgia" w:cs="Georgia"/>
           <w:color w:val="000000" w:themeColor="text1"/>
         </w:rPr>
-        <w:t xml:space="preserve">• Possesses subject-area expertise </w:t>
-      </w:r>
-    </w:p>
-    <w:p>
-      <w:pPr>
-        <w:ind w:firstLine="720"/>
-        <w:rPr>
-          <w:rFonts w:eastAsia="Georgia" w:cs="Georgia"/>
-          <w:color w:val="000000" w:themeColor="text1"/>
-        </w:rPr>
-      </w:pPr>
-      <w:r>
+      </w:pPr>
+    </w:p>
+    <w:p>
+      <w:pPr>
         <w:rPr>
           <w:rStyle w:val="normaltextrun"/>
           <w:rFonts w:ascii="Georgia" w:eastAsia="Georgia" w:hAnsi="Georgia" w:cs="Georgia"/>
           <w:color w:val="000000" w:themeColor="text1"/>
         </w:rPr>
-        <w:t xml:space="preserve">• Displays the ability to work with students to guide them in creating their own </w:t>
-      </w:r>
-      <w:r>
-        <w:tab/>
-      </w:r>
+      </w:pPr>
       <w:r>
         <w:rPr>
           <w:rStyle w:val="normaltextrun"/>
           <w:rFonts w:ascii="Georgia" w:eastAsia="Georgia" w:hAnsi="Georgia" w:cs="Georgia"/>
           <w:color w:val="000000" w:themeColor="text1"/>
         </w:rPr>
-        <w:t xml:space="preserve">solutions </w:t>
-      </w:r>
-    </w:p>
-    <w:p>
-      <w:pPr>
-        <w:ind w:firstLine="720"/>
-        <w:rPr>
-          <w:rFonts w:eastAsia="Georgia" w:cs="Georgia"/>
-          <w:color w:val="000000" w:themeColor="text1"/>
-        </w:rPr>
-      </w:pPr>
-      <w:r>
+        <w:t>Required, critically important skills:</w:t>
+      </w:r>
+    </w:p>
+    <w:p>
+      <w:pPr>
+        <w:rPr>
+          <w:rFonts w:eastAsia="Georgia" w:cs="Georgia"/>
+          <w:color w:val="000000" w:themeColor="text1"/>
+        </w:rPr>
+      </w:pPr>
+    </w:p>
+    <w:p>
+      <w:pPr>
+        <w:pStyle w:val="ListParagraph"/>
+        <w:numPr>
+          <w:ilvl w:val="0"/>
+          <w:numId w:val="11"/>
+        </w:numPr>
+        <w:jc w:val="both"/>
         <w:rPr>
           <w:rStyle w:val="normaltextrun"/>
           <w:rFonts w:ascii="Georgia" w:eastAsia="Georgia" w:hAnsi="Georgia" w:cs="Georgia"/>
           <w:color w:val="000000" w:themeColor="text1"/>
         </w:rPr>
-        <w:t>• Ability to provide support (both academic and interpersonal) to students</w:t>
-      </w:r>
-    </w:p>
-    <w:p>
-      <w:pPr>
-        <w:spacing w:after="160"/>
-        <w:rPr>
-          <w:rFonts w:eastAsia="Georgia" w:cs="Georgia"/>
-          <w:color w:val="000000" w:themeColor="text1"/>
-        </w:rPr>
-      </w:pPr>
-    </w:p>
-    <w:p>
-      <w:pPr>
-        <w:spacing w:after="160"/>
-        <w:rPr>
-          <w:rFonts w:eastAsia="Georgia" w:cs="Georgia"/>
+      </w:pPr>
+      <w:r>
+        <w:rPr>
+          <w:rStyle w:val="normaltextrun"/>
+          <w:rFonts w:ascii="Georgia" w:eastAsia="Georgia" w:hAnsi="Georgia" w:cs="Georgia"/>
+          <w:color w:val="000000" w:themeColor="text1"/>
+        </w:rPr>
+        <w:t xml:space="preserve">Shows respect for students and has confidence in all students’ ability to learn </w:t>
+      </w:r>
+    </w:p>
+    <w:p>
+      <w:pPr>
+        <w:pStyle w:val="ListParagraph"/>
+        <w:numPr>
+          <w:ilvl w:val="0"/>
+          <w:numId w:val="11"/>
+        </w:numPr>
+        <w:jc w:val="both"/>
+        <w:rPr>
+          <w:rStyle w:val="normaltextrun"/>
+          <w:rFonts w:ascii="Georgia" w:eastAsia="Georgia" w:hAnsi="Georgia" w:cs="Georgia"/>
+          <w:color w:val="000000" w:themeColor="text1"/>
+        </w:rPr>
+      </w:pPr>
+      <w:r>
+        <w:rPr>
+          <w:rStyle w:val="normaltextrun"/>
+          <w:rFonts w:ascii="Georgia" w:eastAsia="Georgia" w:hAnsi="Georgia" w:cs="Georgia"/>
+          <w:color w:val="000000" w:themeColor="text1"/>
+        </w:rPr>
+        <w:t xml:space="preserve">Possesses a willingness to learn and implement a new educational paradigm </w:t>
+      </w:r>
+    </w:p>
+    <w:p>
+      <w:pPr>
+        <w:pStyle w:val="ListParagraph"/>
+        <w:numPr>
+          <w:ilvl w:val="0"/>
+          <w:numId w:val="11"/>
+        </w:numPr>
+        <w:jc w:val="both"/>
+        <w:rPr>
+          <w:rStyle w:val="normaltextrun"/>
+          <w:rFonts w:ascii="Georgia" w:eastAsia="Georgia" w:hAnsi="Georgia" w:cs="Georgia"/>
+          <w:color w:val="000000" w:themeColor="text1"/>
+        </w:rPr>
+      </w:pPr>
+      <w:r>
+        <w:rPr>
+          <w:rStyle w:val="normaltextrun"/>
+          <w:rFonts w:ascii="Georgia" w:eastAsia="Georgia" w:hAnsi="Georgia" w:cs="Georgia"/>
+          <w:color w:val="000000" w:themeColor="text1"/>
+        </w:rPr>
+        <w:t xml:space="preserve">Displays excellent classroom management capabilities </w:t>
+      </w:r>
+    </w:p>
+    <w:p>
+      <w:pPr>
+        <w:pStyle w:val="ListParagraph"/>
+        <w:numPr>
+          <w:ilvl w:val="0"/>
+          <w:numId w:val="11"/>
+        </w:numPr>
+        <w:jc w:val="both"/>
+        <w:rPr>
+          <w:rStyle w:val="normaltextrun"/>
+          <w:rFonts w:ascii="Georgia" w:eastAsia="Georgia" w:hAnsi="Georgia" w:cs="Georgia"/>
+          <w:color w:val="000000" w:themeColor="text1"/>
+        </w:rPr>
+      </w:pPr>
+      <w:r>
+        <w:rPr>
+          <w:rStyle w:val="normaltextrun"/>
+          <w:rFonts w:ascii="Georgia" w:eastAsia="Georgia" w:hAnsi="Georgia" w:cs="Georgia"/>
+          <w:color w:val="000000" w:themeColor="text1"/>
+        </w:rPr>
+        <w:t xml:space="preserve">Views the classroom from a highly organized perspective </w:t>
+      </w:r>
+    </w:p>
+    <w:p>
+      <w:pPr>
+        <w:pStyle w:val="ListParagraph"/>
+        <w:numPr>
+          <w:ilvl w:val="0"/>
+          <w:numId w:val="11"/>
+        </w:numPr>
+        <w:jc w:val="both"/>
+        <w:rPr>
+          <w:rStyle w:val="normaltextrun"/>
+          <w:rFonts w:ascii="Georgia" w:eastAsia="Georgia" w:hAnsi="Georgia" w:cs="Georgia"/>
+          <w:color w:val="000000" w:themeColor="text1"/>
+        </w:rPr>
+      </w:pPr>
+      <w:r>
+        <w:rPr>
+          <w:rStyle w:val="normaltextrun"/>
+          <w:rFonts w:ascii="Georgia" w:eastAsia="Georgia" w:hAnsi="Georgia" w:cs="Georgia"/>
+          <w:color w:val="000000" w:themeColor="text1"/>
+        </w:rPr>
+        <w:t xml:space="preserve">Possesses proficiency with computer literacy </w:t>
+      </w:r>
+    </w:p>
+    <w:p>
+      <w:pPr>
+        <w:pStyle w:val="ListParagraph"/>
+        <w:numPr>
+          <w:ilvl w:val="0"/>
+          <w:numId w:val="11"/>
+        </w:numPr>
+        <w:jc w:val="both"/>
+        <w:rPr>
+          <w:rStyle w:val="normaltextrun"/>
+          <w:rFonts w:ascii="Georgia" w:eastAsia="Georgia" w:hAnsi="Georgia" w:cs="Georgia"/>
+          <w:color w:val="000000" w:themeColor="text1"/>
+        </w:rPr>
+      </w:pPr>
+      <w:r>
+        <w:rPr>
+          <w:rStyle w:val="normaltextrun"/>
+          <w:rFonts w:ascii="Georgia" w:eastAsia="Georgia" w:hAnsi="Georgia" w:cs="Georgia"/>
+          <w:color w:val="000000" w:themeColor="text1"/>
+        </w:rPr>
+        <w:t xml:space="preserve">Commits to following a prescribed scope and sequence </w:t>
+      </w:r>
+    </w:p>
+    <w:p>
+      <w:pPr>
+        <w:pStyle w:val="ListParagraph"/>
+        <w:numPr>
+          <w:ilvl w:val="0"/>
+          <w:numId w:val="11"/>
+        </w:numPr>
+        <w:jc w:val="both"/>
+        <w:rPr>
+          <w:rStyle w:val="normaltextrun"/>
+          <w:rFonts w:ascii="Georgia" w:eastAsia="Georgia" w:hAnsi="Georgia" w:cs="Georgia"/>
+          <w:color w:val="000000" w:themeColor="text1"/>
+        </w:rPr>
+      </w:pPr>
+      <w:r>
+        <w:rPr>
+          <w:rStyle w:val="normaltextrun"/>
+          <w:rFonts w:ascii="Georgia" w:eastAsia="Georgia" w:hAnsi="Georgia" w:cs="Georgia"/>
+          <w:color w:val="000000" w:themeColor="text1"/>
+        </w:rPr>
+        <w:t xml:space="preserve">Values students working individually, in pairs, and in small groups </w:t>
+      </w:r>
+    </w:p>
+    <w:p>
+      <w:pPr>
+        <w:pStyle w:val="ListParagraph"/>
+        <w:numPr>
+          <w:ilvl w:val="0"/>
+          <w:numId w:val="11"/>
+        </w:numPr>
+        <w:jc w:val="both"/>
+        <w:rPr>
+          <w:rStyle w:val="normaltextrun"/>
+          <w:rFonts w:ascii="Georgia" w:eastAsia="Georgia" w:hAnsi="Georgia" w:cs="Georgia"/>
+          <w:color w:val="000000" w:themeColor="text1"/>
+        </w:rPr>
+      </w:pPr>
+      <w:r>
+        <w:rPr>
+          <w:rStyle w:val="normaltextrun"/>
+          <w:rFonts w:ascii="Georgia" w:eastAsia="Georgia" w:hAnsi="Georgia" w:cs="Georgia"/>
+          <w:color w:val="000000" w:themeColor="text1"/>
+        </w:rPr>
+        <w:t>A</w:t>
+      </w:r>
+      <w:r>
+        <w:rPr>
+          <w:rStyle w:val="normaltextrun"/>
+          <w:rFonts w:ascii="Georgia" w:eastAsia="Georgia" w:hAnsi="Georgia" w:cs="Georgia"/>
+          <w:color w:val="000000" w:themeColor="text1"/>
+        </w:rPr>
+        <w:t>bility to provide instruction from a variety of methodologies and</w:t>
+      </w:r>
+      <w:r>
+        <w:rPr>
+          <w:rStyle w:val="normaltextrun"/>
+          <w:rFonts w:ascii="Georgia" w:eastAsia="Georgia" w:hAnsi="Georgia" w:cs="Georgia"/>
+          <w:color w:val="000000" w:themeColor="text1"/>
+        </w:rPr>
+        <w:t xml:space="preserve"> </w:t>
+      </w:r>
+      <w:r>
+        <w:rPr>
+          <w:rStyle w:val="normaltextrun"/>
+          <w:rFonts w:ascii="Georgia" w:eastAsia="Georgia" w:hAnsi="Georgia" w:cs="Georgia"/>
+          <w:color w:val="000000" w:themeColor="text1"/>
+        </w:rPr>
+        <w:t xml:space="preserve">instructional materials </w:t>
+      </w:r>
+    </w:p>
+    <w:p>
+      <w:pPr>
+        <w:pStyle w:val="ListParagraph"/>
+        <w:numPr>
+          <w:ilvl w:val="0"/>
+          <w:numId w:val="11"/>
+        </w:numPr>
+        <w:jc w:val="both"/>
+        <w:rPr>
+          <w:rStyle w:val="normaltextrun"/>
+          <w:rFonts w:ascii="Georgia" w:eastAsia="Georgia" w:hAnsi="Georgia" w:cs="Georgia"/>
+          <w:color w:val="000000" w:themeColor="text1"/>
+        </w:rPr>
+      </w:pPr>
+      <w:r>
+        <w:rPr>
+          <w:rStyle w:val="normaltextrun"/>
+          <w:rFonts w:ascii="Georgia" w:eastAsia="Georgia" w:hAnsi="Georgia" w:cs="Georgia"/>
+          <w:color w:val="000000" w:themeColor="text1"/>
+        </w:rPr>
+        <w:t xml:space="preserve">Possesses subject-area expertise </w:t>
+      </w:r>
+    </w:p>
+    <w:p>
+      <w:pPr>
+        <w:pStyle w:val="ListParagraph"/>
+        <w:numPr>
+          <w:ilvl w:val="0"/>
+          <w:numId w:val="11"/>
+        </w:numPr>
+        <w:jc w:val="both"/>
+        <w:rPr>
+          <w:rStyle w:val="normaltextrun"/>
+          <w:rFonts w:ascii="Georgia" w:eastAsia="Georgia" w:hAnsi="Georgia" w:cs="Georgia"/>
+          <w:color w:val="000000" w:themeColor="text1"/>
+        </w:rPr>
+      </w:pPr>
+      <w:r>
+        <w:rPr>
+          <w:rStyle w:val="normaltextrun"/>
+          <w:rFonts w:ascii="Georgia" w:eastAsia="Georgia" w:hAnsi="Georgia" w:cs="Georgia"/>
+          <w:color w:val="000000" w:themeColor="text1"/>
+        </w:rPr>
+        <w:t>A</w:t>
+      </w:r>
+      <w:r>
+        <w:rPr>
+          <w:rStyle w:val="normaltextrun"/>
+          <w:rFonts w:ascii="Georgia" w:eastAsia="Georgia" w:hAnsi="Georgia" w:cs="Georgia"/>
+          <w:color w:val="000000" w:themeColor="text1"/>
+        </w:rPr>
+        <w:t xml:space="preserve">bility to work with students to guide them in creating their own solutions </w:t>
+      </w:r>
+    </w:p>
+    <w:p>
+      <w:pPr>
+        <w:pStyle w:val="ListParagraph"/>
+        <w:numPr>
+          <w:ilvl w:val="0"/>
+          <w:numId w:val="11"/>
+        </w:numPr>
+        <w:jc w:val="both"/>
+        <w:rPr>
+          <w:rFonts w:eastAsia="Georgia" w:cs="Georgia"/>
+          <w:color w:val="000000" w:themeColor="text1"/>
+        </w:rPr>
+      </w:pPr>
+      <w:r>
+        <w:rPr>
+          <w:rStyle w:val="normaltextrun"/>
+          <w:rFonts w:ascii="Georgia" w:eastAsia="Georgia" w:hAnsi="Georgia" w:cs="Georgia"/>
+          <w:color w:val="000000" w:themeColor="text1"/>
+        </w:rPr>
+        <w:t>Ability to provide support (both academic and interpersonal) to students</w:t>
+      </w:r>
+    </w:p>
+    <w:p>
+      <w:pPr>
+        <w:rPr>
+          <w:rFonts w:eastAsia="Georgia" w:cstheme="majorBidi"/>
           <w:b/>
-          <w:bCs/>
-          <w:color w:val="000000" w:themeColor="text1"/>
-        </w:rPr>
-      </w:pPr>
-      <w:r>
-        <w:rPr>
-          <w:rFonts w:eastAsia="Georgia" w:cs="Georgia"/>
-          <w:b/>
-          <w:bCs/>
-          <w:color w:val="000000" w:themeColor="text1"/>
-        </w:rPr>
+          <w:i/>
+          <w:spacing w:val="-10"/>
+          <w:kern w:val="28"/>
+          <w:sz w:val="36"/>
+          <w:szCs w:val="56"/>
+        </w:rPr>
+      </w:pPr>
+      <w:r>
+        <w:br w:type="page"/>
+      </w:r>
+    </w:p>
+    <w:p>
+      <w:pPr>
+        <w:pStyle w:val="Heading1DesignBuild"/>
+      </w:pPr>
+      <w:r>
+        <w:lastRenderedPageBreak/>
         <w:t>Curriculum Elements</w:t>
       </w:r>
     </w:p>
     <w:p>
       <w:pPr>
-        <w:spacing w:after="160"/>
-        <w:rPr>
-          <w:rFonts w:eastAsia="Georgia" w:cs="Georgia"/>
-          <w:b/>
-          <w:bCs/>
-          <w:color w:val="000000" w:themeColor="text1"/>
-        </w:rPr>
-      </w:pPr>
-      <w:r>
-        <w:rPr>
-          <w:rFonts w:eastAsia="Georgia" w:cs="Georgia"/>
-          <w:b/>
-          <w:bCs/>
-          <w:color w:val="000000" w:themeColor="text1"/>
-        </w:rPr>
+        <w:pStyle w:val="Heading2DesignBuild"/>
+      </w:pPr>
+      <w:r>
         <w:t>Science</w:t>
       </w:r>
     </w:p>
@@ -1798,6 +1927,7 @@
           <w:numId w:val="5"/>
         </w:numPr>
         <w:spacing w:after="160"/>
+        <w:jc w:val="both"/>
         <w:rPr>
           <w:rFonts w:eastAsia="Georgia" w:cs="Georgia"/>
         </w:rPr>
@@ -1812,21 +1942,9 @@
     </w:p>
     <w:p>
       <w:pPr>
-        <w:spacing w:after="160"/>
-        <w:rPr>
-          <w:rFonts w:eastAsia="Georgia" w:cs="Georgia"/>
-          <w:b/>
-          <w:bCs/>
-          <w:color w:val="000000" w:themeColor="text1"/>
-        </w:rPr>
-      </w:pPr>
-      <w:r>
-        <w:rPr>
-          <w:rFonts w:eastAsia="Georgia" w:cs="Georgia"/>
-          <w:b/>
-          <w:bCs/>
-          <w:color w:val="000000" w:themeColor="text1"/>
-        </w:rPr>
+        <w:pStyle w:val="Heading2DesignBuild"/>
+      </w:pPr>
+      <w:r>
         <w:t>Math</w:t>
       </w:r>
     </w:p>
@@ -1889,16 +2007,16 @@
           <w:numId w:val="4"/>
         </w:numPr>
         <w:spacing w:after="160"/>
-        <w:rPr>
-          <w:rFonts w:eastAsia="Georgia" w:cs="Georgia"/>
-        </w:rPr>
-      </w:pPr>
-      <w:r>
-        <w:rPr>
-          <w:rFonts w:eastAsia="Georgia" w:cs="Georgia"/>
-          <w:color w:val="000000" w:themeColor="text1"/>
-        </w:rPr>
-        <w:lastRenderedPageBreak/>
+        <w:jc w:val="both"/>
+        <w:rPr>
+          <w:rFonts w:eastAsia="Georgia" w:cs="Georgia"/>
+        </w:rPr>
+      </w:pPr>
+      <w:r>
+        <w:rPr>
+          <w:rFonts w:eastAsia="Georgia" w:cs="Georgia"/>
+          <w:color w:val="000000" w:themeColor="text1"/>
+        </w:rPr>
         <w:t>IPL (Individualized Prescriptive Lessons): Skills-based lessons to address standards, close gaps, and provide necessary front-loading before modules.</w:t>
       </w:r>
     </w:p>
@@ -1930,6 +2048,7 @@
           <w:numId w:val="4"/>
         </w:numPr>
         <w:spacing w:after="160"/>
+        <w:jc w:val="both"/>
         <w:rPr>
           <w:rFonts w:eastAsia="Georgia" w:cs="Georgia"/>
         </w:rPr>
@@ -1944,21 +2063,9 @@
     </w:p>
     <w:p>
       <w:pPr>
-        <w:spacing w:after="160"/>
-        <w:rPr>
-          <w:rFonts w:eastAsia="Georgia" w:cs="Georgia"/>
-          <w:b/>
-          <w:bCs/>
-          <w:color w:val="000000" w:themeColor="text1"/>
-        </w:rPr>
-      </w:pPr>
-      <w:r>
-        <w:rPr>
-          <w:rFonts w:eastAsia="Georgia" w:cs="Georgia"/>
-          <w:b/>
-          <w:bCs/>
-          <w:color w:val="000000" w:themeColor="text1"/>
-        </w:rPr>
+        <w:pStyle w:val="Heading2DesignBuild"/>
+      </w:pPr>
+      <w:r>
         <w:t>Social Studies</w:t>
       </w:r>
     </w:p>
@@ -1970,6 +2077,7 @@
           <w:numId w:val="3"/>
         </w:numPr>
         <w:spacing w:after="160"/>
+        <w:jc w:val="both"/>
         <w:rPr>
           <w:rFonts w:eastAsia="Georgia" w:cs="Georgia"/>
         </w:rPr>
@@ -1984,21 +2092,9 @@
     </w:p>
     <w:p>
       <w:pPr>
-        <w:spacing w:after="160"/>
-        <w:rPr>
-          <w:rFonts w:eastAsia="Georgia" w:cs="Georgia"/>
-          <w:b/>
-          <w:bCs/>
-          <w:color w:val="000000" w:themeColor="text1"/>
-        </w:rPr>
-      </w:pPr>
-      <w:r>
-        <w:rPr>
-          <w:rFonts w:eastAsia="Georgia" w:cs="Georgia"/>
-          <w:b/>
-          <w:bCs/>
-          <w:color w:val="000000" w:themeColor="text1"/>
-        </w:rPr>
+        <w:pStyle w:val="Heading2DesignBuild"/>
+      </w:pPr>
+      <w:r>
         <w:t>ELA</w:t>
       </w:r>
     </w:p>
@@ -2010,6 +2106,7 @@
           <w:numId w:val="2"/>
         </w:numPr>
         <w:spacing w:after="160"/>
+        <w:jc w:val="both"/>
         <w:rPr>
           <w:rFonts w:eastAsia="Georgia" w:cs="Georgia"/>
         </w:rPr>
@@ -2079,14 +2176,122 @@
     </w:p>
     <w:p>
       <w:pPr>
+        <w:rPr>
+          <w:rFonts w:eastAsia="Georgia" w:cstheme="majorBidi"/>
+          <w:b/>
+          <w:i/>
+          <w:spacing w:val="-10"/>
+          <w:kern w:val="28"/>
+          <w:sz w:val="36"/>
+          <w:szCs w:val="56"/>
+        </w:rPr>
+      </w:pPr>
+      <w:r>
+        <w:br w:type="page"/>
+      </w:r>
+    </w:p>
+    <w:p>
+      <w:pPr>
+        <w:pStyle w:val="Heading1DesignBuild"/>
+      </w:pPr>
+      <w:r>
+        <w:lastRenderedPageBreak/>
+        <w:t>Curriculum Design</w:t>
+      </w:r>
+    </w:p>
+    <w:p>
+      <w:pPr>
+        <w:pStyle w:val="Heading2DesignBuild"/>
+      </w:pPr>
+      <w:r>
+        <w:t>Science</w:t>
+      </w:r>
+    </w:p>
+    <w:p>
+      <w:pPr>
         <w:spacing w:after="160"/>
+        <w:jc w:val="both"/>
+        <w:rPr>
+          <w:rFonts w:eastAsia="Georgia" w:cs="Georgia"/>
+          <w:color w:val="000000" w:themeColor="text1"/>
+        </w:rPr>
+      </w:pPr>
+      <w:r>
+        <w:rPr>
+          <w:rFonts w:eastAsia="Georgia" w:cs="Georgia"/>
+          <w:color w:val="000000" w:themeColor="text1"/>
+        </w:rPr>
+        <w:t>Science modules are based upon the disciplinary core ideas in Physical Science, Life Science and Earth and Space Science.</w:t>
+      </w:r>
+      <w:r>
+        <w:rPr>
+          <w:rFonts w:eastAsia="Georgia" w:cs="Georgia"/>
+          <w:color w:val="000000" w:themeColor="text1"/>
+        </w:rPr>
+        <w:t xml:space="preserve"> Blended </w:t>
+      </w:r>
+      <w:r>
+        <w:rPr>
+          <w:rFonts w:eastAsia="Georgia" w:cs="Georgia"/>
+          <w:color w:val="000000" w:themeColor="text1"/>
+        </w:rPr>
+        <w:t xml:space="preserve">{{ </w:t>
+      </w:r>
+      <w:proofErr w:type="spellStart"/>
+      <w:r>
+        <w:rPr>
+          <w:rFonts w:eastAsia="Georgia" w:cs="Georgia"/>
+          <w:color w:val="000000" w:themeColor="text1"/>
+        </w:rPr>
+        <w:t>science.design.domain</w:t>
+      </w:r>
+      <w:proofErr w:type="spellEnd"/>
+      <w:r>
+        <w:rPr>
+          <w:rFonts w:eastAsia="Georgia" w:cs="Georgia"/>
+          <w:color w:val="000000" w:themeColor="text1"/>
+        </w:rPr>
+        <w:t xml:space="preserve"> }} </w:t>
+      </w:r>
+      <w:r>
+        <w:rPr>
+          <w:rFonts w:eastAsia="Georgia" w:cs="Georgia"/>
+          <w:color w:val="000000" w:themeColor="text1"/>
+        </w:rPr>
+        <w:t>Science will aid the students in learning the scientific method focusing on</w:t>
+      </w:r>
+      <w:r>
         <w:rPr>
           <w:rFonts w:eastAsia="Georgia" w:cs="Georgia"/>
           <w:b/>
           <w:bCs/>
           <w:color w:val="000000" w:themeColor="text1"/>
         </w:rPr>
-      </w:pPr>
+        <w:t xml:space="preserve"> </w:t>
+      </w:r>
+      <w:r>
+        <w:rPr>
+          <w:rFonts w:eastAsia="Georgia" w:cs="Georgia"/>
+          <w:color w:val="000000" w:themeColor="text1"/>
+        </w:rPr>
+        <w:t xml:space="preserve">{{ </w:t>
+      </w:r>
+      <w:proofErr w:type="spellStart"/>
+      <w:r>
+        <w:rPr>
+          <w:rFonts w:eastAsia="Georgia" w:cs="Georgia"/>
+          <w:color w:val="000000" w:themeColor="text1"/>
+        </w:rPr>
+        <w:t>science.design.domain</w:t>
+      </w:r>
+      <w:proofErr w:type="spellEnd"/>
+      <w:r>
+        <w:rPr>
+          <w:rFonts w:eastAsia="Georgia" w:cs="Georgia"/>
+          <w:color w:val="000000" w:themeColor="text1"/>
+        </w:rPr>
+        <w:t xml:space="preserve"> }}</w:t>
+      </w:r>
       <w:r>
         <w:rPr>
           <w:rFonts w:eastAsia="Georgia" w:cs="Georgia"/>
@@ -2094,7 +2299,42 @@
           <w:bCs/>
           <w:color w:val="000000" w:themeColor="text1"/>
         </w:rPr>
-        <w:t>Curriculum Design</w:t>
+        <w:t xml:space="preserve"> </w:t>
+      </w:r>
+      <w:r>
+        <w:rPr>
+          <w:rFonts w:eastAsia="Georgia" w:cs="Georgia"/>
+          <w:color w:val="000000" w:themeColor="text1"/>
+        </w:rPr>
+        <w:t xml:space="preserve">Science standards </w:t>
+      </w:r>
+      <w:r>
+        <w:rPr>
+          <w:rFonts w:eastAsia="Georgia" w:cs="Georgia"/>
+          <w:color w:val="000000" w:themeColor="text1"/>
+        </w:rPr>
+        <w:t>in the appropriate</w:t>
+      </w:r>
+      <w:r>
+        <w:rPr>
+          <w:rFonts w:eastAsia="Georgia" w:cs="Georgia"/>
+          <w:color w:val="000000" w:themeColor="text1"/>
+        </w:rPr>
+        <w:t xml:space="preserve"> </w:t>
+      </w:r>
+      <w:r>
+        <w:rPr>
+          <w:rFonts w:eastAsia="Georgia" w:cs="Georgia"/>
+          <w:color w:val="000000" w:themeColor="text1"/>
+        </w:rPr>
+        <w:t>grade level</w:t>
+      </w:r>
+      <w:r>
+        <w:rPr>
+          <w:rFonts w:eastAsia="Georgia" w:cs="Georgia"/>
+          <w:color w:val="000000" w:themeColor="text1"/>
+        </w:rPr>
+        <w:t xml:space="preserve">. </w:t>
       </w:r>
     </w:p>
     <w:p>
@@ -2108,38 +2348,6 @@
       <w:r>
         <w:rPr>
           <w:rFonts w:eastAsia="Georgia" w:cs="Georgia"/>
-          <w:b/>
-          <w:bCs/>
-          <w:color w:val="000000" w:themeColor="text1"/>
-        </w:rPr>
-        <w:t>Science</w:t>
-      </w:r>
-    </w:p>
-    <w:p>
-      <w:pPr>
-        <w:spacing w:after="160"/>
-        <w:rPr>
-          <w:rFonts w:eastAsia="Georgia" w:cs="Georgia"/>
-          <w:color w:val="000000" w:themeColor="text1"/>
-        </w:rPr>
-      </w:pPr>
-      <w:r>
-        <w:rPr>
-          <w:rFonts w:eastAsia="Georgia" w:cs="Georgia"/>
-          <w:color w:val="000000" w:themeColor="text1"/>
-        </w:rPr>
-        <w:t>Science modules are based upon the disciplinary core ideas in Physical Science, Life Science and Earth and Space Science.</w:t>
-      </w:r>
-      <w:r>
-        <w:rPr>
-          <w:rFonts w:eastAsia="Georgia" w:cs="Georgia"/>
-          <w:color w:val="000000" w:themeColor="text1"/>
-        </w:rPr>
-        <w:t xml:space="preserve"> Blended </w:t>
-      </w:r>
-      <w:r>
-        <w:rPr>
-          <w:rFonts w:eastAsia="Georgia" w:cs="Georgia"/>
           <w:color w:val="000000" w:themeColor="text1"/>
         </w:rPr>
         <w:t xml:space="preserve">{{ </w:t>
@@ -2150,7 +2358,35 @@
           <w:rFonts w:eastAsia="Georgia" w:cs="Georgia"/>
           <w:color w:val="000000" w:themeColor="text1"/>
         </w:rPr>
-        <w:t>science.design.domain</w:t>
+        <w:t>science</w:t>
+      </w:r>
+      <w:r>
+        <w:rPr>
+          <w:rFonts w:eastAsia="Georgia" w:cs="Georgia"/>
+          <w:color w:val="000000" w:themeColor="text1"/>
+        </w:rPr>
+        <w:t>.</w:t>
+      </w:r>
+      <w:r>
+        <w:rPr>
+          <w:rFonts w:eastAsia="Georgia" w:cs="Georgia"/>
+          <w:color w:val="000000" w:themeColor="text1"/>
+        </w:rPr>
+        <w:t>table</w:t>
+      </w:r>
+      <w:r>
+        <w:rPr>
+          <w:rFonts w:eastAsia="Georgia" w:cs="Georgia"/>
+          <w:color w:val="000000" w:themeColor="text1"/>
+        </w:rPr>
+        <w:t>.</w:t>
+      </w:r>
+      <w:r>
+        <w:rPr>
+          <w:rFonts w:eastAsia="Georgia" w:cs="Georgia"/>
+          <w:color w:val="000000" w:themeColor="text1"/>
+        </w:rPr>
+        <w:t>content</w:t>
       </w:r>
       <w:proofErr w:type="spellEnd"/>
       <w:r>
@@ -2158,175 +2394,21 @@
           <w:rFonts w:eastAsia="Georgia" w:cs="Georgia"/>
           <w:color w:val="000000" w:themeColor="text1"/>
         </w:rPr>
-        <w:t xml:space="preserve"> }} </w:t>
-      </w:r>
-      <w:r>
-        <w:rPr>
-          <w:rFonts w:eastAsia="Georgia" w:cs="Georgia"/>
-          <w:color w:val="000000" w:themeColor="text1"/>
-        </w:rPr>
-        <w:t>Science will aid the students in learning the scientific method focusing on</w:t>
-      </w:r>
-      <w:r>
-        <w:rPr>
-          <w:rFonts w:eastAsia="Georgia" w:cs="Georgia"/>
-          <w:b/>
-          <w:bCs/>
-          <w:color w:val="000000" w:themeColor="text1"/>
-        </w:rPr>
-        <w:t xml:space="preserve"> </w:t>
-      </w:r>
-      <w:r>
-        <w:rPr>
-          <w:rFonts w:eastAsia="Georgia" w:cs="Georgia"/>
-          <w:color w:val="000000" w:themeColor="text1"/>
-        </w:rPr>
-        <w:t xml:space="preserve">{{ </w:t>
-      </w:r>
-      <w:proofErr w:type="spellStart"/>
-      <w:r>
-        <w:rPr>
-          <w:rFonts w:eastAsia="Georgia" w:cs="Georgia"/>
-          <w:color w:val="000000" w:themeColor="text1"/>
-        </w:rPr>
-        <w:t>science.design.domain</w:t>
-      </w:r>
-      <w:proofErr w:type="spellEnd"/>
-      <w:r>
-        <w:rPr>
-          <w:rFonts w:eastAsia="Georgia" w:cs="Georgia"/>
-          <w:color w:val="000000" w:themeColor="text1"/>
-        </w:rPr>
         <w:t xml:space="preserve"> }}</w:t>
       </w:r>
-      <w:r>
-        <w:rPr>
-          <w:rFonts w:eastAsia="Georgia" w:cs="Georgia"/>
-          <w:b/>
-          <w:bCs/>
-          <w:color w:val="000000" w:themeColor="text1"/>
-        </w:rPr>
-        <w:t xml:space="preserve"> </w:t>
-      </w:r>
-      <w:r>
-        <w:rPr>
-          <w:rFonts w:eastAsia="Georgia" w:cs="Georgia"/>
-          <w:color w:val="000000" w:themeColor="text1"/>
-        </w:rPr>
-        <w:t xml:space="preserve">Science standards </w:t>
-      </w:r>
-      <w:r>
-        <w:rPr>
-          <w:rFonts w:eastAsia="Georgia" w:cs="Georgia"/>
-          <w:color w:val="000000" w:themeColor="text1"/>
-        </w:rPr>
-        <w:t>in the appropriate</w:t>
-      </w:r>
-      <w:r>
-        <w:rPr>
-          <w:rFonts w:eastAsia="Georgia" w:cs="Georgia"/>
-          <w:color w:val="000000" w:themeColor="text1"/>
-        </w:rPr>
-        <w:t xml:space="preserve"> </w:t>
-      </w:r>
-      <w:r>
-        <w:rPr>
-          <w:rFonts w:eastAsia="Georgia" w:cs="Georgia"/>
-          <w:color w:val="000000" w:themeColor="text1"/>
-        </w:rPr>
-        <w:t>grade level</w:t>
-      </w:r>
-      <w:r>
-        <w:rPr>
-          <w:rFonts w:eastAsia="Georgia" w:cs="Georgia"/>
-          <w:color w:val="000000" w:themeColor="text1"/>
-        </w:rPr>
-        <w:t xml:space="preserve">. </w:t>
-      </w:r>
-    </w:p>
-    <w:p>
-      <w:pPr>
-        <w:spacing w:after="160"/>
-        <w:rPr>
-          <w:rFonts w:eastAsia="Georgia" w:cs="Georgia"/>
-          <w:color w:val="000000" w:themeColor="text1"/>
-        </w:rPr>
-      </w:pPr>
-      <w:r>
-        <w:rPr>
-          <w:rFonts w:eastAsia="Georgia" w:cs="Georgia"/>
-          <w:color w:val="000000" w:themeColor="text1"/>
-        </w:rPr>
-        <w:t xml:space="preserve">{{ </w:t>
-      </w:r>
-      <w:proofErr w:type="spellStart"/>
-      <w:r>
-        <w:rPr>
-          <w:rFonts w:eastAsia="Georgia" w:cs="Georgia"/>
-          <w:color w:val="000000" w:themeColor="text1"/>
-        </w:rPr>
-        <w:t>science</w:t>
-      </w:r>
-      <w:r>
-        <w:rPr>
-          <w:rFonts w:eastAsia="Georgia" w:cs="Georgia"/>
-          <w:color w:val="000000" w:themeColor="text1"/>
-        </w:rPr>
-        <w:t>.</w:t>
-      </w:r>
-      <w:r>
-        <w:rPr>
-          <w:rFonts w:eastAsia="Georgia" w:cs="Georgia"/>
-          <w:color w:val="000000" w:themeColor="text1"/>
-        </w:rPr>
-        <w:t>table</w:t>
-      </w:r>
-      <w:r>
-        <w:rPr>
-          <w:rFonts w:eastAsia="Georgia" w:cs="Georgia"/>
-          <w:color w:val="000000" w:themeColor="text1"/>
-        </w:rPr>
-        <w:t>.</w:t>
-      </w:r>
-      <w:r>
-        <w:rPr>
-          <w:rFonts w:eastAsia="Georgia" w:cs="Georgia"/>
-          <w:color w:val="000000" w:themeColor="text1"/>
-        </w:rPr>
-        <w:t>content</w:t>
-      </w:r>
-      <w:proofErr w:type="spellEnd"/>
-      <w:r>
-        <w:rPr>
-          <w:rFonts w:eastAsia="Georgia" w:cs="Georgia"/>
-          <w:color w:val="000000" w:themeColor="text1"/>
-        </w:rPr>
-        <w:t xml:space="preserve"> }}</w:t>
-      </w:r>
-    </w:p>
-    <w:p>
-      <w:pPr>
-        <w:spacing w:after="160"/>
-        <w:rPr>
-          <w:rFonts w:eastAsia="Georgia" w:cs="Georgia"/>
-          <w:b/>
-          <w:bCs/>
-          <w:color w:val="000000" w:themeColor="text1"/>
-        </w:rPr>
-      </w:pPr>
-      <w:r>
-        <w:rPr>
-          <w:rFonts w:eastAsia="Georgia" w:cs="Georgia"/>
-          <w:b/>
-          <w:bCs/>
-          <w:color w:val="000000" w:themeColor="text1"/>
-        </w:rPr>
+    </w:p>
+    <w:p>
+      <w:pPr>
+        <w:pStyle w:val="Heading2DesignBuild"/>
+      </w:pPr>
+      <w:r>
         <w:t>Math</w:t>
       </w:r>
     </w:p>
     <w:p>
       <w:pPr>
         <w:spacing w:after="160" w:line="279" w:lineRule="auto"/>
+        <w:jc w:val="both"/>
         <w:rPr>
           <w:rFonts w:eastAsia="Georgia" w:cs="Georgia"/>
         </w:rPr>
@@ -2639,11 +2721,65 @@
     <w:p>
       <w:pPr>
         <w:spacing w:after="160"/>
-        <w:rPr>
-          <w:rFonts w:eastAsia="Georgia" w:cs="Georgia"/>
-          <w:color w:val="000000" w:themeColor="text1"/>
-        </w:rPr>
-      </w:pPr>
+        <w:jc w:val="both"/>
+        <w:rPr>
+          <w:rFonts w:eastAsia="Georgia" w:cs="Georgia"/>
+          <w:color w:val="000000" w:themeColor="text1"/>
+        </w:rPr>
+      </w:pPr>
+      <w:proofErr w:type="spellStart"/>
+      <w:r>
+        <w:rPr>
+          <w:rFonts w:eastAsia="Georgia" w:cs="Georgia"/>
+          <w:color w:val="000000" w:themeColor="text1"/>
+        </w:rPr>
+        <w:t>TCi</w:t>
+      </w:r>
+      <w:proofErr w:type="spellEnd"/>
+      <w:r>
+        <w:rPr>
+          <w:rFonts w:eastAsia="Georgia" w:cs="Georgia"/>
+          <w:color w:val="000000" w:themeColor="text1"/>
+        </w:rPr>
+        <w:t xml:space="preserve"> and Language Live are 3</w:t>
+      </w:r>
+      <w:r>
+        <w:rPr>
+          <w:rFonts w:eastAsia="Georgia" w:cs="Georgia"/>
+          <w:color w:val="000000" w:themeColor="text1"/>
+          <w:vertAlign w:val="superscript"/>
+        </w:rPr>
+        <w:t>rd</w:t>
+      </w:r>
+      <w:r>
+        <w:rPr>
+          <w:rFonts w:eastAsia="Georgia" w:cs="Georgia"/>
+          <w:color w:val="000000" w:themeColor="text1"/>
+        </w:rPr>
+        <w:t xml:space="preserve"> party software</w:t>
+      </w:r>
+      <w:r>
+        <w:rPr>
+          <w:rFonts w:eastAsia="Georgia" w:cs="Georgia"/>
+          <w:color w:val="000000" w:themeColor="text1"/>
+        </w:rPr>
+        <w:t xml:space="preserve"> partners</w:t>
+      </w:r>
+      <w:r>
+        <w:rPr>
+          <w:rFonts w:eastAsia="Georgia" w:cs="Georgia"/>
+          <w:color w:val="000000" w:themeColor="text1"/>
+        </w:rPr>
+        <w:t xml:space="preserve"> brought in to cover Social Studies and ELA Intervention. </w:t>
+      </w:r>
+    </w:p>
+    <w:p>
+      <w:pPr>
+        <w:pStyle w:val="Heading2DesignBuild"/>
+      </w:pPr>
+      <w:r>
+        <w:t>Social Studies</w:t>
+      </w:r>
     </w:p>
     <w:p>
       <w:pPr>
@@ -2653,14 +2789,20 @@
           <w:color w:val="000000" w:themeColor="text1"/>
         </w:rPr>
       </w:pPr>
+      <w:r>
+        <w:rPr>
+          <w:rFonts w:eastAsia="Georgia" w:cs="Georgia"/>
+          <w:color w:val="000000" w:themeColor="text1"/>
+        </w:rPr>
+        <w:t xml:space="preserve">{{ </w:t>
+      </w:r>
       <w:proofErr w:type="spellStart"/>
       <w:r>
         <w:rPr>
           <w:rFonts w:eastAsia="Georgia" w:cs="Georgia"/>
           <w:color w:val="000000" w:themeColor="text1"/>
         </w:rPr>
-        <w:lastRenderedPageBreak/>
-        <w:t>TCi</w:t>
+        <w:t>tci.program.title</w:t>
       </w:r>
       <w:proofErr w:type="spellEnd"/>
       <w:r>
@@ -2668,36 +2810,37 @@
           <w:rFonts w:eastAsia="Georgia" w:cs="Georgia"/>
           <w:color w:val="000000" w:themeColor="text1"/>
         </w:rPr>
-        <w:t xml:space="preserve"> and Language Live are 3</w:t>
-      </w:r>
-      <w:r>
-        <w:rPr>
-          <w:rFonts w:eastAsia="Georgia" w:cs="Georgia"/>
-          <w:color w:val="000000" w:themeColor="text1"/>
-          <w:vertAlign w:val="superscript"/>
-        </w:rPr>
-        <w:t>rd</w:t>
-      </w:r>
-      <w:r>
-        <w:rPr>
-          <w:rFonts w:eastAsia="Georgia" w:cs="Georgia"/>
-          <w:color w:val="000000" w:themeColor="text1"/>
-        </w:rPr>
-        <w:t xml:space="preserve"> party software</w:t>
-      </w:r>
-      <w:r>
-        <w:rPr>
-          <w:rFonts w:eastAsia="Georgia" w:cs="Georgia"/>
-          <w:color w:val="000000" w:themeColor="text1"/>
-        </w:rPr>
-        <w:t xml:space="preserve"> partners</w:t>
-      </w:r>
-      <w:r>
-        <w:rPr>
-          <w:rFonts w:eastAsia="Georgia" w:cs="Georgia"/>
-          <w:color w:val="000000" w:themeColor="text1"/>
-        </w:rPr>
-        <w:t xml:space="preserve"> brought in to cover Social Studies and ELA Intervention. </w:t>
+        <w:t xml:space="preserve"> }}</w:t>
+      </w:r>
+      <w:r>
+        <w:rPr>
+          <w:rFonts w:eastAsia="Georgia" w:cs="Georgia"/>
+          <w:color w:val="000000" w:themeColor="text1"/>
+        </w:rPr>
+        <w:t xml:space="preserve"> will teach </w:t>
+      </w:r>
+      <w:r>
+        <w:rPr>
+          <w:rFonts w:eastAsia="Georgia" w:cs="Georgia"/>
+          <w:color w:val="000000" w:themeColor="text1"/>
+        </w:rPr>
+        <w:t xml:space="preserve">{{ </w:t>
+      </w:r>
+      <w:proofErr w:type="spellStart"/>
+      <w:r>
+        <w:rPr>
+          <w:rFonts w:eastAsia="Georgia" w:cs="Georgia"/>
+          <w:color w:val="000000" w:themeColor="text1"/>
+        </w:rPr>
+        <w:t>ss.course.title</w:t>
+      </w:r>
+      <w:proofErr w:type="spellEnd"/>
+      <w:r>
+        <w:rPr>
+          <w:rFonts w:eastAsia="Georgia" w:cs="Georgia"/>
+          <w:color w:val="000000" w:themeColor="text1"/>
+        </w:rPr>
+        <w:t xml:space="preserve"> }}.</w:t>
       </w:r>
     </w:p>
     <w:p>
@@ -2705,189 +2848,87 @@
         <w:spacing w:after="160"/>
         <w:rPr>
           <w:rFonts w:eastAsia="Georgia" w:cs="Georgia"/>
-          <w:b/>
-          <w:bCs/>
-          <w:color w:val="000000" w:themeColor="text1"/>
-        </w:rPr>
-      </w:pPr>
+          <w:color w:val="000000" w:themeColor="text1"/>
+        </w:rPr>
+      </w:pPr>
+      <w:r>
+        <w:rPr>
+          <w:rFonts w:eastAsia="Georgia" w:cs="Georgia"/>
+          <w:color w:val="000000" w:themeColor="text1"/>
+        </w:rPr>
+        <w:t xml:space="preserve">{{ </w:t>
+      </w:r>
+      <w:proofErr w:type="spellStart"/>
+      <w:r>
+        <w:rPr>
+          <w:rFonts w:eastAsia="Georgia" w:cs="Georgia"/>
+          <w:color w:val="000000" w:themeColor="text1"/>
+        </w:rPr>
+        <w:t>social</w:t>
+      </w:r>
+      <w:r>
+        <w:rPr>
+          <w:rFonts w:eastAsia="Georgia" w:cs="Georgia"/>
+          <w:color w:val="000000" w:themeColor="text1"/>
+        </w:rPr>
+        <w:t>.</w:t>
+      </w:r>
+      <w:r>
+        <w:rPr>
+          <w:rFonts w:eastAsia="Georgia" w:cs="Georgia"/>
+          <w:color w:val="000000" w:themeColor="text1"/>
+        </w:rPr>
+        <w:t>studies</w:t>
+      </w:r>
+      <w:r>
+        <w:rPr>
+          <w:rFonts w:eastAsia="Georgia" w:cs="Georgia"/>
+          <w:color w:val="000000" w:themeColor="text1"/>
+        </w:rPr>
+        <w:t>.</w:t>
+      </w:r>
+      <w:r>
+        <w:rPr>
+          <w:rFonts w:eastAsia="Georgia" w:cs="Georgia"/>
+          <w:color w:val="000000" w:themeColor="text1"/>
+        </w:rPr>
+        <w:t>table</w:t>
+      </w:r>
+      <w:r>
+        <w:rPr>
+          <w:rFonts w:eastAsia="Georgia" w:cs="Georgia"/>
+          <w:color w:val="000000" w:themeColor="text1"/>
+        </w:rPr>
+        <w:t>.</w:t>
+      </w:r>
+      <w:r>
+        <w:rPr>
+          <w:rFonts w:eastAsia="Georgia" w:cs="Georgia"/>
+          <w:color w:val="000000" w:themeColor="text1"/>
+        </w:rPr>
+        <w:t>content</w:t>
+      </w:r>
+      <w:proofErr w:type="spellEnd"/>
+      <w:r>
+        <w:rPr>
+          <w:rFonts w:eastAsia="Georgia" w:cs="Georgia"/>
+          <w:color w:val="000000" w:themeColor="text1"/>
+        </w:rPr>
+        <w:t xml:space="preserve"> }}</w:t>
+      </w:r>
+    </w:p>
+    <w:p>
+      <w:pPr>
+        <w:pStyle w:val="Heading2DesignBuild"/>
+      </w:pPr>
+      <w:r>
+        <w:t>ELA</w:t>
+      </w:r>
     </w:p>
     <w:p>
       <w:pPr>
         <w:spacing w:after="160"/>
-        <w:rPr>
-          <w:rFonts w:eastAsia="Georgia" w:cs="Georgia"/>
-          <w:color w:val="000000" w:themeColor="text1"/>
-        </w:rPr>
-      </w:pPr>
-      <w:r>
-        <w:rPr>
-          <w:rFonts w:eastAsia="Georgia" w:cs="Georgia"/>
-          <w:b/>
-          <w:bCs/>
-          <w:color w:val="000000" w:themeColor="text1"/>
-        </w:rPr>
-        <w:t>Social Studies</w:t>
-      </w:r>
-    </w:p>
-    <w:p>
-      <w:pPr>
-        <w:spacing w:after="160"/>
-        <w:rPr>
-          <w:rFonts w:eastAsia="Georgia" w:cs="Georgia"/>
-          <w:color w:val="000000" w:themeColor="text1"/>
-        </w:rPr>
-      </w:pPr>
-      <w:r>
-        <w:rPr>
-          <w:rFonts w:eastAsia="Georgia" w:cs="Georgia"/>
-          <w:color w:val="000000" w:themeColor="text1"/>
-        </w:rPr>
-        <w:t xml:space="preserve">{{ </w:t>
-      </w:r>
-      <w:proofErr w:type="spellStart"/>
-      <w:r>
-        <w:rPr>
-          <w:rFonts w:eastAsia="Georgia" w:cs="Georgia"/>
-          <w:color w:val="000000" w:themeColor="text1"/>
-        </w:rPr>
-        <w:t>tci.program.title</w:t>
-      </w:r>
-      <w:proofErr w:type="spellEnd"/>
-      <w:r>
-        <w:rPr>
-          <w:rFonts w:eastAsia="Georgia" w:cs="Georgia"/>
-          <w:color w:val="000000" w:themeColor="text1"/>
-        </w:rPr>
-        <w:t xml:space="preserve"> }}</w:t>
-      </w:r>
-      <w:r>
-        <w:rPr>
-          <w:rFonts w:eastAsia="Georgia" w:cs="Georgia"/>
-          <w:color w:val="000000" w:themeColor="text1"/>
-        </w:rPr>
-        <w:t xml:space="preserve"> will teach </w:t>
-      </w:r>
-      <w:r>
-        <w:rPr>
-          <w:rFonts w:eastAsia="Georgia" w:cs="Georgia"/>
-          <w:color w:val="000000" w:themeColor="text1"/>
-        </w:rPr>
-        <w:t xml:space="preserve">{{ </w:t>
-      </w:r>
-      <w:proofErr w:type="spellStart"/>
-      <w:r>
-        <w:rPr>
-          <w:rFonts w:eastAsia="Georgia" w:cs="Georgia"/>
-          <w:color w:val="000000" w:themeColor="text1"/>
-        </w:rPr>
-        <w:t>ss.course.title</w:t>
-      </w:r>
-      <w:proofErr w:type="spellEnd"/>
-      <w:r>
-        <w:rPr>
-          <w:rFonts w:eastAsia="Georgia" w:cs="Georgia"/>
-          <w:color w:val="000000" w:themeColor="text1"/>
-        </w:rPr>
-        <w:t xml:space="preserve"> }}.</w:t>
-      </w:r>
-    </w:p>
-    <w:p>
-      <w:pPr>
-        <w:spacing w:after="160"/>
-        <w:rPr>
-          <w:rFonts w:eastAsia="Georgia" w:cs="Georgia"/>
-          <w:color w:val="000000" w:themeColor="text1"/>
-        </w:rPr>
-      </w:pPr>
-      <w:r>
-        <w:rPr>
-          <w:rFonts w:eastAsia="Georgia" w:cs="Georgia"/>
-          <w:color w:val="000000" w:themeColor="text1"/>
-        </w:rPr>
-        <w:t xml:space="preserve">{{ </w:t>
-      </w:r>
-      <w:proofErr w:type="spellStart"/>
-      <w:r>
-        <w:rPr>
-          <w:rFonts w:eastAsia="Georgia" w:cs="Georgia"/>
-          <w:color w:val="000000" w:themeColor="text1"/>
-        </w:rPr>
-        <w:t>social</w:t>
-      </w:r>
-      <w:r>
-        <w:rPr>
-          <w:rFonts w:eastAsia="Georgia" w:cs="Georgia"/>
-          <w:color w:val="000000" w:themeColor="text1"/>
-        </w:rPr>
-        <w:t>.</w:t>
-      </w:r>
-      <w:r>
-        <w:rPr>
-          <w:rFonts w:eastAsia="Georgia" w:cs="Georgia"/>
-          <w:color w:val="000000" w:themeColor="text1"/>
-        </w:rPr>
-        <w:t>studies</w:t>
-      </w:r>
-      <w:r>
-        <w:rPr>
-          <w:rFonts w:eastAsia="Georgia" w:cs="Georgia"/>
-          <w:color w:val="000000" w:themeColor="text1"/>
-        </w:rPr>
-        <w:t>.</w:t>
-      </w:r>
-      <w:r>
-        <w:rPr>
-          <w:rFonts w:eastAsia="Georgia" w:cs="Georgia"/>
-          <w:color w:val="000000" w:themeColor="text1"/>
-        </w:rPr>
-        <w:t>table</w:t>
-      </w:r>
-      <w:r>
-        <w:rPr>
-          <w:rFonts w:eastAsia="Georgia" w:cs="Georgia"/>
-          <w:color w:val="000000" w:themeColor="text1"/>
-        </w:rPr>
-        <w:t>.</w:t>
-      </w:r>
-      <w:r>
-        <w:rPr>
-          <w:rFonts w:eastAsia="Georgia" w:cs="Georgia"/>
-          <w:color w:val="000000" w:themeColor="text1"/>
-        </w:rPr>
-        <w:t>content</w:t>
-      </w:r>
-      <w:proofErr w:type="spellEnd"/>
-      <w:r>
-        <w:rPr>
-          <w:rFonts w:eastAsia="Georgia" w:cs="Georgia"/>
-          <w:color w:val="000000" w:themeColor="text1"/>
-        </w:rPr>
-        <w:t xml:space="preserve"> }}</w:t>
-      </w:r>
-    </w:p>
-    <w:p>
-      <w:pPr>
-        <w:spacing w:after="160"/>
-        <w:rPr>
-          <w:rFonts w:eastAsia="Georgia" w:cs="Georgia"/>
-          <w:b/>
-          <w:bCs/>
-          <w:color w:val="000000" w:themeColor="text1"/>
-        </w:rPr>
-      </w:pPr>
-      <w:r>
-        <w:rPr>
-          <w:rFonts w:eastAsia="Georgia" w:cs="Georgia"/>
-          <w:b/>
-          <w:bCs/>
-          <w:color w:val="000000" w:themeColor="text1"/>
-        </w:rPr>
-        <w:t>ELA</w:t>
-      </w:r>
-    </w:p>
-    <w:p>
-      <w:pPr>
-        <w:spacing w:after="160"/>
+        <w:jc w:val="both"/>
         <w:rPr>
           <w:rFonts w:eastAsia="Georgia" w:cs="Georgia"/>
           <w:color w:val="000000" w:themeColor="text1"/>
@@ -2903,15 +2944,7 @@
     </w:p>
     <w:p>
       <w:pPr>
-        <w:spacing w:after="160"/>
-        <w:rPr>
-          <w:rFonts w:eastAsia="Georgia" w:cs="Georgia"/>
-          <w:color w:val="000000" w:themeColor="text1"/>
-        </w:rPr>
-      </w:pPr>
-    </w:p>
-    <w:p>
-      <w:pPr>
+        <w:jc w:val="both"/>
         <w:rPr>
           <w:rFonts w:eastAsia="Georgia" w:cs="Georgia"/>
         </w:rPr>
@@ -2927,32 +2960,13 @@
     </w:p>
     <w:p>
       <w:pPr>
-        <w:spacing w:after="160"/>
-        <w:rPr>
-          <w:rFonts w:eastAsia="Georgia" w:cs="Georgia"/>
-          <w:b/>
-          <w:bCs/>
-          <w:color w:val="000000" w:themeColor="text1"/>
-        </w:rPr>
-      </w:pPr>
-    </w:p>
-    <w:p>
-      <w:pPr>
-        <w:spacing w:after="160"/>
-        <w:rPr>
-          <w:rFonts w:eastAsia="Georgia" w:cs="Georgia"/>
-          <w:b/>
-          <w:bCs/>
-          <w:color w:val="000000" w:themeColor="text1"/>
-        </w:rPr>
-      </w:pPr>
-      <w:r>
-        <w:rPr>
-          <w:rFonts w:eastAsia="Georgia" w:cs="Georgia"/>
-          <w:b/>
-          <w:bCs/>
-          <w:color w:val="000000" w:themeColor="text1"/>
-        </w:rPr>
+        <w:pStyle w:val="Heading2DesignBuild"/>
+        <w:rPr>
+          <w:sz w:val="36"/>
+        </w:rPr>
+      </w:pPr>
+      <w:r>
+        <w:lastRenderedPageBreak/>
         <w:t>Class Details</w:t>
       </w:r>
     </w:p>
@@ -2964,6 +2978,7 @@
           <w:numId w:val="1"/>
         </w:numPr>
         <w:spacing w:after="160"/>
+        <w:jc w:val="both"/>
         <w:rPr>
           <w:rFonts w:eastAsia="Georgia" w:cs="Georgia"/>
         </w:rPr>
@@ -2985,6 +3000,7 @@
           <w:numId w:val="1"/>
         </w:numPr>
         <w:spacing w:after="160"/>
+        <w:jc w:val="both"/>
         <w:rPr>
           <w:rFonts w:eastAsia="Georgia" w:cs="Georgia"/>
           <w:b/>
@@ -3019,92 +3035,86 @@
     </w:p>
     <w:p>
       <w:pPr>
-        <w:spacing w:after="160"/>
-        <w:rPr>
-          <w:rFonts w:eastAsia="Georgia" w:cs="Georgia"/>
-          <w:b/>
-          <w:bCs/>
-          <w:color w:val="000000" w:themeColor="text1"/>
-        </w:rPr>
-      </w:pPr>
-    </w:p>
-    <w:p>
-      <w:pPr>
-        <w:spacing w:after="160"/>
-        <w:rPr>
-          <w:rFonts w:eastAsia="Georgia" w:cs="Georgia"/>
-          <w:b/>
-          <w:bCs/>
-          <w:color w:val="000000" w:themeColor="text1"/>
-        </w:rPr>
-      </w:pPr>
-      <w:r>
-        <w:rPr>
-          <w:rFonts w:eastAsia="Georgia" w:cs="Georgia"/>
-          <w:b/>
-          <w:bCs/>
-          <w:color w:val="000000" w:themeColor="text1"/>
-        </w:rPr>
+        <w:pStyle w:val="Heading2DesignBuild"/>
+      </w:pPr>
+      <w:r>
         <w:t>Testing</w:t>
       </w:r>
     </w:p>
     <w:p>
       <w:pPr>
         <w:spacing w:line="259" w:lineRule="auto"/>
-        <w:rPr>
-          <w:rFonts w:eastAsia="Georgia" w:cs="Georgia"/>
-        </w:rPr>
-      </w:pPr>
-      <w:r>
-        <w:rPr>
-          <w:rFonts w:eastAsia="Georgia" w:cs="Georgia"/>
-          <w:color w:val="000000" w:themeColor="text1"/>
-        </w:rPr>
-        <w:t xml:space="preserve">NOLA Ed offers benchmark testing in Language Live 3 times a year, and in math and science through Pear Assessments at the end of each module and TCI pre and </w:t>
-      </w:r>
-      <w:proofErr w:type="spellStart"/>
-      <w:r>
-        <w:rPr>
-          <w:rFonts w:eastAsia="Georgia" w:cs="Georgia"/>
-          <w:color w:val="000000" w:themeColor="text1"/>
-        </w:rPr>
-        <w:t>post tests</w:t>
-      </w:r>
-      <w:proofErr w:type="spellEnd"/>
-      <w:r>
-        <w:rPr>
-          <w:rFonts w:eastAsia="Georgia" w:cs="Georgia"/>
-          <w:color w:val="000000" w:themeColor="text1"/>
-        </w:rPr>
-        <w:t xml:space="preserve"> for Social Studies.</w:t>
-      </w:r>
-    </w:p>
-    <w:p>
-      <w:pPr>
-        <w:spacing w:after="160"/>
-        <w:rPr>
-          <w:rFonts w:eastAsia="Georgia" w:cs="Georgia"/>
-          <w:color w:val="000000" w:themeColor="text1"/>
-        </w:rPr>
-      </w:pPr>
-    </w:p>
-    <w:p>
-      <w:pPr>
-        <w:spacing w:after="160"/>
-        <w:rPr>
-          <w:rFonts w:eastAsia="Georgia" w:cs="Georgia"/>
-          <w:b/>
-          <w:bCs/>
-          <w:color w:val="000000" w:themeColor="text1"/>
-        </w:rPr>
-      </w:pPr>
-      <w:r>
-        <w:rPr>
-          <w:rFonts w:eastAsia="Georgia" w:cs="Georgia"/>
-          <w:b/>
-          <w:bCs/>
-          <w:color w:val="000000" w:themeColor="text1"/>
-        </w:rPr>
+        <w:jc w:val="both"/>
+        <w:rPr>
+          <w:rFonts w:eastAsia="Georgia" w:cs="Georgia"/>
+        </w:rPr>
+      </w:pPr>
+      <w:r>
+        <w:rPr>
+          <w:rFonts w:eastAsia="Georgia" w:cs="Georgia"/>
+          <w:color w:val="000000" w:themeColor="text1"/>
+        </w:rPr>
+        <w:t>NOLA Ed offers benchmark testing in Language Live 3 times a year, and in math and science through Pear Assessments at the end of each module and TCI pre</w:t>
+      </w:r>
+      <w:r>
+        <w:rPr>
+          <w:rFonts w:eastAsia="Georgia" w:cs="Georgia"/>
+          <w:color w:val="000000" w:themeColor="text1"/>
+        </w:rPr>
+        <w:t>-</w:t>
+      </w:r>
+      <w:r>
+        <w:rPr>
+          <w:rFonts w:eastAsia="Georgia" w:cs="Georgia"/>
+          <w:color w:val="000000" w:themeColor="text1"/>
+        </w:rPr>
+        <w:t xml:space="preserve"> and post</w:t>
+      </w:r>
+      <w:r>
+        <w:rPr>
+          <w:rFonts w:eastAsia="Georgia" w:cs="Georgia"/>
+          <w:color w:val="000000" w:themeColor="text1"/>
+        </w:rPr>
+        <w:t xml:space="preserve">- </w:t>
+      </w:r>
+      <w:r>
+        <w:rPr>
+          <w:rFonts w:eastAsia="Georgia" w:cs="Georgia"/>
+          <w:color w:val="000000" w:themeColor="text1"/>
+        </w:rPr>
+        <w:t>tests for Social Studies.</w:t>
+      </w:r>
+    </w:p>
+    <w:p>
+      <w:pPr>
+        <w:spacing w:line="259" w:lineRule="auto"/>
+        <w:rPr>
+          <w:rFonts w:eastAsia="Georgia" w:cs="Georgia"/>
+        </w:rPr>
+      </w:pPr>
+    </w:p>
+    <w:p>
+      <w:pPr>
+        <w:spacing w:line="259" w:lineRule="auto"/>
+        <w:rPr>
+          <w:rFonts w:eastAsia="Georgia" w:cs="Georgia"/>
+        </w:rPr>
+      </w:pPr>
+      <w:r>
+        <w:rPr>
+          <w:rFonts w:eastAsia="Georgia" w:cs="Georgia"/>
+          <w:noProof/>
+        </w:rPr>
+        <w:pict w14:anchorId="0EF08898">
+          <v:rect id="_x0000_i1025" alt="" style="width:468pt;height:.05pt;mso-width-percent:0;mso-height-percent:0;mso-width-percent:0;mso-height-percent:0" o:hralign="center" o:hrstd="t" o:hr="t" fillcolor="#a0a0a0" stroked="f"/>
+        </w:pict>
+      </w:r>
+    </w:p>
+    <w:p>
+      <w:pPr>
+        <w:pStyle w:val="Heading2DesignBuild"/>
+      </w:pPr>
+      <w:r>
         <w:t>Digital Signature of Star Academy Design</w:t>
       </w:r>
     </w:p>
@@ -3151,7 +3161,7 @@
       <w:footerReference w:type="default" r:id="rId11"/>
       <w:type w:val="continuous"/>
       <w:pgSz w:w="12240" w:h="15840"/>
-      <w:pgMar w:top="1440" w:right="1440" w:bottom="1440" w:left="1440" w:header="792" w:footer="1728" w:gutter="0"/>
+      <w:pgMar w:top="1440" w:right="1440" w:bottom="1440" w:left="1440" w:header="720" w:footer="720" w:gutter="0"/>
       <w:cols w:space="720"/>
       <w:docGrid w:linePitch="326"/>
     </w:sectPr>
@@ -3184,6 +3194,7 @@
     <w:pPr>
       <w:pStyle w:val="NormalWeb"/>
       <w:shd w:val="clear" w:color="auto" w:fill="FFFFFF"/>
+      <w:spacing w:before="120" w:beforeAutospacing="0"/>
       <w:ind w:right="360"/>
       <w:rPr>
         <w:rFonts w:asciiTheme="minorHAnsi" w:hAnsiTheme="minorHAnsi" w:cs="Arial"/>
@@ -3327,7 +3338,7 @@
             </wp:anchor>
           </w:drawing>
         </mc:Choice>
-        <mc:Fallback xmlns:a14="http://schemas.microsoft.com/office/drawing/2010/main" xmlns:pic="http://schemas.openxmlformats.org/drawingml/2006/picture" xmlns:a="http://schemas.openxmlformats.org/drawingml/2006/main">
+        <mc:Fallback xmlns:a="http://schemas.openxmlformats.org/drawingml/2006/main" xmlns:pic="http://schemas.openxmlformats.org/drawingml/2006/picture" xmlns:a14="http://schemas.microsoft.com/office/drawing/2010/main">
           <w:pict w14:anchorId="693A564B">
             <v:line id="Straight Connector 2" style="position:absolute;z-index:251663360;visibility:visible;mso-wrap-style:square;mso-width-percent:0;mso-height-percent:0;mso-wrap-distance-left:9pt;mso-wrap-distance-top:0;mso-wrap-distance-right:9pt;mso-wrap-distance-bottom:0;mso-position-horizontal:absolute;mso-position-horizontal-relative:text;mso-position-vertical:absolute;mso-position-vertical-relative:text;mso-width-percent:0;mso-height-percent:0;mso-width-relative:margin;mso-height-relative:margin" o:spid="_x0000_s1026" strokecolor="#6a6a68" strokeweight="1.25pt" from="-.15pt,-.45pt" to="480.1pt,-.45pt" w14:anchorId="1D94754B" o:gfxdata="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">
               <v:stroke joinstyle="miter"/>
@@ -3650,6 +3661,7 @@
     <w:pPr>
       <w:pStyle w:val="Heading3"/>
       <w:spacing w:line="259" w:lineRule="auto"/>
+      <w:ind w:left="720" w:firstLine="720"/>
       <w:jc w:val="right"/>
       <w:rPr>
         <w:rFonts w:eastAsia="Georgia" w:cs="Georgia"/>
@@ -3663,15 +3675,31 @@
         <w:iCs/>
         <w:szCs w:val="36"/>
       </w:rPr>
-      <w:t>Star Academy Design</w:t>
+      <w:t xml:space="preserve">    </w:t>
+    </w:r>
+    <w:r>
+      <w:rPr>
+        <w:rFonts w:eastAsia="Georgia" w:cs="Georgia"/>
+        <w:iCs/>
+        <w:szCs w:val="36"/>
+      </w:rPr>
+      <w:t>Curriculum</w:t>
+    </w:r>
+    <w:r>
+      <w:rPr>
+        <w:rFonts w:eastAsia="Georgia" w:cs="Georgia"/>
+        <w:iCs/>
+        <w:szCs w:val="36"/>
+      </w:rPr>
+      <w:t xml:space="preserve"> Design</w:t>
     </w:r>
     <w:r>
       <w:tab/>
     </w:r>
   </w:p>
-  <w:p/>
   <w:p>
     <w:pPr>
+      <w:spacing w:after="240"/>
       <w:rPr>
         <w:sz w:val="20"/>
         <w:szCs w:val="20"/>
@@ -3745,7 +3773,7 @@
             </wp:anchor>
           </w:drawing>
         </mc:Choice>
-        <mc:Fallback xmlns:a14="http://schemas.microsoft.com/office/drawing/2010/main" xmlns:pic="http://schemas.openxmlformats.org/drawingml/2006/picture" xmlns:a="http://schemas.openxmlformats.org/drawingml/2006/main">
+        <mc:Fallback xmlns:a="http://schemas.openxmlformats.org/drawingml/2006/main" xmlns:pic="http://schemas.openxmlformats.org/drawingml/2006/picture" xmlns:a14="http://schemas.microsoft.com/office/drawing/2010/main">
           <w:pict w14:anchorId="62C7E224">
             <v:line id="Straight Connector 5" style="position:absolute;z-index:251660288;visibility:visible;mso-wrap-style:square;mso-width-percent:0;mso-height-percent:0;mso-wrap-distance-left:9pt;mso-wrap-distance-top:0;mso-wrap-distance-right:9pt;mso-wrap-distance-bottom:0;mso-position-horizontal:absolute;mso-position-horizontal-relative:text;mso-position-vertical:absolute;mso-position-vertical-relative:text;mso-width-percent:0;mso-height-percent:0;mso-width-relative:margin;mso-height-relative:margin" o:spid="_x0000_s1026" strokecolor="#6a6a68" strokeweight="1.25pt" from="0,5.8pt" to="480.25pt,5.8pt" w14:anchorId="2548742B" o:gfxdata="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">
               <v:stroke joinstyle="miter"/>
@@ -3892,6 +3920,232 @@
     </w:lvl>
   </w:abstractNum>
   <w:abstractNum w:abstractNumId="1" w15:restartNumberingAfterBreak="0">
+    <w:nsid w:val="1B566FB7"/>
+    <w:multiLevelType w:val="hybridMultilevel"/>
+    <w:tmpl w:val="1A3CDEC0"/>
+    <w:lvl w:ilvl="0" w:tplc="04090001">
+      <w:start w:val="1"/>
+      <w:numFmt w:val="bullet"/>
+      <w:lvlText w:val=""/>
+      <w:lvlJc w:val="left"/>
+      <w:pPr>
+        <w:ind w:left="720" w:hanging="360"/>
+      </w:pPr>
+      <w:rPr>
+        <w:rFonts w:ascii="Symbol" w:hAnsi="Symbol" w:hint="default"/>
+      </w:rPr>
+    </w:lvl>
+    <w:lvl w:ilvl="1" w:tplc="04090003" w:tentative="1">
+      <w:start w:val="1"/>
+      <w:numFmt w:val="bullet"/>
+      <w:lvlText w:val="o"/>
+      <w:lvlJc w:val="left"/>
+      <w:pPr>
+        <w:ind w:left="1440" w:hanging="360"/>
+      </w:pPr>
+      <w:rPr>
+        <w:rFonts w:ascii="Courier New" w:hAnsi="Courier New" w:hint="default"/>
+      </w:rPr>
+    </w:lvl>
+    <w:lvl w:ilvl="2" w:tplc="04090005" w:tentative="1">
+      <w:start w:val="1"/>
+      <w:numFmt w:val="bullet"/>
+      <w:lvlText w:val=""/>
+      <w:lvlJc w:val="left"/>
+      <w:pPr>
+        <w:ind w:left="2160" w:hanging="360"/>
+      </w:pPr>
+      <w:rPr>
+        <w:rFonts w:ascii="Wingdings" w:hAnsi="Wingdings" w:hint="default"/>
+      </w:rPr>
+    </w:lvl>
+    <w:lvl w:ilvl="3" w:tplc="04090001" w:tentative="1">
+      <w:start w:val="1"/>
+      <w:numFmt w:val="bullet"/>
+      <w:lvlText w:val=""/>
+      <w:lvlJc w:val="left"/>
+      <w:pPr>
+        <w:ind w:left="2880" w:hanging="360"/>
+      </w:pPr>
+      <w:rPr>
+        <w:rFonts w:ascii="Symbol" w:hAnsi="Symbol" w:hint="default"/>
+      </w:rPr>
+    </w:lvl>
+    <w:lvl w:ilvl="4" w:tplc="04090003" w:tentative="1">
+      <w:start w:val="1"/>
+      <w:numFmt w:val="bullet"/>
+      <w:lvlText w:val="o"/>
+      <w:lvlJc w:val="left"/>
+      <w:pPr>
+        <w:ind w:left="3600" w:hanging="360"/>
+      </w:pPr>
+      <w:rPr>
+        <w:rFonts w:ascii="Courier New" w:hAnsi="Courier New" w:hint="default"/>
+      </w:rPr>
+    </w:lvl>
+    <w:lvl w:ilvl="5" w:tplc="04090005" w:tentative="1">
+      <w:start w:val="1"/>
+      <w:numFmt w:val="bullet"/>
+      <w:lvlText w:val=""/>
+      <w:lvlJc w:val="left"/>
+      <w:pPr>
+        <w:ind w:left="4320" w:hanging="360"/>
+      </w:pPr>
+      <w:rPr>
+        <w:rFonts w:ascii="Wingdings" w:hAnsi="Wingdings" w:hint="default"/>
+      </w:rPr>
+    </w:lvl>
+    <w:lvl w:ilvl="6" w:tplc="04090001" w:tentative="1">
+      <w:start w:val="1"/>
+      <w:numFmt w:val="bullet"/>
+      <w:lvlText w:val=""/>
+      <w:lvlJc w:val="left"/>
+      <w:pPr>
+        <w:ind w:left="5040" w:hanging="360"/>
+      </w:pPr>
+      <w:rPr>
+        <w:rFonts w:ascii="Symbol" w:hAnsi="Symbol" w:hint="default"/>
+      </w:rPr>
+    </w:lvl>
+    <w:lvl w:ilvl="7" w:tplc="04090003" w:tentative="1">
+      <w:start w:val="1"/>
+      <w:numFmt w:val="bullet"/>
+      <w:lvlText w:val="o"/>
+      <w:lvlJc w:val="left"/>
+      <w:pPr>
+        <w:ind w:left="5760" w:hanging="360"/>
+      </w:pPr>
+      <w:rPr>
+        <w:rFonts w:ascii="Courier New" w:hAnsi="Courier New" w:hint="default"/>
+      </w:rPr>
+    </w:lvl>
+    <w:lvl w:ilvl="8" w:tplc="04090005" w:tentative="1">
+      <w:start w:val="1"/>
+      <w:numFmt w:val="bullet"/>
+      <w:lvlText w:val=""/>
+      <w:lvlJc w:val="left"/>
+      <w:pPr>
+        <w:ind w:left="6480" w:hanging="360"/>
+      </w:pPr>
+      <w:rPr>
+        <w:rFonts w:ascii="Wingdings" w:hAnsi="Wingdings" w:hint="default"/>
+      </w:rPr>
+    </w:lvl>
+  </w:abstractNum>
+  <w:abstractNum w:abstractNumId="2" w15:restartNumberingAfterBreak="0">
+    <w:nsid w:val="1F7D22FD"/>
+    <w:multiLevelType w:val="hybridMultilevel"/>
+    <w:tmpl w:val="F1E80358"/>
+    <w:lvl w:ilvl="0" w:tplc="04090001">
+      <w:start w:val="1"/>
+      <w:numFmt w:val="bullet"/>
+      <w:lvlText w:val=""/>
+      <w:lvlJc w:val="left"/>
+      <w:pPr>
+        <w:ind w:left="720" w:hanging="360"/>
+      </w:pPr>
+      <w:rPr>
+        <w:rFonts w:ascii="Symbol" w:hAnsi="Symbol" w:hint="default"/>
+      </w:rPr>
+    </w:lvl>
+    <w:lvl w:ilvl="1" w:tplc="04090003" w:tentative="1">
+      <w:start w:val="1"/>
+      <w:numFmt w:val="bullet"/>
+      <w:lvlText w:val="o"/>
+      <w:lvlJc w:val="left"/>
+      <w:pPr>
+        <w:ind w:left="1440" w:hanging="360"/>
+      </w:pPr>
+      <w:rPr>
+        <w:rFonts w:ascii="Courier New" w:hAnsi="Courier New" w:hint="default"/>
+      </w:rPr>
+    </w:lvl>
+    <w:lvl w:ilvl="2" w:tplc="04090005" w:tentative="1">
+      <w:start w:val="1"/>
+      <w:numFmt w:val="bullet"/>
+      <w:lvlText w:val=""/>
+      <w:lvlJc w:val="left"/>
+      <w:pPr>
+        <w:ind w:left="2160" w:hanging="360"/>
+      </w:pPr>
+      <w:rPr>
+        <w:rFonts w:ascii="Wingdings" w:hAnsi="Wingdings" w:hint="default"/>
+      </w:rPr>
+    </w:lvl>
+    <w:lvl w:ilvl="3" w:tplc="04090001" w:tentative="1">
+      <w:start w:val="1"/>
+      <w:numFmt w:val="bullet"/>
+      <w:lvlText w:val=""/>
+      <w:lvlJc w:val="left"/>
+      <w:pPr>
+        <w:ind w:left="2880" w:hanging="360"/>
+      </w:pPr>
+      <w:rPr>
+        <w:rFonts w:ascii="Symbol" w:hAnsi="Symbol" w:hint="default"/>
+      </w:rPr>
+    </w:lvl>
+    <w:lvl w:ilvl="4" w:tplc="04090003" w:tentative="1">
+      <w:start w:val="1"/>
+      <w:numFmt w:val="bullet"/>
+      <w:lvlText w:val="o"/>
+      <w:lvlJc w:val="left"/>
+      <w:pPr>
+        <w:ind w:left="3600" w:hanging="360"/>
+      </w:pPr>
+      <w:rPr>
+        <w:rFonts w:ascii="Courier New" w:hAnsi="Courier New" w:hint="default"/>
+      </w:rPr>
+    </w:lvl>
+    <w:lvl w:ilvl="5" w:tplc="04090005" w:tentative="1">
+      <w:start w:val="1"/>
+      <w:numFmt w:val="bullet"/>
+      <w:lvlText w:val=""/>
+      <w:lvlJc w:val="left"/>
+      <w:pPr>
+        <w:ind w:left="4320" w:hanging="360"/>
+      </w:pPr>
+      <w:rPr>
+        <w:rFonts w:ascii="Wingdings" w:hAnsi="Wingdings" w:hint="default"/>
+      </w:rPr>
+    </w:lvl>
+    <w:lvl w:ilvl="6" w:tplc="04090001" w:tentative="1">
+      <w:start w:val="1"/>
+      <w:numFmt w:val="bullet"/>
+      <w:lvlText w:val=""/>
+      <w:lvlJc w:val="left"/>
+      <w:pPr>
+        <w:ind w:left="5040" w:hanging="360"/>
+      </w:pPr>
+      <w:rPr>
+        <w:rFonts w:ascii="Symbol" w:hAnsi="Symbol" w:hint="default"/>
+      </w:rPr>
+    </w:lvl>
+    <w:lvl w:ilvl="7" w:tplc="04090003" w:tentative="1">
+      <w:start w:val="1"/>
+      <w:numFmt w:val="bullet"/>
+      <w:lvlText w:val="o"/>
+      <w:lvlJc w:val="left"/>
+      <w:pPr>
+        <w:ind w:left="5760" w:hanging="360"/>
+      </w:pPr>
+      <w:rPr>
+        <w:rFonts w:ascii="Courier New" w:hAnsi="Courier New" w:hint="default"/>
+      </w:rPr>
+    </w:lvl>
+    <w:lvl w:ilvl="8" w:tplc="04090005" w:tentative="1">
+      <w:start w:val="1"/>
+      <w:numFmt w:val="bullet"/>
+      <w:lvlText w:val=""/>
+      <w:lvlJc w:val="left"/>
+      <w:pPr>
+        <w:ind w:left="6480" w:hanging="360"/>
+      </w:pPr>
+      <w:rPr>
+        <w:rFonts w:ascii="Wingdings" w:hAnsi="Wingdings" w:hint="default"/>
+      </w:rPr>
+    </w:lvl>
+  </w:abstractNum>
+  <w:abstractNum w:abstractNumId="3" w15:restartNumberingAfterBreak="0">
     <w:nsid w:val="2155539F"/>
     <w:multiLevelType w:val="hybridMultilevel"/>
     <w:tmpl w:val="0790A378"/>
@@ -4004,7 +4258,7 @@
       </w:rPr>
     </w:lvl>
   </w:abstractNum>
-  <w:abstractNum w:abstractNumId="2" w15:restartNumberingAfterBreak="0">
+  <w:abstractNum w:abstractNumId="4" w15:restartNumberingAfterBreak="0">
     <w:nsid w:val="24B111E5"/>
     <w:multiLevelType w:val="hybridMultilevel"/>
     <w:tmpl w:val="5DEA4960"/>
@@ -4117,7 +4371,7 @@
       </w:rPr>
     </w:lvl>
   </w:abstractNum>
-  <w:abstractNum w:abstractNumId="3" w15:restartNumberingAfterBreak="0">
+  <w:abstractNum w:abstractNumId="5" w15:restartNumberingAfterBreak="0">
     <w:nsid w:val="2995B6F8"/>
     <w:multiLevelType w:val="hybridMultilevel"/>
     <w:tmpl w:val="69C6389A"/>
@@ -4230,7 +4484,7 @@
       </w:rPr>
     </w:lvl>
   </w:abstractNum>
-  <w:abstractNum w:abstractNumId="4" w15:restartNumberingAfterBreak="0">
+  <w:abstractNum w:abstractNumId="6" w15:restartNumberingAfterBreak="0">
     <w:nsid w:val="2C92C900"/>
     <w:multiLevelType w:val="hybridMultilevel"/>
     <w:tmpl w:val="F2FC3CA2"/>
@@ -4343,7 +4597,7 @@
       </w:rPr>
     </w:lvl>
   </w:abstractNum>
-  <w:abstractNum w:abstractNumId="5" w15:restartNumberingAfterBreak="0">
+  <w:abstractNum w:abstractNumId="7" w15:restartNumberingAfterBreak="0">
     <w:nsid w:val="46A91082"/>
     <w:multiLevelType w:val="hybridMultilevel"/>
     <w:tmpl w:val="62DCF9CC"/>
@@ -4456,7 +4710,120 @@
       </w:rPr>
     </w:lvl>
   </w:abstractNum>
-  <w:abstractNum w:abstractNumId="6" w15:restartNumberingAfterBreak="0">
+  <w:abstractNum w:abstractNumId="8" w15:restartNumberingAfterBreak="0">
+    <w:nsid w:val="46EB7236"/>
+    <w:multiLevelType w:val="hybridMultilevel"/>
+    <w:tmpl w:val="874AB3E0"/>
+    <w:lvl w:ilvl="0" w:tplc="04090001">
+      <w:start w:val="1"/>
+      <w:numFmt w:val="bullet"/>
+      <w:lvlText w:val=""/>
+      <w:lvlJc w:val="left"/>
+      <w:pPr>
+        <w:ind w:left="720" w:hanging="360"/>
+      </w:pPr>
+      <w:rPr>
+        <w:rFonts w:ascii="Symbol" w:hAnsi="Symbol" w:hint="default"/>
+      </w:rPr>
+    </w:lvl>
+    <w:lvl w:ilvl="1" w:tplc="04090003" w:tentative="1">
+      <w:start w:val="1"/>
+      <w:numFmt w:val="bullet"/>
+      <w:lvlText w:val="o"/>
+      <w:lvlJc w:val="left"/>
+      <w:pPr>
+        <w:ind w:left="1440" w:hanging="360"/>
+      </w:pPr>
+      <w:rPr>
+        <w:rFonts w:ascii="Courier New" w:hAnsi="Courier New" w:hint="default"/>
+      </w:rPr>
+    </w:lvl>
+    <w:lvl w:ilvl="2" w:tplc="04090005" w:tentative="1">
+      <w:start w:val="1"/>
+      <w:numFmt w:val="bullet"/>
+      <w:lvlText w:val=""/>
+      <w:lvlJc w:val="left"/>
+      <w:pPr>
+        <w:ind w:left="2160" w:hanging="360"/>
+      </w:pPr>
+      <w:rPr>
+        <w:rFonts w:ascii="Wingdings" w:hAnsi="Wingdings" w:hint="default"/>
+      </w:rPr>
+    </w:lvl>
+    <w:lvl w:ilvl="3" w:tplc="04090001" w:tentative="1">
+      <w:start w:val="1"/>
+      <w:numFmt w:val="bullet"/>
+      <w:lvlText w:val=""/>
+      <w:lvlJc w:val="left"/>
+      <w:pPr>
+        <w:ind w:left="2880" w:hanging="360"/>
+      </w:pPr>
+      <w:rPr>
+        <w:rFonts w:ascii="Symbol" w:hAnsi="Symbol" w:hint="default"/>
+      </w:rPr>
+    </w:lvl>
+    <w:lvl w:ilvl="4" w:tplc="04090003" w:tentative="1">
+      <w:start w:val="1"/>
+      <w:numFmt w:val="bullet"/>
+      <w:lvlText w:val="o"/>
+      <w:lvlJc w:val="left"/>
+      <w:pPr>
+        <w:ind w:left="3600" w:hanging="360"/>
+      </w:pPr>
+      <w:rPr>
+        <w:rFonts w:ascii="Courier New" w:hAnsi="Courier New" w:hint="default"/>
+      </w:rPr>
+    </w:lvl>
+    <w:lvl w:ilvl="5" w:tplc="04090005" w:tentative="1">
+      <w:start w:val="1"/>
+      <w:numFmt w:val="bullet"/>
+      <w:lvlText w:val=""/>
+      <w:lvlJc w:val="left"/>
+      <w:pPr>
+        <w:ind w:left="4320" w:hanging="360"/>
+      </w:pPr>
+      <w:rPr>
+        <w:rFonts w:ascii="Wingdings" w:hAnsi="Wingdings" w:hint="default"/>
+      </w:rPr>
+    </w:lvl>
+    <w:lvl w:ilvl="6" w:tplc="04090001" w:tentative="1">
+      <w:start w:val="1"/>
+      <w:numFmt w:val="bullet"/>
+      <w:lvlText w:val=""/>
+      <w:lvlJc w:val="left"/>
+      <w:pPr>
+        <w:ind w:left="5040" w:hanging="360"/>
+      </w:pPr>
+      <w:rPr>
+        <w:rFonts w:ascii="Symbol" w:hAnsi="Symbol" w:hint="default"/>
+      </w:rPr>
+    </w:lvl>
+    <w:lvl w:ilvl="7" w:tplc="04090003" w:tentative="1">
+      <w:start w:val="1"/>
+      <w:numFmt w:val="bullet"/>
+      <w:lvlText w:val="o"/>
+      <w:lvlJc w:val="left"/>
+      <w:pPr>
+        <w:ind w:left="5760" w:hanging="360"/>
+      </w:pPr>
+      <w:rPr>
+        <w:rFonts w:ascii="Courier New" w:hAnsi="Courier New" w:hint="default"/>
+      </w:rPr>
+    </w:lvl>
+    <w:lvl w:ilvl="8" w:tplc="04090005" w:tentative="1">
+      <w:start w:val="1"/>
+      <w:numFmt w:val="bullet"/>
+      <w:lvlText w:val=""/>
+      <w:lvlJc w:val="left"/>
+      <w:pPr>
+        <w:ind w:left="6480" w:hanging="360"/>
+      </w:pPr>
+      <w:rPr>
+        <w:rFonts w:ascii="Wingdings" w:hAnsi="Wingdings" w:hint="default"/>
+      </w:rPr>
+    </w:lvl>
+  </w:abstractNum>
+  <w:abstractNum w:abstractNumId="9" w15:restartNumberingAfterBreak="0">
     <w:nsid w:val="5A87B8A9"/>
     <w:multiLevelType w:val="hybridMultilevel"/>
     <w:tmpl w:val="5C92E306"/>
@@ -4569,7 +4936,7 @@
       </w:rPr>
     </w:lvl>
   </w:abstractNum>
-  <w:abstractNum w:abstractNumId="7" w15:restartNumberingAfterBreak="0">
+  <w:abstractNum w:abstractNumId="10" w15:restartNumberingAfterBreak="0">
     <w:nsid w:val="5B6736BB"/>
     <w:multiLevelType w:val="hybridMultilevel"/>
     <w:tmpl w:val="D1BEF5F2"/>
@@ -4683,28 +5050,37 @@
     </w:lvl>
   </w:abstractNum>
   <w:num w:numId="1" w16cid:durableId="128671890">
-    <w:abstractNumId w:val="5"/>
+    <w:abstractNumId w:val="7"/>
   </w:num>
   <w:num w:numId="2" w16cid:durableId="941111225">
-    <w:abstractNumId w:val="7"/>
+    <w:abstractNumId w:val="10"/>
   </w:num>
   <w:num w:numId="3" w16cid:durableId="193273311">
     <w:abstractNumId w:val="0"/>
   </w:num>
   <w:num w:numId="4" w16cid:durableId="85729655">
+    <w:abstractNumId w:val="6"/>
+  </w:num>
+  <w:num w:numId="5" w16cid:durableId="1633975267">
+    <w:abstractNumId w:val="3"/>
+  </w:num>
+  <w:num w:numId="6" w16cid:durableId="1343821384">
+    <w:abstractNumId w:val="5"/>
+  </w:num>
+  <w:num w:numId="7" w16cid:durableId="1119302703">
     <w:abstractNumId w:val="4"/>
   </w:num>
-  <w:num w:numId="5" w16cid:durableId="1633975267">
+  <w:num w:numId="8" w16cid:durableId="1116555857">
+    <w:abstractNumId w:val="9"/>
+  </w:num>
+  <w:num w:numId="9" w16cid:durableId="2004891518">
+    <w:abstractNumId w:val="2"/>
+  </w:num>
+  <w:num w:numId="10" w16cid:durableId="1953127447">
     <w:abstractNumId w:val="1"/>
   </w:num>
-  <w:num w:numId="6" w16cid:durableId="1343821384">
-    <w:abstractNumId w:val="3"/>
-  </w:num>
-  <w:num w:numId="7" w16cid:durableId="1119302703">
-    <w:abstractNumId w:val="2"/>
-  </w:num>
-  <w:num w:numId="8" w16cid:durableId="1116555857">
-    <w:abstractNumId w:val="6"/>
+  <w:num w:numId="11" w16cid:durableId="1187795945">
+    <w:abstractNumId w:val="8"/>
   </w:num>
 </w:numbering>
 </file>
@@ -5425,15 +5801,27 @@
     <w:name w:val="Heading 1 Design Build"/>
     <w:basedOn w:val="Title"/>
     <w:qFormat/>
-    <w:rsid w:val="00EB5B75"/>
+    <w:rsid w:val="00ED50E5"/>
     <w:pPr>
-      <w:spacing w:after="120"/>
+      <w:spacing w:before="240" w:after="240"/>
     </w:pPr>
     <w:rPr>
       <w:rFonts w:ascii="Georgia" w:eastAsia="Georgia" w:hAnsi="Georgia"/>
       <w:b/>
       <w:i/>
-      <w:sz w:val="40"/>
+      <w:sz w:val="36"/>
+    </w:rPr>
+  </w:style>
+  <w:style w:type="paragraph" w:customStyle="1" w:styleId="Heading2DesignBuild">
+    <w:name w:val="Heading 2 Design Build"/>
+    <w:basedOn w:val="Heading1DesignBuild"/>
+    <w:qFormat/>
+    <w:rsid w:val="005E7317"/>
+    <w:pPr>
+      <w:spacing w:before="360"/>
+    </w:pPr>
+    <w:rPr>
+      <w:sz w:val="28"/>
     </w:rPr>
   </w:style>
 </w:styles>
@@ -5735,29 +6123,12 @@
 </file>
 
 <file path=customXml/item1.xml><?xml version="1.0" encoding="utf-8"?>
-<p:properties xmlns:p="http://schemas.microsoft.com/office/2006/metadata/properties" xmlns:xsi="http://www.w3.org/2001/XMLSchema-instance" xmlns:pc="http://schemas.microsoft.com/office/infopath/2007/PartnerControls">
-  <documentManagement>
-    <Use xmlns="d598189d-5e7f-4257-b434-a18cd152a466" xsi:nil="true"/>
-    <Notes xmlns="d598189d-5e7f-4257-b434-a18cd152a466" xsi:nil="true"/>
-    <SharedWithUsers xmlns="1be0cd79-b20d-4c5a-bbde-e8a9c50088cd">
-      <UserInfo>
-        <DisplayName>Courtney Fangue</DisplayName>
-        <AccountId>15</AccountId>
-        <AccountType/>
-      </UserInfo>
-      <UserInfo>
-        <DisplayName>Karen Moore</DisplayName>
-        <AccountId>16</AccountId>
-        <AccountType/>
-      </UserInfo>
-      <UserInfo>
-        <DisplayName>Heidi Broussard</DisplayName>
-        <AccountId>17</AccountId>
-        <AccountType/>
-      </UserInfo>
-    </SharedWithUsers>
-  </documentManagement>
-</p:properties>
+<?mso-contentType ?>
+<FormTemplates xmlns="http://schemas.microsoft.com/sharepoint/v3/contenttype/forms">
+  <Display>DocumentLibraryForm</Display>
+  <Edit>DocumentLibraryForm</Edit>
+  <New>DocumentLibraryForm</New>
+</FormTemplates>
 </file>
 
 <file path=customXml/item2.xml><?xml version="1.0" encoding="utf-8"?>
@@ -5957,21 +6328,35 @@
 </file>
 
 <file path=customXml/item3.xml><?xml version="1.0" encoding="utf-8"?>
-<?mso-contentType ?>
-<FormTemplates xmlns="http://schemas.microsoft.com/sharepoint/v3/contenttype/forms">
-  <Display>DocumentLibraryForm</Display>
-  <Edit>DocumentLibraryForm</Edit>
-  <New>DocumentLibraryForm</New>
-</FormTemplates>
+<p:properties xmlns:p="http://schemas.microsoft.com/office/2006/metadata/properties" xmlns:xsi="http://www.w3.org/2001/XMLSchema-instance" xmlns:pc="http://schemas.microsoft.com/office/infopath/2007/PartnerControls">
+  <documentManagement>
+    <Use xmlns="d598189d-5e7f-4257-b434-a18cd152a466" xsi:nil="true"/>
+    <Notes xmlns="d598189d-5e7f-4257-b434-a18cd152a466" xsi:nil="true"/>
+    <SharedWithUsers xmlns="1be0cd79-b20d-4c5a-bbde-e8a9c50088cd">
+      <UserInfo>
+        <DisplayName>Courtney Fangue</DisplayName>
+        <AccountId>15</AccountId>
+        <AccountType/>
+      </UserInfo>
+      <UserInfo>
+        <DisplayName>Karen Moore</DisplayName>
+        <AccountId>16</AccountId>
+        <AccountType/>
+      </UserInfo>
+      <UserInfo>
+        <DisplayName>Heidi Broussard</DisplayName>
+        <AccountId>17</AccountId>
+        <AccountType/>
+      </UserInfo>
+    </SharedWithUsers>
+  </documentManagement>
+</p:properties>
 </file>
 
 <file path=customXml/itemProps1.xml><?xml version="1.0" encoding="utf-8"?>
-<ds:datastoreItem xmlns:ds="http://schemas.openxmlformats.org/officeDocument/2006/customXml" ds:itemID="{99FF8242-58E7-41D7-BB00-92C555CA4AB3}">
+<ds:datastoreItem xmlns:ds="http://schemas.openxmlformats.org/officeDocument/2006/customXml" ds:itemID="{EE96830A-08F8-4BF7-9702-00F53B4F7FB4}">
   <ds:schemaRefs>
-    <ds:schemaRef ds:uri="http://schemas.microsoft.com/office/2006/metadata/properties"/>
-    <ds:schemaRef ds:uri="http://schemas.microsoft.com/office/infopath/2007/PartnerControls"/>
-    <ds:schemaRef ds:uri="d598189d-5e7f-4257-b434-a18cd152a466"/>
-    <ds:schemaRef ds:uri="1be0cd79-b20d-4c5a-bbde-e8a9c50088cd"/>
+    <ds:schemaRef ds:uri="http://schemas.microsoft.com/sharepoint/v3/contenttype/forms"/>
   </ds:schemaRefs>
 </ds:datastoreItem>
 </file>
@@ -5996,9 +6381,12 @@
 </file>
 
 <file path=customXml/itemProps3.xml><?xml version="1.0" encoding="utf-8"?>
-<ds:datastoreItem xmlns:ds="http://schemas.openxmlformats.org/officeDocument/2006/customXml" ds:itemID="{EE96830A-08F8-4BF7-9702-00F53B4F7FB4}">
+<ds:datastoreItem xmlns:ds="http://schemas.openxmlformats.org/officeDocument/2006/customXml" ds:itemID="{99FF8242-58E7-41D7-BB00-92C555CA4AB3}">
   <ds:schemaRefs>
-    <ds:schemaRef ds:uri="http://schemas.microsoft.com/sharepoint/v3/contenttype/forms"/>
+    <ds:schemaRef ds:uri="http://schemas.microsoft.com/office/2006/metadata/properties"/>
+    <ds:schemaRef ds:uri="http://schemas.microsoft.com/office/infopath/2007/PartnerControls"/>
+    <ds:schemaRef ds:uri="d598189d-5e7f-4257-b434-a18cd152a466"/>
+    <ds:schemaRef ds:uri="1be0cd79-b20d-4c5a-bbde-e8a9c50088cd"/>
   </ds:schemaRefs>
 </ds:datastoreItem>
 </file>
--- a/templates/docx_templates/curriculum_design_build_master.docx
+++ b/templates/docx_templates/curriculum_design_build_master.docx
@@ -432,7 +432,7 @@
           <w:rFonts w:eastAsia="Georgia" w:cs="Georgia"/>
           <w:color w:val="000000" w:themeColor="text1"/>
         </w:rPr>
-        <w:t xml:space="preserve">Note: Include the following message for soft/mid-year starts: </w:t>
+        <w:t xml:space="preserve">Note: </w:t>
       </w:r>
       <w:r>
         <w:rPr>
@@ -3338,7 +3338,7 @@
             </wp:anchor>
           </w:drawing>
         </mc:Choice>
-        <mc:Fallback xmlns:a="http://schemas.openxmlformats.org/drawingml/2006/main" xmlns:pic="http://schemas.openxmlformats.org/drawingml/2006/picture" xmlns:a14="http://schemas.microsoft.com/office/drawing/2010/main">
+        <mc:Fallback xmlns:a14="http://schemas.microsoft.com/office/drawing/2010/main" xmlns:pic="http://schemas.openxmlformats.org/drawingml/2006/picture" xmlns:a="http://schemas.openxmlformats.org/drawingml/2006/main">
           <w:pict w14:anchorId="693A564B">
             <v:line id="Straight Connector 2" style="position:absolute;z-index:251663360;visibility:visible;mso-wrap-style:square;mso-width-percent:0;mso-height-percent:0;mso-wrap-distance-left:9pt;mso-wrap-distance-top:0;mso-wrap-distance-right:9pt;mso-wrap-distance-bottom:0;mso-position-horizontal:absolute;mso-position-horizontal-relative:text;mso-position-vertical:absolute;mso-position-vertical-relative:text;mso-width-percent:0;mso-height-percent:0;mso-width-relative:margin;mso-height-relative:margin" o:spid="_x0000_s1026" strokecolor="#6a6a68" strokeweight="1.25pt" from="-.15pt,-.45pt" to="480.1pt,-.45pt" w14:anchorId="1D94754B" o:gfxdata="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">
               <v:stroke joinstyle="miter"/>
@@ -3773,7 +3773,7 @@
             </wp:anchor>
           </w:drawing>
         </mc:Choice>
-        <mc:Fallback xmlns:a="http://schemas.openxmlformats.org/drawingml/2006/main" xmlns:pic="http://schemas.openxmlformats.org/drawingml/2006/picture" xmlns:a14="http://schemas.microsoft.com/office/drawing/2010/main">
+        <mc:Fallback xmlns:a14="http://schemas.microsoft.com/office/drawing/2010/main" xmlns:pic="http://schemas.openxmlformats.org/drawingml/2006/picture" xmlns:a="http://schemas.openxmlformats.org/drawingml/2006/main">
           <w:pict w14:anchorId="62C7E224">
             <v:line id="Straight Connector 5" style="position:absolute;z-index:251660288;visibility:visible;mso-wrap-style:square;mso-width-percent:0;mso-height-percent:0;mso-wrap-distance-left:9pt;mso-wrap-distance-top:0;mso-wrap-distance-right:9pt;mso-wrap-distance-bottom:0;mso-position-horizontal:absolute;mso-position-horizontal-relative:text;mso-position-vertical:absolute;mso-position-vertical-relative:text;mso-width-percent:0;mso-height-percent:0;mso-width-relative:margin;mso-height-relative:margin" o:spid="_x0000_s1026" strokecolor="#6a6a68" strokeweight="1.25pt" from="0,5.8pt" to="480.25pt,5.8pt" w14:anchorId="2548742B" o:gfxdata="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">
               <v:stroke joinstyle="miter"/>
@@ -6123,12 +6123,29 @@
 </file>
 
 <file path=customXml/item1.xml><?xml version="1.0" encoding="utf-8"?>
-<?mso-contentType ?>
-<FormTemplates xmlns="http://schemas.microsoft.com/sharepoint/v3/contenttype/forms">
-  <Display>DocumentLibraryForm</Display>
-  <Edit>DocumentLibraryForm</Edit>
-  <New>DocumentLibraryForm</New>
-</FormTemplates>
+<p:properties xmlns:p="http://schemas.microsoft.com/office/2006/metadata/properties" xmlns:xsi="http://www.w3.org/2001/XMLSchema-instance" xmlns:pc="http://schemas.microsoft.com/office/infopath/2007/PartnerControls">
+  <documentManagement>
+    <Use xmlns="d598189d-5e7f-4257-b434-a18cd152a466" xsi:nil="true"/>
+    <Notes xmlns="d598189d-5e7f-4257-b434-a18cd152a466" xsi:nil="true"/>
+    <SharedWithUsers xmlns="1be0cd79-b20d-4c5a-bbde-e8a9c50088cd">
+      <UserInfo>
+        <DisplayName>Courtney Fangue</DisplayName>
+        <AccountId>15</AccountId>
+        <AccountType/>
+      </UserInfo>
+      <UserInfo>
+        <DisplayName>Karen Moore</DisplayName>
+        <AccountId>16</AccountId>
+        <AccountType/>
+      </UserInfo>
+      <UserInfo>
+        <DisplayName>Heidi Broussard</DisplayName>
+        <AccountId>17</AccountId>
+        <AccountType/>
+      </UserInfo>
+    </SharedWithUsers>
+  </documentManagement>
+</p:properties>
 </file>
 
 <file path=customXml/item2.xml><?xml version="1.0" encoding="utf-8"?>
@@ -6328,35 +6345,21 @@
 </file>
 
 <file path=customXml/item3.xml><?xml version="1.0" encoding="utf-8"?>
-<p:properties xmlns:p="http://schemas.microsoft.com/office/2006/metadata/properties" xmlns:xsi="http://www.w3.org/2001/XMLSchema-instance" xmlns:pc="http://schemas.microsoft.com/office/infopath/2007/PartnerControls">
-  <documentManagement>
-    <Use xmlns="d598189d-5e7f-4257-b434-a18cd152a466" xsi:nil="true"/>
-    <Notes xmlns="d598189d-5e7f-4257-b434-a18cd152a466" xsi:nil="true"/>
-    <SharedWithUsers xmlns="1be0cd79-b20d-4c5a-bbde-e8a9c50088cd">
-      <UserInfo>
-        <DisplayName>Courtney Fangue</DisplayName>
-        <AccountId>15</AccountId>
-        <AccountType/>
-      </UserInfo>
-      <UserInfo>
-        <DisplayName>Karen Moore</DisplayName>
-        <AccountId>16</AccountId>
-        <AccountType/>
-      </UserInfo>
-      <UserInfo>
-        <DisplayName>Heidi Broussard</DisplayName>
-        <AccountId>17</AccountId>
-        <AccountType/>
-      </UserInfo>
-    </SharedWithUsers>
-  </documentManagement>
-</p:properties>
+<?mso-contentType ?>
+<FormTemplates xmlns="http://schemas.microsoft.com/sharepoint/v3/contenttype/forms">
+  <Display>DocumentLibraryForm</Display>
+  <Edit>DocumentLibraryForm</Edit>
+  <New>DocumentLibraryForm</New>
+</FormTemplates>
 </file>
 
 <file path=customXml/itemProps1.xml><?xml version="1.0" encoding="utf-8"?>
-<ds:datastoreItem xmlns:ds="http://schemas.openxmlformats.org/officeDocument/2006/customXml" ds:itemID="{EE96830A-08F8-4BF7-9702-00F53B4F7FB4}">
+<ds:datastoreItem xmlns:ds="http://schemas.openxmlformats.org/officeDocument/2006/customXml" ds:itemID="{99FF8242-58E7-41D7-BB00-92C555CA4AB3}">
   <ds:schemaRefs>
-    <ds:schemaRef ds:uri="http://schemas.microsoft.com/sharepoint/v3/contenttype/forms"/>
+    <ds:schemaRef ds:uri="http://schemas.microsoft.com/office/2006/metadata/properties"/>
+    <ds:schemaRef ds:uri="http://schemas.microsoft.com/office/infopath/2007/PartnerControls"/>
+    <ds:schemaRef ds:uri="d598189d-5e7f-4257-b434-a18cd152a466"/>
+    <ds:schemaRef ds:uri="1be0cd79-b20d-4c5a-bbde-e8a9c50088cd"/>
   </ds:schemaRefs>
 </ds:datastoreItem>
 </file>
@@ -6381,12 +6384,9 @@
 </file>
 
 <file path=customXml/itemProps3.xml><?xml version="1.0" encoding="utf-8"?>
-<ds:datastoreItem xmlns:ds="http://schemas.openxmlformats.org/officeDocument/2006/customXml" ds:itemID="{99FF8242-58E7-41D7-BB00-92C555CA4AB3}">
+<ds:datastoreItem xmlns:ds="http://schemas.openxmlformats.org/officeDocument/2006/customXml" ds:itemID="{EE96830A-08F8-4BF7-9702-00F53B4F7FB4}">
   <ds:schemaRefs>
-    <ds:schemaRef ds:uri="http://schemas.microsoft.com/office/2006/metadata/properties"/>
-    <ds:schemaRef ds:uri="http://schemas.microsoft.com/office/infopath/2007/PartnerControls"/>
-    <ds:schemaRef ds:uri="d598189d-5e7f-4257-b434-a18cd152a466"/>
-    <ds:schemaRef ds:uri="1be0cd79-b20d-4c5a-bbde-e8a9c50088cd"/>
+    <ds:schemaRef ds:uri="http://schemas.microsoft.com/sharepoint/v3/contenttype/forms"/>
   </ds:schemaRefs>
 </ds:datastoreItem>
 </file>
--- a/templates/docx_templates/curriculum_design_build_master.docx
+++ b/templates/docx_templates/curriculum_design_build_master.docx
@@ -12,6 +12,8 @@
           <w:bCs/>
           <w:i/>
           <w:iCs/>
+          <w:sz w:val="52"/>
+          <w:szCs w:val="52"/>
         </w:rPr>
       </w:pPr>
       <w:r>
@@ -21,6 +23,8 @@
           <w:bCs/>
           <w:i/>
           <w:iCs/>
+          <w:sz w:val="36"/>
+          <w:szCs w:val="36"/>
         </w:rPr>
         <w:t>Overview</w:t>
       </w:r>
@@ -222,106 +226,6 @@
           <w:color w:val="000000" w:themeColor="text1"/>
         </w:rPr>
         <w:t xml:space="preserve"> }}</w:t>
-      </w:r>
-    </w:p>
-    <w:p>
-      <w:pPr>
-        <w:pStyle w:val="ListParagraph"/>
-        <w:numPr>
-          <w:ilvl w:val="0"/>
-          <w:numId w:val="8"/>
-        </w:numPr>
-        <w:spacing w:after="160"/>
-      </w:pPr>
-      <w:r>
-        <w:rPr>
-          <w:rFonts w:eastAsia="Georgia" w:cs="Georgia"/>
-          <w:b/>
-          <w:bCs/>
-          <w:color w:val="000000" w:themeColor="text1"/>
-        </w:rPr>
-        <w:t>Students Served:</w:t>
-      </w:r>
-      <w:r>
-        <w:rPr>
-          <w:rFonts w:eastAsia="Georgia" w:cs="Georgia"/>
-          <w:color w:val="000000" w:themeColor="text1"/>
-        </w:rPr>
-        <w:t xml:space="preserve"> up to 80 students per year</w:t>
-      </w:r>
-      <w:r>
-        <w:rPr>
-          <w:rFonts w:eastAsia="Georgia" w:cs="Georgia"/>
-          <w:color w:val="000000" w:themeColor="text1"/>
-        </w:rPr>
-        <w:t>, max 20 students per class</w:t>
-      </w:r>
-    </w:p>
-    <w:p>
-      <w:pPr>
-        <w:pStyle w:val="ListParagraph"/>
-        <w:numPr>
-          <w:ilvl w:val="0"/>
-          <w:numId w:val="8"/>
-        </w:numPr>
-        <w:spacing w:after="160"/>
-        <w:rPr>
-          <w:rFonts w:eastAsia="Georgia" w:cs="Georgia"/>
-          <w:color w:val="000000" w:themeColor="text1"/>
-        </w:rPr>
-      </w:pPr>
-      <w:r>
-        <w:rPr>
-          <w:rFonts w:eastAsia="Georgia" w:cs="Georgia"/>
-          <w:b/>
-          <w:bCs/>
-          <w:color w:val="000000" w:themeColor="text1"/>
-        </w:rPr>
-        <w:t>Curriculum Elements:</w:t>
-      </w:r>
-      <w:r>
-        <w:rPr>
-          <w:rFonts w:eastAsia="Georgia" w:cs="Georgia"/>
-          <w:color w:val="000000" w:themeColor="text1"/>
-        </w:rPr>
-        <w:t xml:space="preserve"> Science, Mathematics, English/Language Arts, and Social Studies courses</w:t>
-      </w:r>
-    </w:p>
-    <w:p>
-      <w:pPr>
-        <w:pStyle w:val="ListParagraph"/>
-        <w:numPr>
-          <w:ilvl w:val="0"/>
-          <w:numId w:val="8"/>
-        </w:numPr>
-        <w:spacing w:after="160"/>
-        <w:rPr>
-          <w:rFonts w:eastAsia="Georgia" w:cs="Georgia"/>
-          <w:color w:val="000000" w:themeColor="text1"/>
-        </w:rPr>
-      </w:pPr>
-      <w:r>
-        <w:rPr>
-          <w:rFonts w:eastAsia="Georgia" w:cs="Georgia"/>
-          <w:b/>
-          <w:bCs/>
-          <w:color w:val="000000" w:themeColor="text1"/>
-        </w:rPr>
-        <w:t>Curriculum Materials:</w:t>
-      </w:r>
-      <w:r>
-        <w:rPr>
-          <w:rFonts w:eastAsia="Georgia" w:cs="Georgia"/>
-          <w:color w:val="000000" w:themeColor="text1"/>
-        </w:rPr>
-        <w:t xml:space="preserve"> included for three years of operation</w:t>
-      </w:r>
-      <w:r>
-        <w:rPr>
-          <w:rFonts w:eastAsia="Georgia" w:cs="Georgia"/>
-          <w:color w:val="000000" w:themeColor="text1"/>
-        </w:rPr>
-        <w:t>**</w:t>
       </w:r>
     </w:p>
     <w:p>
@@ -341,14 +245,21 @@
           <w:bCs/>
           <w:color w:val="000000" w:themeColor="text1"/>
         </w:rPr>
-        <w:t xml:space="preserve">Scheduling: </w:t>
-      </w:r>
-      <w:r>
-        <w:rPr>
-          <w:rFonts w:eastAsia="Georgia" w:cs="Georgia"/>
-          <w:color w:val="000000" w:themeColor="text1"/>
-        </w:rPr>
-        <w:t>In order to optimize success within a Star Academy, the following minutes are recommended; at least 75 minutes for Science, Math, and ELA and at least 45 minutes for SS. Intervention time is built into the Star Academy classes.</w:t>
+        <w:t>Students Served:</w:t>
+      </w:r>
+      <w:r>
+        <w:rPr>
+          <w:rFonts w:eastAsia="Georgia" w:cs="Georgia"/>
+          <w:color w:val="000000" w:themeColor="text1"/>
+        </w:rPr>
+        <w:t xml:space="preserve"> up to 80 students per year</w:t>
+      </w:r>
+      <w:r>
+        <w:rPr>
+          <w:rFonts w:eastAsia="Georgia" w:cs="Georgia"/>
+          <w:color w:val="000000" w:themeColor="text1"/>
+        </w:rPr>
+        <w:t>, max 20 students per class</w:t>
       </w:r>
     </w:p>
     <w:p>
@@ -372,6 +283,101 @@
           <w:bCs/>
           <w:color w:val="000000" w:themeColor="text1"/>
         </w:rPr>
+        <w:t>Curriculum Elements:</w:t>
+      </w:r>
+      <w:r>
+        <w:rPr>
+          <w:rFonts w:eastAsia="Georgia" w:cs="Georgia"/>
+          <w:color w:val="000000" w:themeColor="text1"/>
+        </w:rPr>
+        <w:t xml:space="preserve"> Science, Mathematics, English/Language Arts, and Social Studies courses</w:t>
+      </w:r>
+    </w:p>
+    <w:p>
+      <w:pPr>
+        <w:pStyle w:val="ListParagraph"/>
+        <w:numPr>
+          <w:ilvl w:val="0"/>
+          <w:numId w:val="8"/>
+        </w:numPr>
+        <w:spacing w:after="160"/>
+        <w:rPr>
+          <w:rFonts w:eastAsia="Georgia" w:cs="Georgia"/>
+          <w:color w:val="000000" w:themeColor="text1"/>
+        </w:rPr>
+      </w:pPr>
+      <w:r>
+        <w:rPr>
+          <w:rFonts w:eastAsia="Georgia" w:cs="Georgia"/>
+          <w:b/>
+          <w:bCs/>
+          <w:color w:val="000000" w:themeColor="text1"/>
+        </w:rPr>
+        <w:t>Curriculum Materials:</w:t>
+      </w:r>
+      <w:r>
+        <w:rPr>
+          <w:rFonts w:eastAsia="Georgia" w:cs="Georgia"/>
+          <w:color w:val="000000" w:themeColor="text1"/>
+        </w:rPr>
+        <w:t xml:space="preserve"> included for three years of operation</w:t>
+      </w:r>
+      <w:r>
+        <w:rPr>
+          <w:rFonts w:eastAsia="Georgia" w:cs="Georgia"/>
+          <w:color w:val="000000" w:themeColor="text1"/>
+        </w:rPr>
+        <w:t>**</w:t>
+      </w:r>
+    </w:p>
+    <w:p>
+      <w:pPr>
+        <w:pStyle w:val="ListParagraph"/>
+        <w:numPr>
+          <w:ilvl w:val="0"/>
+          <w:numId w:val="8"/>
+        </w:numPr>
+        <w:spacing w:after="160"/>
+        <w:jc w:val="both"/>
+      </w:pPr>
+      <w:r>
+        <w:rPr>
+          <w:rFonts w:eastAsia="Georgia" w:cs="Georgia"/>
+          <w:b/>
+          <w:bCs/>
+          <w:color w:val="000000" w:themeColor="text1"/>
+        </w:rPr>
+        <w:t xml:space="preserve">Scheduling: </w:t>
+      </w:r>
+      <w:r>
+        <w:rPr>
+          <w:rFonts w:eastAsia="Georgia" w:cs="Georgia"/>
+          <w:color w:val="000000" w:themeColor="text1"/>
+        </w:rPr>
+        <w:t>In order to optimize success within a Star Academy, the following minutes are recommended; at least 75 minutes for Science, Math, and ELA and at least 45 minutes for SS. Intervention time is built into the Star Academy classes.</w:t>
+      </w:r>
+    </w:p>
+    <w:p>
+      <w:pPr>
+        <w:pStyle w:val="ListParagraph"/>
+        <w:numPr>
+          <w:ilvl w:val="0"/>
+          <w:numId w:val="8"/>
+        </w:numPr>
+        <w:spacing w:after="160"/>
+        <w:jc w:val="both"/>
+        <w:rPr>
+          <w:rFonts w:eastAsia="Georgia" w:cs="Georgia"/>
+          <w:color w:val="000000" w:themeColor="text1"/>
+        </w:rPr>
+      </w:pPr>
+      <w:r>
+        <w:rPr>
+          <w:rFonts w:eastAsia="Georgia" w:cs="Georgia"/>
+          <w:b/>
+          <w:bCs/>
+          <w:color w:val="000000" w:themeColor="text1"/>
+        </w:rPr>
         <w:t>Professional Services:</w:t>
       </w:r>
       <w:r>
@@ -716,8 +722,17 @@
     <w:p>
       <w:pPr>
         <w:pStyle w:val="Heading1DesignBuild"/>
-      </w:pPr>
-      <w:r>
+        <w:spacing w:before="360"/>
+        <w:rPr>
+          <w:sz w:val="40"/>
+          <w:szCs w:val="72"/>
+        </w:rPr>
+      </w:pPr>
+      <w:r>
+        <w:rPr>
+          <w:sz w:val="40"/>
+          <w:szCs w:val="72"/>
+        </w:rPr>
         <w:t>Essential Star Academy Program Elements</w:t>
       </w:r>
     </w:p>
@@ -1175,7 +1190,21 @@
           <w:rFonts w:eastAsia="Georgia" w:cs="Georgia"/>
           <w:color w:val="000000" w:themeColor="text1"/>
         </w:rPr>
-        <w:t xml:space="preserve">Struggle in traditional settings and would benefit from a non-traditional hands-on experience </w:t>
+        <w:t>Struggle in traditional settings and would benefit from a non-traditional</w:t>
+      </w:r>
+      <w:r>
+        <w:rPr>
+          <w:rFonts w:eastAsia="Georgia" w:cs="Georgia"/>
+          <w:color w:val="000000" w:themeColor="text1"/>
+        </w:rPr>
+        <w:t>,</w:t>
+      </w:r>
+      <w:r>
+        <w:rPr>
+          <w:rFonts w:eastAsia="Georgia" w:cs="Georgia"/>
+          <w:color w:val="000000" w:themeColor="text1"/>
+        </w:rPr>
+        <w:t xml:space="preserve"> hands-on experience </w:t>
       </w:r>
     </w:p>
     <w:p>
@@ -1854,6 +1883,7 @@
     <w:p>
       <w:pPr>
         <w:pStyle w:val="Heading1DesignBuild"/>
+        <w:spacing w:before="360"/>
       </w:pPr>
       <w:r>
         <w:lastRenderedPageBreak/>
@@ -2193,6 +2223,7 @@
     <w:p>
       <w:pPr>
         <w:pStyle w:val="Heading1DesignBuild"/>
+        <w:spacing w:before="360"/>
       </w:pPr>
       <w:r>
         <w:lastRenderedPageBreak/>
@@ -3147,14 +3178,6 @@
         </w:rPr>
         <w:t xml:space="preserve"> for your Star Academy.</w:t>
       </w:r>
-    </w:p>
-    <w:p>
-      <w:pPr>
-        <w:rPr>
-          <w:rFonts w:eastAsia="Georgia" w:cs="Georgia"/>
-          <w:color w:val="000000" w:themeColor="text1"/>
-        </w:rPr>
-      </w:pPr>
     </w:p>
     <w:sectPr>
       <w:headerReference w:type="default" r:id="rId10"/>
@@ -3338,7 +3361,7 @@
             </wp:anchor>
           </w:drawing>
         </mc:Choice>
-        <mc:Fallback xmlns:a14="http://schemas.microsoft.com/office/drawing/2010/main" xmlns:pic="http://schemas.openxmlformats.org/drawingml/2006/picture" xmlns:a="http://schemas.openxmlformats.org/drawingml/2006/main">
+        <mc:Fallback xmlns:a="http://schemas.openxmlformats.org/drawingml/2006/main" xmlns:pic="http://schemas.openxmlformats.org/drawingml/2006/picture" xmlns:a14="http://schemas.microsoft.com/office/drawing/2010/main">
           <w:pict w14:anchorId="693A564B">
             <v:line id="Straight Connector 2" style="position:absolute;z-index:251663360;visibility:visible;mso-wrap-style:square;mso-width-percent:0;mso-height-percent:0;mso-wrap-distance-left:9pt;mso-wrap-distance-top:0;mso-wrap-distance-right:9pt;mso-wrap-distance-bottom:0;mso-position-horizontal:absolute;mso-position-horizontal-relative:text;mso-position-vertical:absolute;mso-position-vertical-relative:text;mso-width-percent:0;mso-height-percent:0;mso-width-relative:margin;mso-height-relative:margin" o:spid="_x0000_s1026" strokecolor="#6a6a68" strokeweight="1.25pt" from="-.15pt,-.45pt" to="480.1pt,-.45pt" w14:anchorId="1D94754B" o:gfxdata="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">
               <v:stroke joinstyle="miter"/>
@@ -3773,7 +3796,7 @@
             </wp:anchor>
           </w:drawing>
         </mc:Choice>
-        <mc:Fallback xmlns:a14="http://schemas.microsoft.com/office/drawing/2010/main" xmlns:pic="http://schemas.openxmlformats.org/drawingml/2006/picture" xmlns:a="http://schemas.openxmlformats.org/drawingml/2006/main">
+        <mc:Fallback xmlns:a="http://schemas.openxmlformats.org/drawingml/2006/main" xmlns:pic="http://schemas.openxmlformats.org/drawingml/2006/picture" xmlns:a14="http://schemas.microsoft.com/office/drawing/2010/main">
           <w:pict w14:anchorId="62C7E224">
             <v:line id="Straight Connector 5" style="position:absolute;z-index:251660288;visibility:visible;mso-wrap-style:square;mso-width-percent:0;mso-height-percent:0;mso-wrap-distance-left:9pt;mso-wrap-distance-top:0;mso-wrap-distance-right:9pt;mso-wrap-distance-bottom:0;mso-position-horizontal:absolute;mso-position-horizontal-relative:text;mso-position-vertical:absolute;mso-position-vertical-relative:text;mso-width-percent:0;mso-height-percent:0;mso-width-relative:margin;mso-height-relative:margin" o:spid="_x0000_s1026" strokecolor="#6a6a68" strokeweight="1.25pt" from="0,5.8pt" to="480.25pt,5.8pt" w14:anchorId="2548742B" o:gfxdata="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">
               <v:stroke joinstyle="miter"/>
@@ -6123,29 +6146,12 @@
 </file>
 
 <file path=customXml/item1.xml><?xml version="1.0" encoding="utf-8"?>
-<p:properties xmlns:p="http://schemas.microsoft.com/office/2006/metadata/properties" xmlns:xsi="http://www.w3.org/2001/XMLSchema-instance" xmlns:pc="http://schemas.microsoft.com/office/infopath/2007/PartnerControls">
-  <documentManagement>
-    <Use xmlns="d598189d-5e7f-4257-b434-a18cd152a466" xsi:nil="true"/>
-    <Notes xmlns="d598189d-5e7f-4257-b434-a18cd152a466" xsi:nil="true"/>
-    <SharedWithUsers xmlns="1be0cd79-b20d-4c5a-bbde-e8a9c50088cd">
-      <UserInfo>
-        <DisplayName>Courtney Fangue</DisplayName>
-        <AccountId>15</AccountId>
-        <AccountType/>
-      </UserInfo>
-      <UserInfo>
-        <DisplayName>Karen Moore</DisplayName>
-        <AccountId>16</AccountId>
-        <AccountType/>
-      </UserInfo>
-      <UserInfo>
-        <DisplayName>Heidi Broussard</DisplayName>
-        <AccountId>17</AccountId>
-        <AccountType/>
-      </UserInfo>
-    </SharedWithUsers>
-  </documentManagement>
-</p:properties>
+<?mso-contentType ?>
+<FormTemplates xmlns="http://schemas.microsoft.com/sharepoint/v3/contenttype/forms">
+  <Display>DocumentLibraryForm</Display>
+  <Edit>DocumentLibraryForm</Edit>
+  <New>DocumentLibraryForm</New>
+</FormTemplates>
 </file>
 
 <file path=customXml/item2.xml><?xml version="1.0" encoding="utf-8"?>
@@ -6345,21 +6351,35 @@
 </file>
 
 <file path=customXml/item3.xml><?xml version="1.0" encoding="utf-8"?>
-<?mso-contentType ?>
-<FormTemplates xmlns="http://schemas.microsoft.com/sharepoint/v3/contenttype/forms">
-  <Display>DocumentLibraryForm</Display>
-  <Edit>DocumentLibraryForm</Edit>
-  <New>DocumentLibraryForm</New>
-</FormTemplates>
+<p:properties xmlns:p="http://schemas.microsoft.com/office/2006/metadata/properties" xmlns:xsi="http://www.w3.org/2001/XMLSchema-instance" xmlns:pc="http://schemas.microsoft.com/office/infopath/2007/PartnerControls">
+  <documentManagement>
+    <Use xmlns="d598189d-5e7f-4257-b434-a18cd152a466" xsi:nil="true"/>
+    <Notes xmlns="d598189d-5e7f-4257-b434-a18cd152a466" xsi:nil="true"/>
+    <SharedWithUsers xmlns="1be0cd79-b20d-4c5a-bbde-e8a9c50088cd">
+      <UserInfo>
+        <DisplayName>Courtney Fangue</DisplayName>
+        <AccountId>15</AccountId>
+        <AccountType/>
+      </UserInfo>
+      <UserInfo>
+        <DisplayName>Karen Moore</DisplayName>
+        <AccountId>16</AccountId>
+        <AccountType/>
+      </UserInfo>
+      <UserInfo>
+        <DisplayName>Heidi Broussard</DisplayName>
+        <AccountId>17</AccountId>
+        <AccountType/>
+      </UserInfo>
+    </SharedWithUsers>
+  </documentManagement>
+</p:properties>
 </file>
 
 <file path=customXml/itemProps1.xml><?xml version="1.0" encoding="utf-8"?>
-<ds:datastoreItem xmlns:ds="http://schemas.openxmlformats.org/officeDocument/2006/customXml" ds:itemID="{99FF8242-58E7-41D7-BB00-92C555CA4AB3}">
+<ds:datastoreItem xmlns:ds="http://schemas.openxmlformats.org/officeDocument/2006/customXml" ds:itemID="{EE96830A-08F8-4BF7-9702-00F53B4F7FB4}">
   <ds:schemaRefs>
-    <ds:schemaRef ds:uri="http://schemas.microsoft.com/office/2006/metadata/properties"/>
-    <ds:schemaRef ds:uri="http://schemas.microsoft.com/office/infopath/2007/PartnerControls"/>
-    <ds:schemaRef ds:uri="d598189d-5e7f-4257-b434-a18cd152a466"/>
-    <ds:schemaRef ds:uri="1be0cd79-b20d-4c5a-bbde-e8a9c50088cd"/>
+    <ds:schemaRef ds:uri="http://schemas.microsoft.com/sharepoint/v3/contenttype/forms"/>
   </ds:schemaRefs>
 </ds:datastoreItem>
 </file>
@@ -6384,9 +6404,12 @@
 </file>
 
 <file path=customXml/itemProps3.xml><?xml version="1.0" encoding="utf-8"?>
-<ds:datastoreItem xmlns:ds="http://schemas.openxmlformats.org/officeDocument/2006/customXml" ds:itemID="{EE96830A-08F8-4BF7-9702-00F53B4F7FB4}">
+<ds:datastoreItem xmlns:ds="http://schemas.openxmlformats.org/officeDocument/2006/customXml" ds:itemID="{99FF8242-58E7-41D7-BB00-92C555CA4AB3}">
   <ds:schemaRefs>
-    <ds:schemaRef ds:uri="http://schemas.microsoft.com/sharepoint/v3/contenttype/forms"/>
+    <ds:schemaRef ds:uri="http://schemas.microsoft.com/office/2006/metadata/properties"/>
+    <ds:schemaRef ds:uri="http://schemas.microsoft.com/office/infopath/2007/PartnerControls"/>
+    <ds:schemaRef ds:uri="d598189d-5e7f-4257-b434-a18cd152a466"/>
+    <ds:schemaRef ds:uri="1be0cd79-b20d-4c5a-bbde-e8a9c50088cd"/>
   </ds:schemaRefs>
 </ds:datastoreItem>
 </file>
--- a/templates/docx_templates/curriculum_design_build_master.docx
+++ b/templates/docx_templates/curriculum_design_build_master.docx
@@ -769,6 +769,7 @@
     <w:p>
       <w:pPr>
         <w:pStyle w:val="ListParagraph"/>
+        <w:keepLines/>
         <w:numPr>
           <w:ilvl w:val="0"/>
           <w:numId w:val="7"/>
@@ -815,6 +816,132 @@
           <w:color w:val="000000" w:themeColor="text1"/>
         </w:rPr>
         <w:t xml:space="preserve"> Grade Integrated Science</w:t>
+      </w:r>
+    </w:p>
+    <w:p>
+      <w:pPr>
+        <w:pStyle w:val="ListParagraph"/>
+        <w:keepLines/>
+        <w:numPr>
+          <w:ilvl w:val="0"/>
+          <w:numId w:val="7"/>
+        </w:numPr>
+        <w:spacing w:after="160"/>
+        <w:rPr>
+          <w:rFonts w:eastAsia="Georgia" w:cs="Georgia"/>
+          <w:color w:val="000000" w:themeColor="text1"/>
+        </w:rPr>
+      </w:pPr>
+      <w:r>
+        <w:rPr>
+          <w:rFonts w:eastAsia="Georgia" w:cs="Georgia"/>
+          <w:color w:val="000000" w:themeColor="text1"/>
+        </w:rPr>
+        <w:t xml:space="preserve">Math Course: </w:t>
+      </w:r>
+      <w:r>
+        <w:rPr>
+          <w:rFonts w:eastAsia="Georgia" w:cs="Georgia"/>
+          <w:color w:val="000000" w:themeColor="text1"/>
+        </w:rPr>
+        <w:t xml:space="preserve">{{ </w:t>
+      </w:r>
+      <w:proofErr w:type="spellStart"/>
+      <w:r>
+        <w:rPr>
+          <w:rFonts w:eastAsia="Georgia" w:cs="Georgia"/>
+          <w:color w:val="000000" w:themeColor="text1"/>
+        </w:rPr>
+        <w:t>grade</w:t>
+      </w:r>
+      <w:r>
+        <w:rPr>
+          <w:rFonts w:eastAsia="Georgia" w:cs="Georgia"/>
+          <w:color w:val="000000" w:themeColor="text1"/>
+        </w:rPr>
+        <w:t>_level_courses.math</w:t>
+      </w:r>
+      <w:proofErr w:type="spellEnd"/>
+      <w:r>
+        <w:rPr>
+          <w:rFonts w:eastAsia="Georgia" w:cs="Georgia"/>
+          <w:color w:val="000000" w:themeColor="text1"/>
+        </w:rPr>
+        <w:t xml:space="preserve"> }}</w:t>
+      </w:r>
+      <w:r>
+        <w:rPr>
+          <w:rFonts w:eastAsia="Georgia" w:cs="Georgia"/>
+          <w:color w:val="000000" w:themeColor="text1"/>
+          <w:vertAlign w:val="superscript"/>
+        </w:rPr>
+        <w:t xml:space="preserve"> </w:t>
+      </w:r>
+      <w:r>
+        <w:rPr>
+          <w:rFonts w:eastAsia="Georgia" w:cs="Georgia"/>
+          <w:color w:val="000000" w:themeColor="text1"/>
+        </w:rPr>
+        <w:t>Grade Math</w:t>
+      </w:r>
+    </w:p>
+    <w:p>
+      <w:pPr>
+        <w:pStyle w:val="ListParagraph"/>
+        <w:keepLines/>
+        <w:numPr>
+          <w:ilvl w:val="0"/>
+          <w:numId w:val="7"/>
+        </w:numPr>
+        <w:spacing w:after="160"/>
+        <w:rPr>
+          <w:rFonts w:eastAsia="Georgia" w:cs="Georgia"/>
+          <w:color w:val="000000" w:themeColor="text1"/>
+        </w:rPr>
+      </w:pPr>
+      <w:r>
+        <w:rPr>
+          <w:rFonts w:eastAsia="Georgia" w:cs="Georgia"/>
+          <w:color w:val="000000" w:themeColor="text1"/>
+        </w:rPr>
+        <w:t xml:space="preserve">Social Studies Course: </w:t>
+      </w:r>
+      <w:r>
+        <w:rPr>
+          <w:rFonts w:eastAsia="Georgia" w:cs="Georgia"/>
+          <w:color w:val="000000" w:themeColor="text1"/>
+        </w:rPr>
+        <w:t xml:space="preserve">{{ </w:t>
+      </w:r>
+      <w:proofErr w:type="spellStart"/>
+      <w:r>
+        <w:rPr>
+          <w:rFonts w:eastAsia="Georgia" w:cs="Georgia"/>
+          <w:color w:val="000000" w:themeColor="text1"/>
+        </w:rPr>
+        <w:t>grade</w:t>
+      </w:r>
+      <w:r>
+        <w:rPr>
+          <w:rFonts w:eastAsia="Georgia" w:cs="Georgia"/>
+          <w:color w:val="000000" w:themeColor="text1"/>
+        </w:rPr>
+        <w:t>_level_courses.ss</w:t>
+      </w:r>
+      <w:proofErr w:type="spellEnd"/>
+      <w:r>
+        <w:rPr>
+          <w:rFonts w:eastAsia="Georgia" w:cs="Georgia"/>
+          <w:color w:val="000000" w:themeColor="text1"/>
+        </w:rPr>
+        <w:t xml:space="preserve"> }}</w:t>
+      </w:r>
+      <w:r>
+        <w:rPr>
+          <w:rFonts w:eastAsia="Georgia" w:cs="Georgia"/>
+          <w:color w:val="000000" w:themeColor="text1"/>
+        </w:rPr>
+        <w:t xml:space="preserve"> Grade Social Studies</w:t>
       </w:r>
     </w:p>
     <w:p>
@@ -835,7 +962,7 @@
           <w:rFonts w:eastAsia="Georgia" w:cs="Georgia"/>
           <w:color w:val="000000" w:themeColor="text1"/>
         </w:rPr>
-        <w:t xml:space="preserve">Math Course: </w:t>
+        <w:t xml:space="preserve">ELA Course: </w:t>
       </w:r>
       <w:r>
         <w:rPr>
@@ -857,7 +984,7 @@
           <w:rFonts w:eastAsia="Georgia" w:cs="Georgia"/>
           <w:color w:val="000000" w:themeColor="text1"/>
         </w:rPr>
-        <w:t>_level_courses.math</w:t>
+        <w:t>_level_courses.ela</w:t>
       </w:r>
       <w:proofErr w:type="spellEnd"/>
       <w:r>
@@ -871,153 +998,30 @@
         <w:rPr>
           <w:rFonts w:eastAsia="Georgia" w:cs="Georgia"/>
           <w:color w:val="000000" w:themeColor="text1"/>
-          <w:vertAlign w:val="superscript"/>
-        </w:rPr>
-        <w:t xml:space="preserve"> </w:t>
-      </w:r>
-      <w:r>
-        <w:rPr>
-          <w:rFonts w:eastAsia="Georgia" w:cs="Georgia"/>
-          <w:color w:val="000000" w:themeColor="text1"/>
-        </w:rPr>
-        <w:t>Grade Math</w:t>
+        </w:rPr>
+        <w:t xml:space="preserve"> Grade ELA</w:t>
+      </w:r>
+    </w:p>
+    <w:p>
+      <w:pPr>
+        <w:spacing w:after="160"/>
+        <w:rPr>
+          <w:rFonts w:eastAsia="Georgia" w:cs="Georgia"/>
+          <w:color w:val="000000" w:themeColor="text1"/>
+        </w:rPr>
+      </w:pPr>
+      <w:r>
+        <w:rPr>
+          <w:rFonts w:eastAsia="Georgia" w:cs="Georgia"/>
+          <w:color w:val="000000" w:themeColor="text1"/>
+        </w:rPr>
+        <w:t>Star Academy includes the following services:</w:t>
       </w:r>
     </w:p>
     <w:p>
       <w:pPr>
         <w:pStyle w:val="ListParagraph"/>
-        <w:numPr>
-          <w:ilvl w:val="0"/>
-          <w:numId w:val="7"/>
-        </w:numPr>
-        <w:spacing w:after="160"/>
-        <w:rPr>
-          <w:rFonts w:eastAsia="Georgia" w:cs="Georgia"/>
-          <w:color w:val="000000" w:themeColor="text1"/>
-        </w:rPr>
-      </w:pPr>
-      <w:r>
-        <w:rPr>
-          <w:rFonts w:eastAsia="Georgia" w:cs="Georgia"/>
-          <w:color w:val="000000" w:themeColor="text1"/>
-        </w:rPr>
-        <w:t xml:space="preserve">Social Studies Course: </w:t>
-      </w:r>
-      <w:r>
-        <w:rPr>
-          <w:rFonts w:eastAsia="Georgia" w:cs="Georgia"/>
-          <w:color w:val="000000" w:themeColor="text1"/>
-        </w:rPr>
-        <w:t xml:space="preserve">{{ </w:t>
-      </w:r>
-      <w:proofErr w:type="spellStart"/>
-      <w:r>
-        <w:rPr>
-          <w:rFonts w:eastAsia="Georgia" w:cs="Georgia"/>
-          <w:color w:val="000000" w:themeColor="text1"/>
-        </w:rPr>
-        <w:t>grade</w:t>
-      </w:r>
-      <w:r>
-        <w:rPr>
-          <w:rFonts w:eastAsia="Georgia" w:cs="Georgia"/>
-          <w:color w:val="000000" w:themeColor="text1"/>
-        </w:rPr>
-        <w:t>_level_courses.ss</w:t>
-      </w:r>
-      <w:proofErr w:type="spellEnd"/>
-      <w:r>
-        <w:rPr>
-          <w:rFonts w:eastAsia="Georgia" w:cs="Georgia"/>
-          <w:color w:val="000000" w:themeColor="text1"/>
-        </w:rPr>
-        <w:t xml:space="preserve"> }}</w:t>
-      </w:r>
-      <w:r>
-        <w:rPr>
-          <w:rFonts w:eastAsia="Georgia" w:cs="Georgia"/>
-          <w:color w:val="000000" w:themeColor="text1"/>
-        </w:rPr>
-        <w:t xml:space="preserve"> Grade Social Studies</w:t>
-      </w:r>
-    </w:p>
-    <w:p>
-      <w:pPr>
-        <w:pStyle w:val="ListParagraph"/>
-        <w:numPr>
-          <w:ilvl w:val="0"/>
-          <w:numId w:val="7"/>
-        </w:numPr>
-        <w:spacing w:after="160"/>
-        <w:rPr>
-          <w:rFonts w:eastAsia="Georgia" w:cs="Georgia"/>
-          <w:color w:val="000000" w:themeColor="text1"/>
-        </w:rPr>
-      </w:pPr>
-      <w:r>
-        <w:rPr>
-          <w:rFonts w:eastAsia="Georgia" w:cs="Georgia"/>
-          <w:color w:val="000000" w:themeColor="text1"/>
-        </w:rPr>
-        <w:t xml:space="preserve">ELA Course: </w:t>
-      </w:r>
-      <w:r>
-        <w:rPr>
-          <w:rFonts w:eastAsia="Georgia" w:cs="Georgia"/>
-          <w:color w:val="000000" w:themeColor="text1"/>
-        </w:rPr>
-        <w:t xml:space="preserve">{{ </w:t>
-      </w:r>
-      <w:proofErr w:type="spellStart"/>
-      <w:r>
-        <w:rPr>
-          <w:rFonts w:eastAsia="Georgia" w:cs="Georgia"/>
-          <w:color w:val="000000" w:themeColor="text1"/>
-        </w:rPr>
-        <w:t>grade</w:t>
-      </w:r>
-      <w:r>
-        <w:rPr>
-          <w:rFonts w:eastAsia="Georgia" w:cs="Georgia"/>
-          <w:color w:val="000000" w:themeColor="text1"/>
-        </w:rPr>
-        <w:t>_level_courses.ela</w:t>
-      </w:r>
-      <w:proofErr w:type="spellEnd"/>
-      <w:r>
-        <w:rPr>
-          <w:rFonts w:eastAsia="Georgia" w:cs="Georgia"/>
-          <w:color w:val="000000" w:themeColor="text1"/>
-        </w:rPr>
-        <w:t xml:space="preserve"> }}</w:t>
-      </w:r>
-      <w:r>
-        <w:rPr>
-          <w:rFonts w:eastAsia="Georgia" w:cs="Georgia"/>
-          <w:color w:val="000000" w:themeColor="text1"/>
-        </w:rPr>
-        <w:t xml:space="preserve"> Grade ELA</w:t>
-      </w:r>
-    </w:p>
-    <w:p>
-      <w:pPr>
-        <w:spacing w:after="160"/>
-        <w:rPr>
-          <w:rFonts w:eastAsia="Georgia" w:cs="Georgia"/>
-          <w:color w:val="000000" w:themeColor="text1"/>
-        </w:rPr>
-      </w:pPr>
-      <w:r>
-        <w:rPr>
-          <w:rFonts w:eastAsia="Georgia" w:cs="Georgia"/>
-          <w:color w:val="000000" w:themeColor="text1"/>
-        </w:rPr>
-        <w:t>Star Academy includes the following services:</w:t>
-      </w:r>
-    </w:p>
-    <w:p>
-      <w:pPr>
-        <w:pStyle w:val="ListParagraph"/>
+        <w:keepLines/>
         <w:numPr>
           <w:ilvl w:val="0"/>
           <w:numId w:val="6"/>
@@ -1039,6 +1043,7 @@
     <w:p>
       <w:pPr>
         <w:pStyle w:val="ListParagraph"/>
+        <w:keepLines/>
         <w:numPr>
           <w:ilvl w:val="0"/>
           <w:numId w:val="6"/>
@@ -1060,6 +1065,7 @@
     <w:p>
       <w:pPr>
         <w:pStyle w:val="ListParagraph"/>
+        <w:keepLines/>
         <w:numPr>
           <w:ilvl w:val="0"/>
           <w:numId w:val="6"/>
@@ -1081,6 +1087,7 @@
     <w:p>
       <w:pPr>
         <w:pStyle w:val="ListParagraph"/>
+        <w:keepLines/>
         <w:numPr>
           <w:ilvl w:val="0"/>
           <w:numId w:val="6"/>
@@ -1133,6 +1140,7 @@
     <w:p>
       <w:pPr>
         <w:pStyle w:val="ListParagraph"/>
+        <w:keepLines/>
         <w:numPr>
           <w:ilvl w:val="0"/>
           <w:numId w:val="9"/>
@@ -1154,6 +1162,7 @@
     <w:p>
       <w:pPr>
         <w:pStyle w:val="ListParagraph"/>
+        <w:keepLines/>
         <w:numPr>
           <w:ilvl w:val="0"/>
           <w:numId w:val="9"/>
@@ -1175,6 +1184,7 @@
     <w:p>
       <w:pPr>
         <w:pStyle w:val="ListParagraph"/>
+        <w:keepLines/>
         <w:numPr>
           <w:ilvl w:val="0"/>
           <w:numId w:val="9"/>
@@ -1210,6 +1220,7 @@
     <w:p>
       <w:pPr>
         <w:pStyle w:val="ListParagraph"/>
+        <w:keepLines/>
         <w:numPr>
           <w:ilvl w:val="0"/>
           <w:numId w:val="9"/>
@@ -1231,6 +1242,7 @@
     <w:p>
       <w:pPr>
         <w:pStyle w:val="ListParagraph"/>
+        <w:keepLines/>
         <w:numPr>
           <w:ilvl w:val="0"/>
           <w:numId w:val="9"/>
@@ -1252,6 +1264,7 @@
     <w:p>
       <w:pPr>
         <w:pStyle w:val="ListParagraph"/>
+        <w:keepLines/>
         <w:numPr>
           <w:ilvl w:val="0"/>
           <w:numId w:val="9"/>
@@ -1273,6 +1286,7 @@
     <w:p>
       <w:pPr>
         <w:pStyle w:val="ListParagraph"/>
+        <w:keepLines/>
         <w:numPr>
           <w:ilvl w:val="0"/>
           <w:numId w:val="9"/>
@@ -1357,6 +1371,7 @@
     <w:p>
       <w:pPr>
         <w:pStyle w:val="ListParagraph"/>
+        <w:keepNext/>
         <w:numPr>
           <w:ilvl w:val="0"/>
           <w:numId w:val="10"/>
@@ -1379,6 +1394,7 @@
     <w:p>
       <w:pPr>
         <w:pStyle w:val="ListParagraph"/>
+        <w:keepNext/>
         <w:numPr>
           <w:ilvl w:val="0"/>
           <w:numId w:val="10"/>
@@ -1401,6 +1417,7 @@
     <w:p>
       <w:pPr>
         <w:pStyle w:val="ListParagraph"/>
+        <w:keepNext/>
         <w:numPr>
           <w:ilvl w:val="0"/>
           <w:numId w:val="10"/>
@@ -1440,6 +1457,7 @@
     <w:p>
       <w:pPr>
         <w:pStyle w:val="ListParagraph"/>
+        <w:keepNext/>
         <w:numPr>
           <w:ilvl w:val="0"/>
           <w:numId w:val="10"/>
@@ -1462,6 +1480,7 @@
     <w:p>
       <w:pPr>
         <w:pStyle w:val="ListParagraph"/>
+        <w:keepNext/>
         <w:numPr>
           <w:ilvl w:val="0"/>
           <w:numId w:val="10"/>
@@ -1484,6 +1503,7 @@
     <w:p>
       <w:pPr>
         <w:pStyle w:val="ListParagraph"/>
+        <w:keepNext/>
         <w:numPr>
           <w:ilvl w:val="0"/>
           <w:numId w:val="10"/>
@@ -1506,6 +1526,7 @@
     <w:p>
       <w:pPr>
         <w:pStyle w:val="ListParagraph"/>
+        <w:keepNext/>
         <w:numPr>
           <w:ilvl w:val="0"/>
           <w:numId w:val="10"/>
@@ -1528,6 +1549,7 @@
     <w:p>
       <w:pPr>
         <w:pStyle w:val="ListParagraph"/>
+        <w:keepNext/>
         <w:numPr>
           <w:ilvl w:val="0"/>
           <w:numId w:val="10"/>
@@ -1583,6 +1605,7 @@
     <w:p>
       <w:pPr>
         <w:pStyle w:val="ListParagraph"/>
+        <w:keepLines/>
         <w:numPr>
           <w:ilvl w:val="0"/>
           <w:numId w:val="11"/>
@@ -1606,6 +1629,7 @@
     <w:p>
       <w:pPr>
         <w:pStyle w:val="ListParagraph"/>
+        <w:keepLines/>
         <w:numPr>
           <w:ilvl w:val="0"/>
           <w:numId w:val="11"/>
@@ -1629,6 +1653,7 @@
     <w:p>
       <w:pPr>
         <w:pStyle w:val="ListParagraph"/>
+        <w:keepLines/>
         <w:numPr>
           <w:ilvl w:val="0"/>
           <w:numId w:val="11"/>
@@ -1652,6 +1677,7 @@
     <w:p>
       <w:pPr>
         <w:pStyle w:val="ListParagraph"/>
+        <w:keepLines/>
         <w:numPr>
           <w:ilvl w:val="0"/>
           <w:numId w:val="11"/>
@@ -1675,6 +1701,7 @@
     <w:p>
       <w:pPr>
         <w:pStyle w:val="ListParagraph"/>
+        <w:keepLines/>
         <w:numPr>
           <w:ilvl w:val="0"/>
           <w:numId w:val="11"/>
@@ -1698,6 +1725,7 @@
     <w:p>
       <w:pPr>
         <w:pStyle w:val="ListParagraph"/>
+        <w:keepLines/>
         <w:numPr>
           <w:ilvl w:val="0"/>
           <w:numId w:val="11"/>
@@ -1721,6 +1749,7 @@
     <w:p>
       <w:pPr>
         <w:pStyle w:val="ListParagraph"/>
+        <w:keepLines/>
         <w:numPr>
           <w:ilvl w:val="0"/>
           <w:numId w:val="11"/>
@@ -1744,6 +1773,7 @@
     <w:p>
       <w:pPr>
         <w:pStyle w:val="ListParagraph"/>
+        <w:keepLines/>
         <w:numPr>
           <w:ilvl w:val="0"/>
           <w:numId w:val="11"/>
@@ -1791,6 +1821,7 @@
     <w:p>
       <w:pPr>
         <w:pStyle w:val="ListParagraph"/>
+        <w:keepLines/>
         <w:numPr>
           <w:ilvl w:val="0"/>
           <w:numId w:val="11"/>
@@ -1814,6 +1845,7 @@
     <w:p>
       <w:pPr>
         <w:pStyle w:val="ListParagraph"/>
+        <w:keepLines/>
         <w:numPr>
           <w:ilvl w:val="0"/>
           <w:numId w:val="11"/>
@@ -1845,6 +1877,7 @@
     <w:p>
       <w:pPr>
         <w:pStyle w:val="ListParagraph"/>
+        <w:keepLines/>
         <w:numPr>
           <w:ilvl w:val="0"/>
           <w:numId w:val="11"/>
@@ -1901,6 +1934,7 @@
     <w:p>
       <w:pPr>
         <w:pStyle w:val="ListParagraph"/>
+        <w:keepLines/>
         <w:numPr>
           <w:ilvl w:val="0"/>
           <w:numId w:val="5"/>
@@ -1952,6 +1986,7 @@
     <w:p>
       <w:pPr>
         <w:pStyle w:val="ListParagraph"/>
+        <w:keepLines/>
         <w:numPr>
           <w:ilvl w:val="0"/>
           <w:numId w:val="5"/>
@@ -1981,6 +2016,7 @@
     <w:p>
       <w:pPr>
         <w:pStyle w:val="ListParagraph"/>
+        <w:keepLines/>
         <w:numPr>
           <w:ilvl w:val="0"/>
           <w:numId w:val="4"/>
@@ -2032,6 +2068,7 @@
     <w:p>
       <w:pPr>
         <w:pStyle w:val="ListParagraph"/>
+        <w:keepLines/>
         <w:numPr>
           <w:ilvl w:val="0"/>
           <w:numId w:val="4"/>
@@ -2053,6 +2090,7 @@
     <w:p>
       <w:pPr>
         <w:pStyle w:val="ListParagraph"/>
+        <w:keepLines/>
         <w:numPr>
           <w:ilvl w:val="0"/>
           <w:numId w:val="4"/>
@@ -2073,6 +2111,7 @@
     <w:p>
       <w:pPr>
         <w:pStyle w:val="ListParagraph"/>
+        <w:keepLines/>
         <w:numPr>
           <w:ilvl w:val="0"/>
           <w:numId w:val="4"/>
@@ -2240,6 +2279,7 @@
     </w:p>
     <w:p>
       <w:pPr>
+        <w:keepLines/>
         <w:spacing w:after="160"/>
         <w:jc w:val="both"/>
         <w:rPr>
@@ -2370,6 +2410,7 @@
     </w:p>
     <w:p>
       <w:pPr>
+        <w:keepLines/>
         <w:spacing w:after="160"/>
         <w:rPr>
           <w:rFonts w:eastAsia="Georgia" w:cs="Georgia"/>
@@ -2691,6 +2732,7 @@
     </w:p>
     <w:p>
       <w:pPr>
+        <w:keepLines/>
         <w:spacing w:after="160"/>
         <w:rPr>
           <w:rFonts w:eastAsia="Georgia" w:cs="Georgia"/>
@@ -2751,6 +2793,7 @@
     </w:p>
     <w:p>
       <w:pPr>
+        <w:keepLines/>
         <w:spacing w:after="160"/>
         <w:jc w:val="both"/>
         <w:rPr>
@@ -2814,6 +2857,7 @@
     </w:p>
     <w:p>
       <w:pPr>
+        <w:keepLines/>
         <w:spacing w:after="160"/>
         <w:rPr>
           <w:rFonts w:eastAsia="Georgia" w:cs="Georgia"/>
@@ -2876,6 +2920,7 @@
     </w:p>
     <w:p>
       <w:pPr>
+        <w:keepLines/>
         <w:spacing w:after="160"/>
         <w:rPr>
           <w:rFonts w:eastAsia="Georgia" w:cs="Georgia"/>
@@ -3361,7 +3406,7 @@
             </wp:anchor>
           </w:drawing>
         </mc:Choice>
-        <mc:Fallback xmlns:a="http://schemas.openxmlformats.org/drawingml/2006/main" xmlns:pic="http://schemas.openxmlformats.org/drawingml/2006/picture" xmlns:a14="http://schemas.microsoft.com/office/drawing/2010/main">
+        <mc:Fallback xmlns:a14="http://schemas.microsoft.com/office/drawing/2010/main" xmlns:pic="http://schemas.openxmlformats.org/drawingml/2006/picture" xmlns:a="http://schemas.openxmlformats.org/drawingml/2006/main">
           <w:pict w14:anchorId="693A564B">
             <v:line id="Straight Connector 2" style="position:absolute;z-index:251663360;visibility:visible;mso-wrap-style:square;mso-width-percent:0;mso-height-percent:0;mso-wrap-distance-left:9pt;mso-wrap-distance-top:0;mso-wrap-distance-right:9pt;mso-wrap-distance-bottom:0;mso-position-horizontal:absolute;mso-position-horizontal-relative:text;mso-position-vertical:absolute;mso-position-vertical-relative:text;mso-width-percent:0;mso-height-percent:0;mso-width-relative:margin;mso-height-relative:margin" o:spid="_x0000_s1026" strokecolor="#6a6a68" strokeweight="1.25pt" from="-.15pt,-.45pt" to="480.1pt,-.45pt" w14:anchorId="1D94754B" o:gfxdata="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">
               <v:stroke joinstyle="miter"/>
@@ -3796,7 +3841,7 @@
             </wp:anchor>
           </w:drawing>
         </mc:Choice>
-        <mc:Fallback xmlns:a="http://schemas.openxmlformats.org/drawingml/2006/main" xmlns:pic="http://schemas.openxmlformats.org/drawingml/2006/picture" xmlns:a14="http://schemas.microsoft.com/office/drawing/2010/main">
+        <mc:Fallback xmlns:a14="http://schemas.microsoft.com/office/drawing/2010/main" xmlns:pic="http://schemas.openxmlformats.org/drawingml/2006/picture" xmlns:a="http://schemas.openxmlformats.org/drawingml/2006/main">
           <w:pict w14:anchorId="62C7E224">
             <v:line id="Straight Connector 5" style="position:absolute;z-index:251660288;visibility:visible;mso-wrap-style:square;mso-width-percent:0;mso-height-percent:0;mso-wrap-distance-left:9pt;mso-wrap-distance-top:0;mso-wrap-distance-right:9pt;mso-wrap-distance-bottom:0;mso-position-horizontal:absolute;mso-position-horizontal-relative:text;mso-position-vertical:absolute;mso-position-vertical-relative:text;mso-width-percent:0;mso-height-percent:0;mso-width-relative:margin;mso-height-relative:margin" o:spid="_x0000_s1026" strokecolor="#6a6a68" strokeweight="1.25pt" from="0,5.8pt" to="480.25pt,5.8pt" w14:anchorId="2548742B" o:gfxdata="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">
               <v:stroke joinstyle="miter"/>
@@ -6146,12 +6191,29 @@
 </file>
 
 <file path=customXml/item1.xml><?xml version="1.0" encoding="utf-8"?>
-<?mso-contentType ?>
-<FormTemplates xmlns="http://schemas.microsoft.com/sharepoint/v3/contenttype/forms">
-  <Display>DocumentLibraryForm</Display>
-  <Edit>DocumentLibraryForm</Edit>
-  <New>DocumentLibraryForm</New>
-</FormTemplates>
+<p:properties xmlns:p="http://schemas.microsoft.com/office/2006/metadata/properties" xmlns:xsi="http://www.w3.org/2001/XMLSchema-instance" xmlns:pc="http://schemas.microsoft.com/office/infopath/2007/PartnerControls">
+  <documentManagement>
+    <Use xmlns="d598189d-5e7f-4257-b434-a18cd152a466" xsi:nil="true"/>
+    <Notes xmlns="d598189d-5e7f-4257-b434-a18cd152a466" xsi:nil="true"/>
+    <SharedWithUsers xmlns="1be0cd79-b20d-4c5a-bbde-e8a9c50088cd">
+      <UserInfo>
+        <DisplayName>Courtney Fangue</DisplayName>
+        <AccountId>15</AccountId>
+        <AccountType/>
+      </UserInfo>
+      <UserInfo>
+        <DisplayName>Karen Moore</DisplayName>
+        <AccountId>16</AccountId>
+        <AccountType/>
+      </UserInfo>
+      <UserInfo>
+        <DisplayName>Heidi Broussard</DisplayName>
+        <AccountId>17</AccountId>
+        <AccountType/>
+      </UserInfo>
+    </SharedWithUsers>
+  </documentManagement>
+</p:properties>
 </file>
 
 <file path=customXml/item2.xml><?xml version="1.0" encoding="utf-8"?>
@@ -6351,35 +6413,21 @@
 </file>
 
 <file path=customXml/item3.xml><?xml version="1.0" encoding="utf-8"?>
-<p:properties xmlns:p="http://schemas.microsoft.com/office/2006/metadata/properties" xmlns:xsi="http://www.w3.org/2001/XMLSchema-instance" xmlns:pc="http://schemas.microsoft.com/office/infopath/2007/PartnerControls">
-  <documentManagement>
-    <Use xmlns="d598189d-5e7f-4257-b434-a18cd152a466" xsi:nil="true"/>
-    <Notes xmlns="d598189d-5e7f-4257-b434-a18cd152a466" xsi:nil="true"/>
-    <SharedWithUsers xmlns="1be0cd79-b20d-4c5a-bbde-e8a9c50088cd">
-      <UserInfo>
-        <DisplayName>Courtney Fangue</DisplayName>
-        <AccountId>15</AccountId>
-        <AccountType/>
-      </UserInfo>
-      <UserInfo>
-        <DisplayName>Karen Moore</DisplayName>
-        <AccountId>16</AccountId>
-        <AccountType/>
-      </UserInfo>
-      <UserInfo>
-        <DisplayName>Heidi Broussard</DisplayName>
-        <AccountId>17</AccountId>
-        <AccountType/>
-      </UserInfo>
-    </SharedWithUsers>
-  </documentManagement>
-</p:properties>
+<?mso-contentType ?>
+<FormTemplates xmlns="http://schemas.microsoft.com/sharepoint/v3/contenttype/forms">
+  <Display>DocumentLibraryForm</Display>
+  <Edit>DocumentLibraryForm</Edit>
+  <New>DocumentLibraryForm</New>
+</FormTemplates>
 </file>
 
 <file path=customXml/itemProps1.xml><?xml version="1.0" encoding="utf-8"?>
-<ds:datastoreItem xmlns:ds="http://schemas.openxmlformats.org/officeDocument/2006/customXml" ds:itemID="{EE96830A-08F8-4BF7-9702-00F53B4F7FB4}">
+<ds:datastoreItem xmlns:ds="http://schemas.openxmlformats.org/officeDocument/2006/customXml" ds:itemID="{99FF8242-58E7-41D7-BB00-92C555CA4AB3}">
   <ds:schemaRefs>
-    <ds:schemaRef ds:uri="http://schemas.microsoft.com/sharepoint/v3/contenttype/forms"/>
+    <ds:schemaRef ds:uri="http://schemas.microsoft.com/office/2006/metadata/properties"/>
+    <ds:schemaRef ds:uri="http://schemas.microsoft.com/office/infopath/2007/PartnerControls"/>
+    <ds:schemaRef ds:uri="d598189d-5e7f-4257-b434-a18cd152a466"/>
+    <ds:schemaRef ds:uri="1be0cd79-b20d-4c5a-bbde-e8a9c50088cd"/>
   </ds:schemaRefs>
 </ds:datastoreItem>
 </file>
@@ -6404,12 +6452,9 @@
 </file>
 
 <file path=customXml/itemProps3.xml><?xml version="1.0" encoding="utf-8"?>
-<ds:datastoreItem xmlns:ds="http://schemas.openxmlformats.org/officeDocument/2006/customXml" ds:itemID="{99FF8242-58E7-41D7-BB00-92C555CA4AB3}">
+<ds:datastoreItem xmlns:ds="http://schemas.openxmlformats.org/officeDocument/2006/customXml" ds:itemID="{EE96830A-08F8-4BF7-9702-00F53B4F7FB4}">
   <ds:schemaRefs>
-    <ds:schemaRef ds:uri="http://schemas.microsoft.com/office/2006/metadata/properties"/>
-    <ds:schemaRef ds:uri="http://schemas.microsoft.com/office/infopath/2007/PartnerControls"/>
-    <ds:schemaRef ds:uri="d598189d-5e7f-4257-b434-a18cd152a466"/>
-    <ds:schemaRef ds:uri="1be0cd79-b20d-4c5a-bbde-e8a9c50088cd"/>
+    <ds:schemaRef ds:uri="http://schemas.microsoft.com/sharepoint/v3/contenttype/forms"/>
   </ds:schemaRefs>
 </ds:datastoreItem>
 </file>
--- a/templates/docx_templates/curriculum_design_build_master.docx
+++ b/templates/docx_templates/curriculum_design_build_master.docx
@@ -2527,7 +2527,23 @@
           <w:rFonts w:eastAsia="Georgia" w:cs="Georgia"/>
           <w:color w:val="000000" w:themeColor="text1"/>
         </w:rPr>
-        <w:t>the appropriate grade level</w:t>
+        <w:t xml:space="preserve">{{ </w:t>
+      </w:r>
+      <w:proofErr w:type="spellStart"/>
+      <w:r>
+        <w:rPr>
+          <w:rFonts w:eastAsia="Georgia" w:cs="Georgia"/>
+          <w:color w:val="000000" w:themeColor="text1"/>
+        </w:rPr>
+        <w:t>grade.level</w:t>
+      </w:r>
+      <w:proofErr w:type="spellEnd"/>
+      <w:r>
+        <w:rPr>
+          <w:rFonts w:eastAsia="Georgia" w:cs="Georgia"/>
+          <w:color w:val="000000" w:themeColor="text1"/>
+        </w:rPr>
+        <w:t xml:space="preserve"> }}</w:t>
       </w:r>
       <w:r>
         <w:rPr>
@@ -3406,7 +3422,7 @@
             </wp:anchor>
           </w:drawing>
         </mc:Choice>
-        <mc:Fallback xmlns:a14="http://schemas.microsoft.com/office/drawing/2010/main" xmlns:pic="http://schemas.openxmlformats.org/drawingml/2006/picture" xmlns:a="http://schemas.openxmlformats.org/drawingml/2006/main">
+        <mc:Fallback xmlns:a="http://schemas.openxmlformats.org/drawingml/2006/main" xmlns:pic="http://schemas.openxmlformats.org/drawingml/2006/picture" xmlns:a14="http://schemas.microsoft.com/office/drawing/2010/main">
           <w:pict w14:anchorId="693A564B">
             <v:line id="Straight Connector 2" style="position:absolute;z-index:251663360;visibility:visible;mso-wrap-style:square;mso-width-percent:0;mso-height-percent:0;mso-wrap-distance-left:9pt;mso-wrap-distance-top:0;mso-wrap-distance-right:9pt;mso-wrap-distance-bottom:0;mso-position-horizontal:absolute;mso-position-horizontal-relative:text;mso-position-vertical:absolute;mso-position-vertical-relative:text;mso-width-percent:0;mso-height-percent:0;mso-width-relative:margin;mso-height-relative:margin" o:spid="_x0000_s1026" strokecolor="#6a6a68" strokeweight="1.25pt" from="-.15pt,-.45pt" to="480.1pt,-.45pt" w14:anchorId="1D94754B" o:gfxdata="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">
               <v:stroke joinstyle="miter"/>
@@ -3841,7 +3857,7 @@
             </wp:anchor>
           </w:drawing>
         </mc:Choice>
-        <mc:Fallback xmlns:a14="http://schemas.microsoft.com/office/drawing/2010/main" xmlns:pic="http://schemas.openxmlformats.org/drawingml/2006/picture" xmlns:a="http://schemas.openxmlformats.org/drawingml/2006/main">
+        <mc:Fallback xmlns:a="http://schemas.openxmlformats.org/drawingml/2006/main" xmlns:pic="http://schemas.openxmlformats.org/drawingml/2006/picture" xmlns:a14="http://schemas.microsoft.com/office/drawing/2010/main">
           <w:pict w14:anchorId="62C7E224">
             <v:line id="Straight Connector 5" style="position:absolute;z-index:251660288;visibility:visible;mso-wrap-style:square;mso-width-percent:0;mso-height-percent:0;mso-wrap-distance-left:9pt;mso-wrap-distance-top:0;mso-wrap-distance-right:9pt;mso-wrap-distance-bottom:0;mso-position-horizontal:absolute;mso-position-horizontal-relative:text;mso-position-vertical:absolute;mso-position-vertical-relative:text;mso-width-percent:0;mso-height-percent:0;mso-width-relative:margin;mso-height-relative:margin" o:spid="_x0000_s1026" strokecolor="#6a6a68" strokeweight="1.25pt" from="0,5.8pt" to="480.25pt,5.8pt" w14:anchorId="2548742B" o:gfxdata="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">
               <v:stroke joinstyle="miter"/>
@@ -6191,29 +6207,12 @@
 </file>
 
 <file path=customXml/item1.xml><?xml version="1.0" encoding="utf-8"?>
-<p:properties xmlns:p="http://schemas.microsoft.com/office/2006/metadata/properties" xmlns:xsi="http://www.w3.org/2001/XMLSchema-instance" xmlns:pc="http://schemas.microsoft.com/office/infopath/2007/PartnerControls">
-  <documentManagement>
-    <Use xmlns="d598189d-5e7f-4257-b434-a18cd152a466" xsi:nil="true"/>
-    <Notes xmlns="d598189d-5e7f-4257-b434-a18cd152a466" xsi:nil="true"/>
-    <SharedWithUsers xmlns="1be0cd79-b20d-4c5a-bbde-e8a9c50088cd">
-      <UserInfo>
-        <DisplayName>Courtney Fangue</DisplayName>
-        <AccountId>15</AccountId>
-        <AccountType/>
-      </UserInfo>
-      <UserInfo>
-        <DisplayName>Karen Moore</DisplayName>
-        <AccountId>16</AccountId>
-        <AccountType/>
-      </UserInfo>
-      <UserInfo>
-        <DisplayName>Heidi Broussard</DisplayName>
-        <AccountId>17</AccountId>
-        <AccountType/>
-      </UserInfo>
-    </SharedWithUsers>
-  </documentManagement>
-</p:properties>
+<?mso-contentType ?>
+<FormTemplates xmlns="http://schemas.microsoft.com/sharepoint/v3/contenttype/forms">
+  <Display>DocumentLibraryForm</Display>
+  <Edit>DocumentLibraryForm</Edit>
+  <New>DocumentLibraryForm</New>
+</FormTemplates>
 </file>
 
 <file path=customXml/item2.xml><?xml version="1.0" encoding="utf-8"?>
@@ -6413,21 +6412,35 @@
 </file>
 
 <file path=customXml/item3.xml><?xml version="1.0" encoding="utf-8"?>
-<?mso-contentType ?>
-<FormTemplates xmlns="http://schemas.microsoft.com/sharepoint/v3/contenttype/forms">
-  <Display>DocumentLibraryForm</Display>
-  <Edit>DocumentLibraryForm</Edit>
-  <New>DocumentLibraryForm</New>
-</FormTemplates>
+<p:properties xmlns:p="http://schemas.microsoft.com/office/2006/metadata/properties" xmlns:xsi="http://www.w3.org/2001/XMLSchema-instance" xmlns:pc="http://schemas.microsoft.com/office/infopath/2007/PartnerControls">
+  <documentManagement>
+    <Use xmlns="d598189d-5e7f-4257-b434-a18cd152a466" xsi:nil="true"/>
+    <Notes xmlns="d598189d-5e7f-4257-b434-a18cd152a466" xsi:nil="true"/>
+    <SharedWithUsers xmlns="1be0cd79-b20d-4c5a-bbde-e8a9c50088cd">
+      <UserInfo>
+        <DisplayName>Courtney Fangue</DisplayName>
+        <AccountId>15</AccountId>
+        <AccountType/>
+      </UserInfo>
+      <UserInfo>
+        <DisplayName>Karen Moore</DisplayName>
+        <AccountId>16</AccountId>
+        <AccountType/>
+      </UserInfo>
+      <UserInfo>
+        <DisplayName>Heidi Broussard</DisplayName>
+        <AccountId>17</AccountId>
+        <AccountType/>
+      </UserInfo>
+    </SharedWithUsers>
+  </documentManagement>
+</p:properties>
 </file>
 
 <file path=customXml/itemProps1.xml><?xml version="1.0" encoding="utf-8"?>
-<ds:datastoreItem xmlns:ds="http://schemas.openxmlformats.org/officeDocument/2006/customXml" ds:itemID="{99FF8242-58E7-41D7-BB00-92C555CA4AB3}">
+<ds:datastoreItem xmlns:ds="http://schemas.openxmlformats.org/officeDocument/2006/customXml" ds:itemID="{EE96830A-08F8-4BF7-9702-00F53B4F7FB4}">
   <ds:schemaRefs>
-    <ds:schemaRef ds:uri="http://schemas.microsoft.com/office/2006/metadata/properties"/>
-    <ds:schemaRef ds:uri="http://schemas.microsoft.com/office/infopath/2007/PartnerControls"/>
-    <ds:schemaRef ds:uri="d598189d-5e7f-4257-b434-a18cd152a466"/>
-    <ds:schemaRef ds:uri="1be0cd79-b20d-4c5a-bbde-e8a9c50088cd"/>
+    <ds:schemaRef ds:uri="http://schemas.microsoft.com/sharepoint/v3/contenttype/forms"/>
   </ds:schemaRefs>
 </ds:datastoreItem>
 </file>
@@ -6452,9 +6465,12 @@
 </file>
 
 <file path=customXml/itemProps3.xml><?xml version="1.0" encoding="utf-8"?>
-<ds:datastoreItem xmlns:ds="http://schemas.openxmlformats.org/officeDocument/2006/customXml" ds:itemID="{EE96830A-08F8-4BF7-9702-00F53B4F7FB4}">
+<ds:datastoreItem xmlns:ds="http://schemas.openxmlformats.org/officeDocument/2006/customXml" ds:itemID="{99FF8242-58E7-41D7-BB00-92C555CA4AB3}">
   <ds:schemaRefs>
-    <ds:schemaRef ds:uri="http://schemas.microsoft.com/sharepoint/v3/contenttype/forms"/>
+    <ds:schemaRef ds:uri="http://schemas.microsoft.com/office/2006/metadata/properties"/>
+    <ds:schemaRef ds:uri="http://schemas.microsoft.com/office/infopath/2007/PartnerControls"/>
+    <ds:schemaRef ds:uri="d598189d-5e7f-4257-b434-a18cd152a466"/>
+    <ds:schemaRef ds:uri="1be0cd79-b20d-4c5a-bbde-e8a9c50088cd"/>
   </ds:schemaRefs>
 </ds:datastoreItem>
 </file>
--- a/templates/docx_templates/curriculum_design_build_master.docx
+++ b/templates/docx_templates/curriculum_design_build_master.docx
@@ -624,7 +624,21 @@
           <w:rFonts w:eastAsia="Georgia" w:cs="Georgia"/>
           <w:color w:val="000000" w:themeColor="text1"/>
         </w:rPr>
-        <w:t xml:space="preserve">Star Academy that may provide coverage for courses beyond those noted on this document. </w:t>
+        <w:t xml:space="preserve">Star Academy that may provide coverage for courses beyond those noted </w:t>
+      </w:r>
+      <w:r>
+        <w:rPr>
+          <w:rFonts w:eastAsia="Georgia" w:cs="Georgia"/>
+          <w:color w:val="000000" w:themeColor="text1"/>
+        </w:rPr>
+        <w:t>i</w:t>
+      </w:r>
+      <w:r>
+        <w:rPr>
+          <w:rFonts w:eastAsia="Georgia" w:cs="Georgia"/>
+          <w:color w:val="000000" w:themeColor="text1"/>
+        </w:rPr>
+        <w:t xml:space="preserve">n this document. </w:t>
       </w:r>
       <w:r>
         <w:rPr>
@@ -3422,7 +3436,7 @@
             </wp:anchor>
           </w:drawing>
         </mc:Choice>
-        <mc:Fallback xmlns:a="http://schemas.openxmlformats.org/drawingml/2006/main" xmlns:pic="http://schemas.openxmlformats.org/drawingml/2006/picture" xmlns:a14="http://schemas.microsoft.com/office/drawing/2010/main">
+        <mc:Fallback xmlns:a14="http://schemas.microsoft.com/office/drawing/2010/main" xmlns:pic="http://schemas.openxmlformats.org/drawingml/2006/picture" xmlns:a="http://schemas.openxmlformats.org/drawingml/2006/main">
           <w:pict w14:anchorId="693A564B">
             <v:line id="Straight Connector 2" style="position:absolute;z-index:251663360;visibility:visible;mso-wrap-style:square;mso-width-percent:0;mso-height-percent:0;mso-wrap-distance-left:9pt;mso-wrap-distance-top:0;mso-wrap-distance-right:9pt;mso-wrap-distance-bottom:0;mso-position-horizontal:absolute;mso-position-horizontal-relative:text;mso-position-vertical:absolute;mso-position-vertical-relative:text;mso-width-percent:0;mso-height-percent:0;mso-width-relative:margin;mso-height-relative:margin" o:spid="_x0000_s1026" strokecolor="#6a6a68" strokeweight="1.25pt" from="-.15pt,-.45pt" to="480.1pt,-.45pt" w14:anchorId="1D94754B" o:gfxdata="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">
               <v:stroke joinstyle="miter"/>
@@ -3857,7 +3871,7 @@
             </wp:anchor>
           </w:drawing>
         </mc:Choice>
-        <mc:Fallback xmlns:a="http://schemas.openxmlformats.org/drawingml/2006/main" xmlns:pic="http://schemas.openxmlformats.org/drawingml/2006/picture" xmlns:a14="http://schemas.microsoft.com/office/drawing/2010/main">
+        <mc:Fallback xmlns:a14="http://schemas.microsoft.com/office/drawing/2010/main" xmlns:pic="http://schemas.openxmlformats.org/drawingml/2006/picture" xmlns:a="http://schemas.openxmlformats.org/drawingml/2006/main">
           <w:pict w14:anchorId="62C7E224">
             <v:line id="Straight Connector 5" style="position:absolute;z-index:251660288;visibility:visible;mso-wrap-style:square;mso-width-percent:0;mso-height-percent:0;mso-wrap-distance-left:9pt;mso-wrap-distance-top:0;mso-wrap-distance-right:9pt;mso-wrap-distance-bottom:0;mso-position-horizontal:absolute;mso-position-horizontal-relative:text;mso-position-vertical:absolute;mso-position-vertical-relative:text;mso-width-percent:0;mso-height-percent:0;mso-width-relative:margin;mso-height-relative:margin" o:spid="_x0000_s1026" strokecolor="#6a6a68" strokeweight="1.25pt" from="0,5.8pt" to="480.25pt,5.8pt" w14:anchorId="2548742B" o:gfxdata="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">
               <v:stroke joinstyle="miter"/>
@@ -6207,12 +6221,29 @@
 </file>
 
 <file path=customXml/item1.xml><?xml version="1.0" encoding="utf-8"?>
-<?mso-contentType ?>
-<FormTemplates xmlns="http://schemas.microsoft.com/sharepoint/v3/contenttype/forms">
-  <Display>DocumentLibraryForm</Display>
-  <Edit>DocumentLibraryForm</Edit>
-  <New>DocumentLibraryForm</New>
-</FormTemplates>
+<p:properties xmlns:p="http://schemas.microsoft.com/office/2006/metadata/properties" xmlns:xsi="http://www.w3.org/2001/XMLSchema-instance" xmlns:pc="http://schemas.microsoft.com/office/infopath/2007/PartnerControls">
+  <documentManagement>
+    <Use xmlns="d598189d-5e7f-4257-b434-a18cd152a466" xsi:nil="true"/>
+    <Notes xmlns="d598189d-5e7f-4257-b434-a18cd152a466" xsi:nil="true"/>
+    <SharedWithUsers xmlns="1be0cd79-b20d-4c5a-bbde-e8a9c50088cd">
+      <UserInfo>
+        <DisplayName>Courtney Fangue</DisplayName>
+        <AccountId>15</AccountId>
+        <AccountType/>
+      </UserInfo>
+      <UserInfo>
+        <DisplayName>Karen Moore</DisplayName>
+        <AccountId>16</AccountId>
+        <AccountType/>
+      </UserInfo>
+      <UserInfo>
+        <DisplayName>Heidi Broussard</DisplayName>
+        <AccountId>17</AccountId>
+        <AccountType/>
+      </UserInfo>
+    </SharedWithUsers>
+  </documentManagement>
+</p:properties>
 </file>
 
 <file path=customXml/item2.xml><?xml version="1.0" encoding="utf-8"?>
@@ -6412,35 +6443,21 @@
 </file>
 
 <file path=customXml/item3.xml><?xml version="1.0" encoding="utf-8"?>
-<p:properties xmlns:p="http://schemas.microsoft.com/office/2006/metadata/properties" xmlns:xsi="http://www.w3.org/2001/XMLSchema-instance" xmlns:pc="http://schemas.microsoft.com/office/infopath/2007/PartnerControls">
-  <documentManagement>
-    <Use xmlns="d598189d-5e7f-4257-b434-a18cd152a466" xsi:nil="true"/>
-    <Notes xmlns="d598189d-5e7f-4257-b434-a18cd152a466" xsi:nil="true"/>
-    <SharedWithUsers xmlns="1be0cd79-b20d-4c5a-bbde-e8a9c50088cd">
-      <UserInfo>
-        <DisplayName>Courtney Fangue</DisplayName>
-        <AccountId>15</AccountId>
-        <AccountType/>
-      </UserInfo>
-      <UserInfo>
-        <DisplayName>Karen Moore</DisplayName>
-        <AccountId>16</AccountId>
-        <AccountType/>
-      </UserInfo>
-      <UserInfo>
-        <DisplayName>Heidi Broussard</DisplayName>
-        <AccountId>17</AccountId>
-        <AccountType/>
-      </UserInfo>
-    </SharedWithUsers>
-  </documentManagement>
-</p:properties>
+<?mso-contentType ?>
+<FormTemplates xmlns="http://schemas.microsoft.com/sharepoint/v3/contenttype/forms">
+  <Display>DocumentLibraryForm</Display>
+  <Edit>DocumentLibraryForm</Edit>
+  <New>DocumentLibraryForm</New>
+</FormTemplates>
 </file>
 
 <file path=customXml/itemProps1.xml><?xml version="1.0" encoding="utf-8"?>
-<ds:datastoreItem xmlns:ds="http://schemas.openxmlformats.org/officeDocument/2006/customXml" ds:itemID="{EE96830A-08F8-4BF7-9702-00F53B4F7FB4}">
+<ds:datastoreItem xmlns:ds="http://schemas.openxmlformats.org/officeDocument/2006/customXml" ds:itemID="{99FF8242-58E7-41D7-BB00-92C555CA4AB3}">
   <ds:schemaRefs>
-    <ds:schemaRef ds:uri="http://schemas.microsoft.com/sharepoint/v3/contenttype/forms"/>
+    <ds:schemaRef ds:uri="http://schemas.microsoft.com/office/2006/metadata/properties"/>
+    <ds:schemaRef ds:uri="http://schemas.microsoft.com/office/infopath/2007/PartnerControls"/>
+    <ds:schemaRef ds:uri="d598189d-5e7f-4257-b434-a18cd152a466"/>
+    <ds:schemaRef ds:uri="1be0cd79-b20d-4c5a-bbde-e8a9c50088cd"/>
   </ds:schemaRefs>
 </ds:datastoreItem>
 </file>
@@ -6465,12 +6482,9 @@
 </file>
 
 <file path=customXml/itemProps3.xml><?xml version="1.0" encoding="utf-8"?>
-<ds:datastoreItem xmlns:ds="http://schemas.openxmlformats.org/officeDocument/2006/customXml" ds:itemID="{99FF8242-58E7-41D7-BB00-92C555CA4AB3}">
+<ds:datastoreItem xmlns:ds="http://schemas.openxmlformats.org/officeDocument/2006/customXml" ds:itemID="{EE96830A-08F8-4BF7-9702-00F53B4F7FB4}">
   <ds:schemaRefs>
-    <ds:schemaRef ds:uri="http://schemas.microsoft.com/office/2006/metadata/properties"/>
-    <ds:schemaRef ds:uri="http://schemas.microsoft.com/office/infopath/2007/PartnerControls"/>
-    <ds:schemaRef ds:uri="d598189d-5e7f-4257-b434-a18cd152a466"/>
-    <ds:schemaRef ds:uri="1be0cd79-b20d-4c5a-bbde-e8a9c50088cd"/>
+    <ds:schemaRef ds:uri="http://schemas.microsoft.com/sharepoint/v3/contenttype/forms"/>
   </ds:schemaRefs>
 </ds:datastoreItem>
 </file>
--- a/templates/docx_templates/curriculum_design_build_master.docx
+++ b/templates/docx_templates/curriculum_design_build_master.docx
@@ -397,11 +397,6 @@
     </w:p>
     <w:p>
       <w:pPr>
-        <w:pStyle w:val="ListParagraph"/>
-        <w:numPr>
-          <w:ilvl w:val="1"/>
-          <w:numId w:val="8"/>
-        </w:numPr>
         <w:spacing w:after="160"/>
         <w:jc w:val="both"/>
         <w:rPr>
@@ -431,143 +426,10 @@
           <w:rFonts w:eastAsia="Georgia" w:cs="Georgia"/>
           <w:color w:val="000000" w:themeColor="text1"/>
         </w:rPr>
-        <w:t xml:space="preserve"> %}</w:t>
-      </w:r>
-      <w:r>
-        <w:rPr>
-          <w:rFonts w:eastAsia="Georgia" w:cs="Georgia"/>
-          <w:color w:val="000000" w:themeColor="text1"/>
-        </w:rPr>
-        <w:t xml:space="preserve">Note: </w:t>
-      </w:r>
-      <w:r>
-        <w:rPr>
-          <w:rFonts w:eastAsia="Georgia" w:cs="Georgia"/>
-          <w:color w:val="000000" w:themeColor="text1"/>
-        </w:rPr>
-        <w:t xml:space="preserve">Due to </w:t>
-      </w:r>
-      <w:r>
-        <w:rPr>
-          <w:rFonts w:eastAsia="Georgia" w:cs="Georgia"/>
-          <w:color w:val="000000" w:themeColor="text1"/>
-        </w:rPr>
-        <w:t>a soft start, a</w:t>
-      </w:r>
-      <w:r>
-        <w:rPr>
-          <w:rFonts w:eastAsia="Georgia" w:cs="Georgia"/>
-          <w:color w:val="000000" w:themeColor="text1"/>
-        </w:rPr>
-        <w:t xml:space="preserve"> preliminary</w:t>
-      </w:r>
-      <w:r>
-        <w:rPr>
-          <w:rFonts w:eastAsia="Georgia" w:cs="Georgia"/>
-          <w:color w:val="000000" w:themeColor="text1"/>
-        </w:rPr>
-        <w:t xml:space="preserve"> one-day PD will be provid</w:t>
-      </w:r>
-      <w:r>
-        <w:rPr>
-          <w:rFonts w:eastAsia="Georgia" w:cs="Georgia"/>
-          <w:color w:val="000000" w:themeColor="text1"/>
-        </w:rPr>
-        <w:t>ed</w:t>
-      </w:r>
-      <w:r>
-        <w:rPr>
-          <w:rFonts w:eastAsia="Georgia" w:cs="Georgia"/>
-          <w:color w:val="000000" w:themeColor="text1"/>
-        </w:rPr>
-        <w:t xml:space="preserve"> </w:t>
-      </w:r>
-      <w:r>
-        <w:rPr>
-          <w:rFonts w:eastAsia="Georgia" w:cs="Georgia"/>
-          <w:color w:val="000000" w:themeColor="text1"/>
-        </w:rPr>
-        <w:t>for</w:t>
-      </w:r>
-      <w:r>
-        <w:rPr>
-          <w:rFonts w:eastAsia="Georgia" w:cs="Georgia"/>
-          <w:color w:val="000000" w:themeColor="text1"/>
-        </w:rPr>
-        <w:t xml:space="preserve"> your</w:t>
-      </w:r>
-      <w:r>
-        <w:rPr>
-          <w:rFonts w:eastAsia="Georgia" w:cs="Georgia"/>
-          <w:color w:val="000000" w:themeColor="text1"/>
-        </w:rPr>
-        <w:t xml:space="preserve"> Star</w:t>
-      </w:r>
-      <w:r>
-        <w:rPr>
-          <w:rFonts w:eastAsia="Georgia" w:cs="Georgia"/>
-          <w:color w:val="000000" w:themeColor="text1"/>
-        </w:rPr>
-        <w:t xml:space="preserve"> teachers </w:t>
-      </w:r>
-      <w:r>
-        <w:rPr>
-          <w:rFonts w:eastAsia="Georgia" w:cs="Georgia"/>
-          <w:color w:val="000000" w:themeColor="text1"/>
-        </w:rPr>
-        <w:t xml:space="preserve">on curriculum components </w:t>
-      </w:r>
-      <w:r>
-        <w:rPr>
-          <w:rFonts w:eastAsia="Georgia" w:cs="Georgia"/>
-          <w:color w:val="000000" w:themeColor="text1"/>
-        </w:rPr>
-        <w:t>that they will</w:t>
-      </w:r>
-      <w:r>
-        <w:rPr>
-          <w:rFonts w:eastAsia="Georgia" w:cs="Georgia"/>
-          <w:color w:val="000000" w:themeColor="text1"/>
-        </w:rPr>
-        <w:t xml:space="preserve"> implement to close out the rest of the school year.</w:t>
-      </w:r>
-      <w:r>
-        <w:rPr>
-          <w:rFonts w:eastAsia="Georgia" w:cs="Georgia"/>
-          <w:color w:val="000000" w:themeColor="text1"/>
-        </w:rPr>
-        <w:t xml:space="preserve"> Your teachers will still attend the 2-day regional training over the summer to properly prepare them for full </w:t>
-      </w:r>
-      <w:r>
-        <w:rPr>
-          <w:rFonts w:eastAsia="Georgia" w:cs="Georgia"/>
-          <w:color w:val="000000" w:themeColor="text1"/>
-        </w:rPr>
-        <w:t>implementation</w:t>
-      </w:r>
-      <w:r>
-        <w:rPr>
-          <w:rFonts w:eastAsia="Georgia" w:cs="Georgia"/>
-          <w:color w:val="000000" w:themeColor="text1"/>
-        </w:rPr>
-        <w:t xml:space="preserve"> of Star curriculum for </w:t>
-      </w:r>
-      <w:r>
-        <w:rPr>
-          <w:rFonts w:eastAsia="Georgia" w:cs="Georgia"/>
-          <w:color w:val="000000" w:themeColor="text1"/>
-        </w:rPr>
-        <w:t>the following school yea</w:t>
-      </w:r>
-      <w:r>
-        <w:rPr>
-          <w:rFonts w:eastAsia="Georgia" w:cs="Georgia"/>
-          <w:color w:val="000000" w:themeColor="text1"/>
-        </w:rPr>
-        <w:t>r.{% endif %}</w:t>
-      </w:r>
-    </w:p>
-    <w:bookmarkEnd w:id="0"/>
+        <w:t xml:space="preserve"> %}Note: Due to a soft start, a preliminary one-day PD will be provided for your Star teachers on curriculum components that they will implement to close out the rest of the school year. Your teachers will still attend the 2-day regional training over the summer to properly prepare them for full implementation of Star curriculum for the following school year.{% endif %}</w:t>
+      </w:r>
+      <w:bookmarkEnd w:id="0"/>
+    </w:p>
     <w:p>
       <w:pPr>
         <w:spacing w:after="160"/>
@@ -575,12 +437,16 @@
         <w:rPr>
           <w:rFonts w:eastAsia="Georgia" w:cs="Georgia"/>
           <w:color w:val="000000" w:themeColor="text1"/>
-        </w:rPr>
-      </w:pPr>
-      <w:r>
-        <w:rPr>
-          <w:rFonts w:eastAsia="Georgia" w:cs="Georgia"/>
-          <w:color w:val="000000" w:themeColor="text1"/>
+          <w:sz w:val="21"/>
+          <w:szCs w:val="21"/>
+        </w:rPr>
+      </w:pPr>
+      <w:r>
+        <w:rPr>
+          <w:rFonts w:eastAsia="Georgia" w:cs="Georgia"/>
+          <w:color w:val="000000" w:themeColor="text1"/>
+          <w:sz w:val="21"/>
+          <w:szCs w:val="21"/>
         </w:rPr>
         <w:t>*Standards</w:t>
       </w:r>
@@ -588,6 +454,8 @@
         <w:rPr>
           <w:rFonts w:eastAsia="Georgia" w:cs="Georgia"/>
           <w:color w:val="000000" w:themeColor="text1"/>
+          <w:sz w:val="21"/>
+          <w:szCs w:val="21"/>
         </w:rPr>
         <w:t>-</w:t>
       </w:r>
@@ -595,6 +463,8 @@
         <w:rPr>
           <w:rFonts w:eastAsia="Georgia" w:cs="Georgia"/>
           <w:color w:val="000000" w:themeColor="text1"/>
+          <w:sz w:val="21"/>
+          <w:szCs w:val="21"/>
         </w:rPr>
         <w:t>based courses have been developed for the</w:t>
       </w:r>
@@ -602,6 +472,8 @@
         <w:rPr>
           <w:rFonts w:eastAsia="Georgia" w:cs="Georgia"/>
           <w:color w:val="000000" w:themeColor="text1"/>
+          <w:sz w:val="21"/>
+          <w:szCs w:val="21"/>
         </w:rPr>
         <w:t xml:space="preserve"> </w:t>
       </w:r>
@@ -609,6 +481,8 @@
         <w:rPr>
           <w:rFonts w:eastAsia="Georgia" w:cs="Georgia"/>
           <w:color w:val="000000" w:themeColor="text1"/>
+          <w:sz w:val="21"/>
+          <w:szCs w:val="21"/>
         </w:rPr>
         <w:t>{{ site.name }}</w:t>
       </w:r>
@@ -616,6 +490,8 @@
         <w:rPr>
           <w:rFonts w:eastAsia="Georgia" w:cs="Georgia"/>
           <w:color w:val="000000" w:themeColor="text1"/>
+          <w:sz w:val="21"/>
+          <w:szCs w:val="21"/>
         </w:rPr>
         <w:t xml:space="preserve"> </w:t>
       </w:r>
@@ -623,6 +499,8 @@
         <w:rPr>
           <w:rFonts w:eastAsia="Georgia" w:cs="Georgia"/>
           <w:color w:val="000000" w:themeColor="text1"/>
+          <w:sz w:val="21"/>
+          <w:szCs w:val="21"/>
         </w:rPr>
         <w:t xml:space="preserve">Star Academy that may provide coverage for courses beyond those noted </w:t>
       </w:r>
@@ -630,6 +508,8 @@
         <w:rPr>
           <w:rFonts w:eastAsia="Georgia" w:cs="Georgia"/>
           <w:color w:val="000000" w:themeColor="text1"/>
+          <w:sz w:val="21"/>
+          <w:szCs w:val="21"/>
         </w:rPr>
         <w:t>i</w:t>
       </w:r>
@@ -637,6 +517,8 @@
         <w:rPr>
           <w:rFonts w:eastAsia="Georgia" w:cs="Georgia"/>
           <w:color w:val="000000" w:themeColor="text1"/>
+          <w:sz w:val="21"/>
+          <w:szCs w:val="21"/>
         </w:rPr>
         <w:t xml:space="preserve">n this document. </w:t>
       </w:r>
@@ -644,6 +526,8 @@
         <w:rPr>
           <w:rFonts w:eastAsia="Georgia" w:cs="Georgia"/>
           <w:color w:val="000000" w:themeColor="text1"/>
+          <w:sz w:val="21"/>
+          <w:szCs w:val="21"/>
         </w:rPr>
         <w:t xml:space="preserve">The district will provide </w:t>
       </w:r>
@@ -652,6 +536,8 @@
         <w:rPr>
           <w:rFonts w:eastAsia="Georgia" w:cs="Georgia"/>
           <w:color w:val="000000" w:themeColor="text1"/>
+          <w:sz w:val="21"/>
+          <w:szCs w:val="21"/>
         </w:rPr>
         <w:t>curriculum</w:t>
       </w:r>
@@ -660,6 +546,8 @@
         <w:rPr>
           <w:rFonts w:eastAsia="Georgia" w:cs="Georgia"/>
           <w:color w:val="000000" w:themeColor="text1"/>
+          <w:sz w:val="21"/>
+          <w:szCs w:val="21"/>
         </w:rPr>
         <w:t xml:space="preserve"> for all standards not covered by the provided curriculum.</w:t>
       </w:r>
@@ -671,66 +559,122 @@
         <w:rPr>
           <w:rFonts w:eastAsia="Georgia" w:cs="Georgia"/>
           <w:color w:val="000000" w:themeColor="text1"/>
-        </w:rPr>
-      </w:pPr>
-      <w:r>
-        <w:rPr>
-          <w:rFonts w:eastAsia="Georgia" w:cs="Georgia"/>
-          <w:color w:val="000000" w:themeColor="text1"/>
+          <w:sz w:val="21"/>
+          <w:szCs w:val="21"/>
+        </w:rPr>
+      </w:pPr>
+      <w:r>
+        <w:rPr>
+          <w:rFonts w:eastAsia="Georgia" w:cs="Georgia"/>
+          <w:color w:val="000000" w:themeColor="text1"/>
+          <w:sz w:val="21"/>
+          <w:szCs w:val="21"/>
+        </w:rPr>
+        <w:t xml:space="preserve">**Some module activities require the initial purchase of perishable supplies. These supplies are the responsibility of </w:t>
+      </w:r>
+      <w:r>
+        <w:rPr>
+          <w:rFonts w:eastAsia="Georgia" w:cs="Georgia"/>
+          <w:color w:val="000000" w:themeColor="text1"/>
+          <w:sz w:val="21"/>
+          <w:szCs w:val="21"/>
+        </w:rPr>
+        <w:t xml:space="preserve">{{ </w:t>
+      </w:r>
+      <w:proofErr w:type="spellStart"/>
+      <w:r>
+        <w:rPr>
+          <w:rFonts w:eastAsia="Georgia" w:cs="Georgia"/>
+          <w:color w:val="000000" w:themeColor="text1"/>
+          <w:sz w:val="21"/>
+          <w:szCs w:val="21"/>
+        </w:rPr>
+        <w:t>school.district</w:t>
+      </w:r>
+      <w:proofErr w:type="spellEnd"/>
+      <w:r>
+        <w:rPr>
+          <w:rFonts w:eastAsia="Georgia" w:cs="Georgia"/>
+          <w:color w:val="000000" w:themeColor="text1"/>
+          <w:sz w:val="21"/>
+          <w:szCs w:val="21"/>
+        </w:rPr>
+        <w:t xml:space="preserve"> }}</w:t>
+      </w:r>
+      <w:r>
+        <w:rPr>
+          <w:rFonts w:eastAsia="Georgia" w:cs="Georgia"/>
+          <w:color w:val="000000" w:themeColor="text1"/>
+          <w:sz w:val="21"/>
+          <w:szCs w:val="21"/>
+        </w:rPr>
+        <w:t>. A listing of these materials can be fou</w:t>
+      </w:r>
+      <w:r>
+        <w:rPr>
+          <w:rFonts w:eastAsia="Georgia" w:cs="Georgia"/>
+          <w:color w:val="000000" w:themeColor="text1"/>
+          <w:sz w:val="21"/>
+          <w:szCs w:val="21"/>
+        </w:rPr>
+        <w:t xml:space="preserve">nd in the Module </w:t>
+      </w:r>
+      <w:r>
+        <w:rPr>
+          <w:rFonts w:eastAsia="Georgia" w:cs="Georgia"/>
+          <w:color w:val="000000" w:themeColor="text1"/>
+          <w:sz w:val="21"/>
+          <w:szCs w:val="21"/>
+        </w:rPr>
+        <w:t>Teacher</w:t>
+      </w:r>
+      <w:r>
+        <w:rPr>
+          <w:rFonts w:eastAsia="Georgia" w:cs="Georgia"/>
+          <w:color w:val="000000" w:themeColor="text1"/>
+          <w:sz w:val="21"/>
+          <w:szCs w:val="21"/>
+        </w:rPr>
+        <w:t xml:space="preserve"> Tips</w:t>
+      </w:r>
+      <w:r>
+        <w:rPr>
+          <w:rFonts w:eastAsia="Georgia" w:cs="Georgia"/>
+          <w:color w:val="000000" w:themeColor="text1"/>
+          <w:sz w:val="21"/>
+          <w:szCs w:val="21"/>
+        </w:rPr>
+        <w:t xml:space="preserve">, located in </w:t>
+      </w:r>
+      <w:r>
+        <w:rPr>
+          <w:rFonts w:eastAsia="Georgia" w:cs="Georgia"/>
+          <w:color w:val="000000" w:themeColor="text1"/>
+          <w:sz w:val="21"/>
+          <w:szCs w:val="21"/>
+        </w:rPr>
+        <w:t>Engage.</w:t>
+      </w:r>
+    </w:p>
+    <w:p>
+      <w:pPr>
+        <w:rPr>
+          <w:rFonts w:eastAsia="Georgia" w:cstheme="majorBidi"/>
+          <w:b/>
+          <w:i/>
+          <w:spacing w:val="-10"/>
+          <w:kern w:val="28"/>
+          <w:sz w:val="40"/>
+          <w:szCs w:val="72"/>
+        </w:rPr>
+      </w:pPr>
+      <w:r>
+        <w:rPr>
+          <w:sz w:val="40"/>
+          <w:szCs w:val="72"/>
         </w:rPr>
         <w:lastRenderedPageBreak/>
-        <w:t xml:space="preserve">**Some module activities require the initial purchase of perishable supplies. These supplies are the responsibility of </w:t>
-      </w:r>
-      <w:r>
-        <w:rPr>
-          <w:rFonts w:eastAsia="Georgia" w:cs="Georgia"/>
-          <w:color w:val="000000" w:themeColor="text1"/>
-        </w:rPr>
-        <w:t xml:space="preserve">{{ </w:t>
-      </w:r>
-      <w:proofErr w:type="spellStart"/>
-      <w:r>
-        <w:rPr>
-          <w:rFonts w:eastAsia="Georgia" w:cs="Georgia"/>
-          <w:color w:val="000000" w:themeColor="text1"/>
-        </w:rPr>
-        <w:t>school.district</w:t>
-      </w:r>
-      <w:proofErr w:type="spellEnd"/>
-      <w:r>
-        <w:rPr>
-          <w:rFonts w:eastAsia="Georgia" w:cs="Georgia"/>
-          <w:color w:val="000000" w:themeColor="text1"/>
-        </w:rPr>
-        <w:t xml:space="preserve"> }}</w:t>
-      </w:r>
-      <w:r>
-        <w:rPr>
-          <w:rFonts w:eastAsia="Georgia" w:cs="Georgia"/>
-          <w:color w:val="000000" w:themeColor="text1"/>
-        </w:rPr>
-        <w:t>. A listing of these materials can be fou</w:t>
-      </w:r>
-      <w:r>
-        <w:rPr>
-          <w:rFonts w:eastAsia="Georgia" w:cs="Georgia"/>
-          <w:color w:val="000000" w:themeColor="text1"/>
-        </w:rPr>
-        <w:t xml:space="preserve">nd in the Module </w:t>
-      </w:r>
-      <w:r>
-        <w:rPr>
-          <w:rFonts w:eastAsia="Georgia" w:cs="Georgia"/>
-          <w:color w:val="000000" w:themeColor="text1"/>
-        </w:rPr>
-        <w:t>Teacher</w:t>
-      </w:r>
-      <w:r>
-        <w:rPr>
-          <w:rFonts w:eastAsia="Georgia" w:cs="Georgia"/>
-          <w:color w:val="000000" w:themeColor="text1"/>
-        </w:rPr>
-        <w:t xml:space="preserve"> Tips on Engage.</w:t>
+        <w:br w:type="page"/>
       </w:r>
     </w:p>
     <w:p>
@@ -747,6 +691,7 @@
           <w:sz w:val="40"/>
           <w:szCs w:val="72"/>
         </w:rPr>
+        <w:lastRenderedPageBreak/>
         <w:t>Essential Star Academy Program Elements</w:t>
       </w:r>
     </w:p>
@@ -3259,7 +3204,7 @@
       <w:footerReference w:type="default" r:id="rId11"/>
       <w:type w:val="continuous"/>
       <w:pgSz w:w="12240" w:h="15840"/>
-      <w:pgMar w:top="1440" w:right="1440" w:bottom="1440" w:left="1440" w:header="720" w:footer="720" w:gutter="0"/>
+      <w:pgMar w:top="1440" w:right="1440" w:bottom="1440" w:left="1440" w:header="720" w:footer="432" w:gutter="0"/>
       <w:cols w:space="720"/>
       <w:docGrid w:linePitch="326"/>
     </w:sectPr>
@@ -3436,7 +3381,7 @@
             </wp:anchor>
           </w:drawing>
         </mc:Choice>
-        <mc:Fallback xmlns:a14="http://schemas.microsoft.com/office/drawing/2010/main" xmlns:pic="http://schemas.openxmlformats.org/drawingml/2006/picture" xmlns:a="http://schemas.openxmlformats.org/drawingml/2006/main">
+        <mc:Fallback xmlns:a="http://schemas.openxmlformats.org/drawingml/2006/main" xmlns:pic="http://schemas.openxmlformats.org/drawingml/2006/picture" xmlns:a14="http://schemas.microsoft.com/office/drawing/2010/main">
           <w:pict w14:anchorId="693A564B">
             <v:line id="Straight Connector 2" style="position:absolute;z-index:251663360;visibility:visible;mso-wrap-style:square;mso-width-percent:0;mso-height-percent:0;mso-wrap-distance-left:9pt;mso-wrap-distance-top:0;mso-wrap-distance-right:9pt;mso-wrap-distance-bottom:0;mso-position-horizontal:absolute;mso-position-horizontal-relative:text;mso-position-vertical:absolute;mso-position-vertical-relative:text;mso-width-percent:0;mso-height-percent:0;mso-width-relative:margin;mso-height-relative:margin" o:spid="_x0000_s1026" strokecolor="#6a6a68" strokeweight="1.25pt" from="-.15pt,-.45pt" to="480.1pt,-.45pt" w14:anchorId="1D94754B" o:gfxdata="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">
               <v:stroke joinstyle="miter"/>
@@ -3871,7 +3816,7 @@
             </wp:anchor>
           </w:drawing>
         </mc:Choice>
-        <mc:Fallback xmlns:a14="http://schemas.microsoft.com/office/drawing/2010/main" xmlns:pic="http://schemas.openxmlformats.org/drawingml/2006/picture" xmlns:a="http://schemas.openxmlformats.org/drawingml/2006/main">
+        <mc:Fallback xmlns:a="http://schemas.openxmlformats.org/drawingml/2006/main" xmlns:pic="http://schemas.openxmlformats.org/drawingml/2006/picture" xmlns:a14="http://schemas.microsoft.com/office/drawing/2010/main">
           <w:pict w14:anchorId="62C7E224">
             <v:line id="Straight Connector 5" style="position:absolute;z-index:251660288;visibility:visible;mso-wrap-style:square;mso-width-percent:0;mso-height-percent:0;mso-wrap-distance-left:9pt;mso-wrap-distance-top:0;mso-wrap-distance-right:9pt;mso-wrap-distance-bottom:0;mso-position-horizontal:absolute;mso-position-horizontal-relative:text;mso-position-vertical:absolute;mso-position-vertical-relative:text;mso-width-percent:0;mso-height-percent:0;mso-width-relative:margin;mso-height-relative:margin" o:spid="_x0000_s1026" strokecolor="#6a6a68" strokeweight="1.25pt" from="0,5.8pt" to="480.25pt,5.8pt" w14:anchorId="2548742B" o:gfxdata="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">
               <v:stroke joinstyle="miter"/>
@@ -6221,29 +6166,12 @@
 </file>
 
 <file path=customXml/item1.xml><?xml version="1.0" encoding="utf-8"?>
-<p:properties xmlns:p="http://schemas.microsoft.com/office/2006/metadata/properties" xmlns:xsi="http://www.w3.org/2001/XMLSchema-instance" xmlns:pc="http://schemas.microsoft.com/office/infopath/2007/PartnerControls">
-  <documentManagement>
-    <Use xmlns="d598189d-5e7f-4257-b434-a18cd152a466" xsi:nil="true"/>
-    <Notes xmlns="d598189d-5e7f-4257-b434-a18cd152a466" xsi:nil="true"/>
-    <SharedWithUsers xmlns="1be0cd79-b20d-4c5a-bbde-e8a9c50088cd">
-      <UserInfo>
-        <DisplayName>Courtney Fangue</DisplayName>
-        <AccountId>15</AccountId>
-        <AccountType/>
-      </UserInfo>
-      <UserInfo>
-        <DisplayName>Karen Moore</DisplayName>
-        <AccountId>16</AccountId>
-        <AccountType/>
-      </UserInfo>
-      <UserInfo>
-        <DisplayName>Heidi Broussard</DisplayName>
-        <AccountId>17</AccountId>
-        <AccountType/>
-      </UserInfo>
-    </SharedWithUsers>
-  </documentManagement>
-</p:properties>
+<?mso-contentType ?>
+<FormTemplates xmlns="http://schemas.microsoft.com/sharepoint/v3/contenttype/forms">
+  <Display>DocumentLibraryForm</Display>
+  <Edit>DocumentLibraryForm</Edit>
+  <New>DocumentLibraryForm</New>
+</FormTemplates>
 </file>
 
 <file path=customXml/item2.xml><?xml version="1.0" encoding="utf-8"?>
@@ -6443,21 +6371,35 @@
 </file>
 
 <file path=customXml/item3.xml><?xml version="1.0" encoding="utf-8"?>
-<?mso-contentType ?>
-<FormTemplates xmlns="http://schemas.microsoft.com/sharepoint/v3/contenttype/forms">
-  <Display>DocumentLibraryForm</Display>
-  <Edit>DocumentLibraryForm</Edit>
-  <New>DocumentLibraryForm</New>
-</FormTemplates>
+<p:properties xmlns:p="http://schemas.microsoft.com/office/2006/metadata/properties" xmlns:xsi="http://www.w3.org/2001/XMLSchema-instance" xmlns:pc="http://schemas.microsoft.com/office/infopath/2007/PartnerControls">
+  <documentManagement>
+    <Use xmlns="d598189d-5e7f-4257-b434-a18cd152a466" xsi:nil="true"/>
+    <Notes xmlns="d598189d-5e7f-4257-b434-a18cd152a466" xsi:nil="true"/>
+    <SharedWithUsers xmlns="1be0cd79-b20d-4c5a-bbde-e8a9c50088cd">
+      <UserInfo>
+        <DisplayName>Courtney Fangue</DisplayName>
+        <AccountId>15</AccountId>
+        <AccountType/>
+      </UserInfo>
+      <UserInfo>
+        <DisplayName>Karen Moore</DisplayName>
+        <AccountId>16</AccountId>
+        <AccountType/>
+      </UserInfo>
+      <UserInfo>
+        <DisplayName>Heidi Broussard</DisplayName>
+        <AccountId>17</AccountId>
+        <AccountType/>
+      </UserInfo>
+    </SharedWithUsers>
+  </documentManagement>
+</p:properties>
 </file>
 
 <file path=customXml/itemProps1.xml><?xml version="1.0" encoding="utf-8"?>
-<ds:datastoreItem xmlns:ds="http://schemas.openxmlformats.org/officeDocument/2006/customXml" ds:itemID="{99FF8242-58E7-41D7-BB00-92C555CA4AB3}">
+<ds:datastoreItem xmlns:ds="http://schemas.openxmlformats.org/officeDocument/2006/customXml" ds:itemID="{EE96830A-08F8-4BF7-9702-00F53B4F7FB4}">
   <ds:schemaRefs>
-    <ds:schemaRef ds:uri="http://schemas.microsoft.com/office/2006/metadata/properties"/>
-    <ds:schemaRef ds:uri="http://schemas.microsoft.com/office/infopath/2007/PartnerControls"/>
-    <ds:schemaRef ds:uri="d598189d-5e7f-4257-b434-a18cd152a466"/>
-    <ds:schemaRef ds:uri="1be0cd79-b20d-4c5a-bbde-e8a9c50088cd"/>
+    <ds:schemaRef ds:uri="http://schemas.microsoft.com/sharepoint/v3/contenttype/forms"/>
   </ds:schemaRefs>
 </ds:datastoreItem>
 </file>
@@ -6482,9 +6424,12 @@
 </file>
 
 <file path=customXml/itemProps3.xml><?xml version="1.0" encoding="utf-8"?>
-<ds:datastoreItem xmlns:ds="http://schemas.openxmlformats.org/officeDocument/2006/customXml" ds:itemID="{EE96830A-08F8-4BF7-9702-00F53B4F7FB4}">
+<ds:datastoreItem xmlns:ds="http://schemas.openxmlformats.org/officeDocument/2006/customXml" ds:itemID="{99FF8242-58E7-41D7-BB00-92C555CA4AB3}">
   <ds:schemaRefs>
-    <ds:schemaRef ds:uri="http://schemas.microsoft.com/sharepoint/v3/contenttype/forms"/>
+    <ds:schemaRef ds:uri="http://schemas.microsoft.com/office/2006/metadata/properties"/>
+    <ds:schemaRef ds:uri="http://schemas.microsoft.com/office/infopath/2007/PartnerControls"/>
+    <ds:schemaRef ds:uri="d598189d-5e7f-4257-b434-a18cd152a466"/>
+    <ds:schemaRef ds:uri="1be0cd79-b20d-4c5a-bbde-e8a9c50088cd"/>
   </ds:schemaRefs>
 </ds:datastoreItem>
 </file>
--- a/templates/docx_templates/curriculum_design_build_master.docx
+++ b/templates/docx_templates/curriculum_design_build_master.docx
@@ -398,6 +398,7 @@
     <w:p>
       <w:pPr>
         <w:spacing w:after="160"/>
+        <w:ind w:right="-90"/>
         <w:jc w:val="both"/>
         <w:rPr>
           <w:rFonts w:eastAsia="Georgia" w:cs="Georgia"/>
@@ -654,27 +655,6 @@
           <w:szCs w:val="21"/>
         </w:rPr>
         <w:t>Engage.</w:t>
-      </w:r>
-    </w:p>
-    <w:p>
-      <w:pPr>
-        <w:rPr>
-          <w:rFonts w:eastAsia="Georgia" w:cstheme="majorBidi"/>
-          <w:b/>
-          <w:i/>
-          <w:spacing w:val="-10"/>
-          <w:kern w:val="28"/>
-          <w:sz w:val="40"/>
-          <w:szCs w:val="72"/>
-        </w:rPr>
-      </w:pPr>
-      <w:r>
-        <w:rPr>
-          <w:sz w:val="40"/>
-          <w:szCs w:val="72"/>
-        </w:rPr>
-        <w:lastRenderedPageBreak/>
-        <w:br w:type="page"/>
       </w:r>
     </w:p>
     <w:p>
@@ -2076,6 +2056,7 @@
           <w:numId w:val="4"/>
         </w:numPr>
         <w:spacing w:after="160"/>
+        <w:ind w:right="-180"/>
         <w:jc w:val="both"/>
         <w:rPr>
           <w:rFonts w:eastAsia="Georgia" w:cs="Georgia"/>
@@ -3006,7 +2987,7 @@
           <w:rFonts w:ascii="Georgia" w:eastAsia="Georgia" w:hAnsi="Georgia" w:cs="Georgia"/>
           <w:color w:val="000000" w:themeColor="text1"/>
         </w:rPr>
-        <w:t>*NOLA Education supplies technology, materials, and consumables. The district will continue to supply typical everyday items such as pencils, paper, and other school supply items.</w:t>
+        <w:t>*NOLA Education supplies technology, materials, and consumables. The district will continue to supply everyday items such as pencils, paper, and other school supply items.</w:t>
       </w:r>
     </w:p>
     <w:p>
@@ -3381,7 +3362,7 @@
             </wp:anchor>
           </w:drawing>
         </mc:Choice>
-        <mc:Fallback xmlns:a="http://schemas.openxmlformats.org/drawingml/2006/main" xmlns:pic="http://schemas.openxmlformats.org/drawingml/2006/picture" xmlns:a14="http://schemas.microsoft.com/office/drawing/2010/main">
+        <mc:Fallback xmlns:a14="http://schemas.microsoft.com/office/drawing/2010/main" xmlns:pic="http://schemas.openxmlformats.org/drawingml/2006/picture" xmlns:a="http://schemas.openxmlformats.org/drawingml/2006/main">
           <w:pict w14:anchorId="693A564B">
             <v:line id="Straight Connector 2" style="position:absolute;z-index:251663360;visibility:visible;mso-wrap-style:square;mso-width-percent:0;mso-height-percent:0;mso-wrap-distance-left:9pt;mso-wrap-distance-top:0;mso-wrap-distance-right:9pt;mso-wrap-distance-bottom:0;mso-position-horizontal:absolute;mso-position-horizontal-relative:text;mso-position-vertical:absolute;mso-position-vertical-relative:text;mso-width-percent:0;mso-height-percent:0;mso-width-relative:margin;mso-height-relative:margin" o:spid="_x0000_s1026" strokecolor="#6a6a68" strokeweight="1.25pt" from="-.15pt,-.45pt" to="480.1pt,-.45pt" w14:anchorId="1D94754B" o:gfxdata="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">
               <v:stroke joinstyle="miter"/>
@@ -3816,7 +3797,7 @@
             </wp:anchor>
           </w:drawing>
         </mc:Choice>
-        <mc:Fallback xmlns:a="http://schemas.openxmlformats.org/drawingml/2006/main" xmlns:pic="http://schemas.openxmlformats.org/drawingml/2006/picture" xmlns:a14="http://schemas.microsoft.com/office/drawing/2010/main">
+        <mc:Fallback xmlns:a14="http://schemas.microsoft.com/office/drawing/2010/main" xmlns:pic="http://schemas.openxmlformats.org/drawingml/2006/picture" xmlns:a="http://schemas.openxmlformats.org/drawingml/2006/main">
           <w:pict w14:anchorId="62C7E224">
             <v:line id="Straight Connector 5" style="position:absolute;z-index:251660288;visibility:visible;mso-wrap-style:square;mso-width-percent:0;mso-height-percent:0;mso-wrap-distance-left:9pt;mso-wrap-distance-top:0;mso-wrap-distance-right:9pt;mso-wrap-distance-bottom:0;mso-position-horizontal:absolute;mso-position-horizontal-relative:text;mso-position-vertical:absolute;mso-position-vertical-relative:text;mso-width-percent:0;mso-height-percent:0;mso-width-relative:margin;mso-height-relative:margin" o:spid="_x0000_s1026" strokecolor="#6a6a68" strokeweight="1.25pt" from="0,5.8pt" to="480.25pt,5.8pt" w14:anchorId="2548742B" o:gfxdata="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">
               <v:stroke joinstyle="miter"/>
@@ -6166,12 +6147,29 @@
 </file>
 
 <file path=customXml/item1.xml><?xml version="1.0" encoding="utf-8"?>
-<?mso-contentType ?>
-<FormTemplates xmlns="http://schemas.microsoft.com/sharepoint/v3/contenttype/forms">
-  <Display>DocumentLibraryForm</Display>
-  <Edit>DocumentLibraryForm</Edit>
-  <New>DocumentLibraryForm</New>
-</FormTemplates>
+<p:properties xmlns:p="http://schemas.microsoft.com/office/2006/metadata/properties" xmlns:xsi="http://www.w3.org/2001/XMLSchema-instance" xmlns:pc="http://schemas.microsoft.com/office/infopath/2007/PartnerControls">
+  <documentManagement>
+    <Use xmlns="d598189d-5e7f-4257-b434-a18cd152a466" xsi:nil="true"/>
+    <Notes xmlns="d598189d-5e7f-4257-b434-a18cd152a466" xsi:nil="true"/>
+    <SharedWithUsers xmlns="1be0cd79-b20d-4c5a-bbde-e8a9c50088cd">
+      <UserInfo>
+        <DisplayName>Courtney Fangue</DisplayName>
+        <AccountId>15</AccountId>
+        <AccountType/>
+      </UserInfo>
+      <UserInfo>
+        <DisplayName>Karen Moore</DisplayName>
+        <AccountId>16</AccountId>
+        <AccountType/>
+      </UserInfo>
+      <UserInfo>
+        <DisplayName>Heidi Broussard</DisplayName>
+        <AccountId>17</AccountId>
+        <AccountType/>
+      </UserInfo>
+    </SharedWithUsers>
+  </documentManagement>
+</p:properties>
 </file>
 
 <file path=customXml/item2.xml><?xml version="1.0" encoding="utf-8"?>
@@ -6371,35 +6369,21 @@
 </file>
 
 <file path=customXml/item3.xml><?xml version="1.0" encoding="utf-8"?>
-<p:properties xmlns:p="http://schemas.microsoft.com/office/2006/metadata/properties" xmlns:xsi="http://www.w3.org/2001/XMLSchema-instance" xmlns:pc="http://schemas.microsoft.com/office/infopath/2007/PartnerControls">
-  <documentManagement>
-    <Use xmlns="d598189d-5e7f-4257-b434-a18cd152a466" xsi:nil="true"/>
-    <Notes xmlns="d598189d-5e7f-4257-b434-a18cd152a466" xsi:nil="true"/>
-    <SharedWithUsers xmlns="1be0cd79-b20d-4c5a-bbde-e8a9c50088cd">
-      <UserInfo>
-        <DisplayName>Courtney Fangue</DisplayName>
-        <AccountId>15</AccountId>
-        <AccountType/>
-      </UserInfo>
-      <UserInfo>
-        <DisplayName>Karen Moore</DisplayName>
-        <AccountId>16</AccountId>
-        <AccountType/>
-      </UserInfo>
-      <UserInfo>
-        <DisplayName>Heidi Broussard</DisplayName>
-        <AccountId>17</AccountId>
-        <AccountType/>
-      </UserInfo>
-    </SharedWithUsers>
-  </documentManagement>
-</p:properties>
+<?mso-contentType ?>
+<FormTemplates xmlns="http://schemas.microsoft.com/sharepoint/v3/contenttype/forms">
+  <Display>DocumentLibraryForm</Display>
+  <Edit>DocumentLibraryForm</Edit>
+  <New>DocumentLibraryForm</New>
+</FormTemplates>
 </file>
 
 <file path=customXml/itemProps1.xml><?xml version="1.0" encoding="utf-8"?>
-<ds:datastoreItem xmlns:ds="http://schemas.openxmlformats.org/officeDocument/2006/customXml" ds:itemID="{EE96830A-08F8-4BF7-9702-00F53B4F7FB4}">
+<ds:datastoreItem xmlns:ds="http://schemas.openxmlformats.org/officeDocument/2006/customXml" ds:itemID="{99FF8242-58E7-41D7-BB00-92C555CA4AB3}">
   <ds:schemaRefs>
-    <ds:schemaRef ds:uri="http://schemas.microsoft.com/sharepoint/v3/contenttype/forms"/>
+    <ds:schemaRef ds:uri="http://schemas.microsoft.com/office/2006/metadata/properties"/>
+    <ds:schemaRef ds:uri="http://schemas.microsoft.com/office/infopath/2007/PartnerControls"/>
+    <ds:schemaRef ds:uri="d598189d-5e7f-4257-b434-a18cd152a466"/>
+    <ds:schemaRef ds:uri="1be0cd79-b20d-4c5a-bbde-e8a9c50088cd"/>
   </ds:schemaRefs>
 </ds:datastoreItem>
 </file>
@@ -6424,12 +6408,9 @@
 </file>
 
 <file path=customXml/itemProps3.xml><?xml version="1.0" encoding="utf-8"?>
-<ds:datastoreItem xmlns:ds="http://schemas.openxmlformats.org/officeDocument/2006/customXml" ds:itemID="{99FF8242-58E7-41D7-BB00-92C555CA4AB3}">
+<ds:datastoreItem xmlns:ds="http://schemas.openxmlformats.org/officeDocument/2006/customXml" ds:itemID="{EE96830A-08F8-4BF7-9702-00F53B4F7FB4}">
   <ds:schemaRefs>
-    <ds:schemaRef ds:uri="http://schemas.microsoft.com/office/2006/metadata/properties"/>
-    <ds:schemaRef ds:uri="http://schemas.microsoft.com/office/infopath/2007/PartnerControls"/>
-    <ds:schemaRef ds:uri="d598189d-5e7f-4257-b434-a18cd152a466"/>
-    <ds:schemaRef ds:uri="1be0cd79-b20d-4c5a-bbde-e8a9c50088cd"/>
+    <ds:schemaRef ds:uri="http://schemas.microsoft.com/sharepoint/v3/contenttype/forms"/>
   </ds:schemaRefs>
 </ds:datastoreItem>
 </file>
--- a/templates/docx_templates/curriculum_design_build_master.docx
+++ b/templates/docx_templates/curriculum_design_build_master.docx
@@ -292,6 +292,13 @@
         </w:rPr>
         <w:t xml:space="preserve"> Science, Mathematics, English/Language Arts, and Social Studies courses</w:t>
       </w:r>
+      <w:r>
+        <w:rPr>
+          <w:rFonts w:eastAsia="Georgia" w:cs="Georgia"/>
+          <w:color w:val="000000" w:themeColor="text1"/>
+        </w:rPr>
+        <w:t>*</w:t>
+      </w:r>
     </w:p>
     <w:p>
       <w:pPr>
@@ -433,7 +440,7 @@
     </w:p>
     <w:p>
       <w:pPr>
-        <w:spacing w:after="160"/>
+        <w:spacing w:before="480" w:after="80"/>
         <w:jc w:val="both"/>
         <w:rPr>
           <w:rFonts w:eastAsia="Georgia" w:cs="Georgia"/>
@@ -532,7 +539,6 @@
         </w:rPr>
         <w:t xml:space="preserve">The district will provide </w:t>
       </w:r>
-      <w:proofErr w:type="gramStart"/>
       <w:r>
         <w:rPr>
           <w:rFonts w:eastAsia="Georgia" w:cs="Georgia"/>
@@ -540,9 +546,8 @@
           <w:sz w:val="21"/>
           <w:szCs w:val="21"/>
         </w:rPr>
-        <w:t>curriculum</w:t>
-      </w:r>
-      <w:proofErr w:type="gramEnd"/>
+        <w:t>curricula</w:t>
+      </w:r>
       <w:r>
         <w:rPr>
           <w:rFonts w:eastAsia="Georgia" w:cs="Georgia"/>
@@ -555,7 +560,7 @@
     </w:p>
     <w:p>
       <w:pPr>
-        <w:spacing w:after="160"/>
+        <w:spacing w:before="120" w:after="120"/>
         <w:jc w:val="both"/>
         <w:rPr>
           <w:rFonts w:eastAsia="Georgia" w:cs="Georgia"/>
@@ -571,6 +576,7 @@
           <w:sz w:val="21"/>
           <w:szCs w:val="21"/>
         </w:rPr>
+        <w:lastRenderedPageBreak/>
         <w:t xml:space="preserve">**Some module activities require the initial purchase of perishable supplies. These supplies are the responsibility of </w:t>
       </w:r>
       <w:r>
@@ -671,7 +677,6 @@
           <w:sz w:val="40"/>
           <w:szCs w:val="72"/>
         </w:rPr>
-        <w:lastRenderedPageBreak/>
         <w:t>Essential Star Academy Program Elements</w:t>
       </w:r>
     </w:p>
@@ -1247,13 +1252,16 @@
     <w:p>
       <w:pPr>
         <w:pStyle w:val="Heading2DesignBuild"/>
-      </w:pPr>
-      <w:r>
+        <w:keepNext/>
+      </w:pPr>
+      <w:r>
+        <w:lastRenderedPageBreak/>
         <w:t>Star Academy Teacher-Facilitator Profile</w:t>
       </w:r>
     </w:p>
     <w:p>
       <w:pPr>
+        <w:keepNext/>
         <w:jc w:val="both"/>
         <w:rPr>
           <w:rStyle w:val="normaltextrun"/>
@@ -1272,6 +1280,7 @@
     </w:p>
     <w:p>
       <w:pPr>
+        <w:keepNext/>
         <w:rPr>
           <w:rStyle w:val="normaltextrun"/>
           <w:rFonts w:ascii="Georgia" w:eastAsia="Georgia" w:hAnsi="Georgia" w:cs="Georgia"/>
@@ -1294,7 +1303,6 @@
           <w:rFonts w:ascii="Georgia" w:eastAsia="Georgia" w:hAnsi="Georgia" w:cs="Georgia"/>
           <w:color w:val="000000" w:themeColor="text1"/>
         </w:rPr>
-        <w:lastRenderedPageBreak/>
         <w:t xml:space="preserve">The teacher-facilitator has many responsibilities within the Star Academy environment: </w:t>
       </w:r>
     </w:p>
@@ -1658,7 +1666,7 @@
           <w:rFonts w:ascii="Georgia" w:eastAsia="Georgia" w:hAnsi="Georgia" w:cs="Georgia"/>
           <w:color w:val="000000" w:themeColor="text1"/>
         </w:rPr>
-        <w:t xml:space="preserve">Possesses proficiency with computer literacy </w:t>
+        <w:t xml:space="preserve">Commits to following a prescribed scope and sequence </w:t>
       </w:r>
     </w:p>
     <w:p>
@@ -1682,7 +1690,7 @@
           <w:rFonts w:ascii="Georgia" w:eastAsia="Georgia" w:hAnsi="Georgia" w:cs="Georgia"/>
           <w:color w:val="000000" w:themeColor="text1"/>
         </w:rPr>
-        <w:t xml:space="preserve">Commits to following a prescribed scope and sequence </w:t>
+        <w:t xml:space="preserve">Values students working individually, in pairs, and in small groups </w:t>
       </w:r>
     </w:p>
     <w:p>
@@ -1706,7 +1714,47 @@
           <w:rFonts w:ascii="Georgia" w:eastAsia="Georgia" w:hAnsi="Georgia" w:cs="Georgia"/>
           <w:color w:val="000000" w:themeColor="text1"/>
         </w:rPr>
-        <w:t xml:space="preserve">Values students working individually, in pairs, and in small groups </w:t>
+        <w:t>P</w:t>
+      </w:r>
+      <w:r>
+        <w:rPr>
+          <w:rStyle w:val="normaltextrun"/>
+          <w:rFonts w:ascii="Georgia" w:eastAsia="Georgia" w:hAnsi="Georgia" w:cs="Georgia"/>
+          <w:color w:val="000000" w:themeColor="text1"/>
+        </w:rPr>
+        <w:t>rovide</w:t>
+      </w:r>
+      <w:r>
+        <w:rPr>
+          <w:rStyle w:val="normaltextrun"/>
+          <w:rFonts w:ascii="Georgia" w:eastAsia="Georgia" w:hAnsi="Georgia" w:cs="Georgia"/>
+          <w:color w:val="000000" w:themeColor="text1"/>
+        </w:rPr>
+        <w:t>s</w:t>
+      </w:r>
+      <w:r>
+        <w:rPr>
+          <w:rStyle w:val="normaltextrun"/>
+          <w:rFonts w:ascii="Georgia" w:eastAsia="Georgia" w:hAnsi="Georgia" w:cs="Georgia"/>
+          <w:color w:val="000000" w:themeColor="text1"/>
+        </w:rPr>
+        <w:t xml:space="preserve"> instruction from a variety of methodologies and</w:t>
+      </w:r>
+      <w:r>
+        <w:rPr>
+          <w:rStyle w:val="normaltextrun"/>
+          <w:rFonts w:ascii="Georgia" w:eastAsia="Georgia" w:hAnsi="Georgia" w:cs="Georgia"/>
+          <w:color w:val="000000" w:themeColor="text1"/>
+        </w:rPr>
+        <w:t xml:space="preserve"> </w:t>
+      </w:r>
+      <w:r>
+        <w:rPr>
+          <w:rStyle w:val="normaltextrun"/>
+          <w:rFonts w:ascii="Georgia" w:eastAsia="Georgia" w:hAnsi="Georgia" w:cs="Georgia"/>
+          <w:color w:val="000000" w:themeColor="text1"/>
+        </w:rPr>
+        <w:t xml:space="preserve">instructional materials </w:t>
       </w:r>
     </w:p>
     <w:p>
@@ -1730,31 +1778,7 @@
           <w:rFonts w:ascii="Georgia" w:eastAsia="Georgia" w:hAnsi="Georgia" w:cs="Georgia"/>
           <w:color w:val="000000" w:themeColor="text1"/>
         </w:rPr>
-        <w:t>A</w:t>
-      </w:r>
-      <w:r>
-        <w:rPr>
-          <w:rStyle w:val="normaltextrun"/>
-          <w:rFonts w:ascii="Georgia" w:eastAsia="Georgia" w:hAnsi="Georgia" w:cs="Georgia"/>
-          <w:color w:val="000000" w:themeColor="text1"/>
-        </w:rPr>
-        <w:t>bility to provide instruction from a variety of methodologies and</w:t>
-      </w:r>
-      <w:r>
-        <w:rPr>
-          <w:rStyle w:val="normaltextrun"/>
-          <w:rFonts w:ascii="Georgia" w:eastAsia="Georgia" w:hAnsi="Georgia" w:cs="Georgia"/>
-          <w:color w:val="000000" w:themeColor="text1"/>
-        </w:rPr>
-        <w:t xml:space="preserve"> </w:t>
-      </w:r>
-      <w:r>
-        <w:rPr>
-          <w:rStyle w:val="normaltextrun"/>
-          <w:rFonts w:ascii="Georgia" w:eastAsia="Georgia" w:hAnsi="Georgia" w:cs="Georgia"/>
-          <w:color w:val="000000" w:themeColor="text1"/>
-        </w:rPr>
-        <w:t xml:space="preserve">instructional materials </w:t>
+        <w:t xml:space="preserve">Possesses proficiency with computer literacy </w:t>
       </w:r>
     </w:p>
     <w:p>
@@ -2080,11 +2104,6 @@
     </w:p>
     <w:p>
       <w:pPr>
-        <w:pStyle w:val="ListParagraph"/>
-        <w:numPr>
-          <w:ilvl w:val="0"/>
-          <w:numId w:val="3"/>
-        </w:numPr>
         <w:spacing w:after="160"/>
         <w:jc w:val="both"/>
         <w:rPr>
@@ -2109,11 +2128,6 @@
     </w:p>
     <w:p>
       <w:pPr>
-        <w:pStyle w:val="ListParagraph"/>
-        <w:numPr>
-          <w:ilvl w:val="0"/>
-          <w:numId w:val="2"/>
-        </w:numPr>
         <w:spacing w:after="160"/>
         <w:jc w:val="both"/>
         <w:rPr>
@@ -3362,7 +3376,7 @@
             </wp:anchor>
           </w:drawing>
         </mc:Choice>
-        <mc:Fallback xmlns:a14="http://schemas.microsoft.com/office/drawing/2010/main" xmlns:pic="http://schemas.openxmlformats.org/drawingml/2006/picture" xmlns:a="http://schemas.openxmlformats.org/drawingml/2006/main">
+        <mc:Fallback xmlns:a="http://schemas.openxmlformats.org/drawingml/2006/main" xmlns:pic="http://schemas.openxmlformats.org/drawingml/2006/picture" xmlns:a14="http://schemas.microsoft.com/office/drawing/2010/main">
           <w:pict w14:anchorId="693A564B">
             <v:line id="Straight Connector 2" style="position:absolute;z-index:251663360;visibility:visible;mso-wrap-style:square;mso-width-percent:0;mso-height-percent:0;mso-wrap-distance-left:9pt;mso-wrap-distance-top:0;mso-wrap-distance-right:9pt;mso-wrap-distance-bottom:0;mso-position-horizontal:absolute;mso-position-horizontal-relative:text;mso-position-vertical:absolute;mso-position-vertical-relative:text;mso-width-percent:0;mso-height-percent:0;mso-width-relative:margin;mso-height-relative:margin" o:spid="_x0000_s1026" strokecolor="#6a6a68" strokeweight="1.25pt" from="-.15pt,-.45pt" to="480.1pt,-.45pt" w14:anchorId="1D94754B" o:gfxdata="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">
               <v:stroke joinstyle="miter"/>
@@ -3797,7 +3811,7 @@
             </wp:anchor>
           </w:drawing>
         </mc:Choice>
-        <mc:Fallback xmlns:a14="http://schemas.microsoft.com/office/drawing/2010/main" xmlns:pic="http://schemas.openxmlformats.org/drawingml/2006/picture" xmlns:a="http://schemas.openxmlformats.org/drawingml/2006/main">
+        <mc:Fallback xmlns:a="http://schemas.openxmlformats.org/drawingml/2006/main" xmlns:pic="http://schemas.openxmlformats.org/drawingml/2006/picture" xmlns:a14="http://schemas.microsoft.com/office/drawing/2010/main">
           <w:pict w14:anchorId="62C7E224">
             <v:line id="Straight Connector 5" style="position:absolute;z-index:251660288;visibility:visible;mso-wrap-style:square;mso-width-percent:0;mso-height-percent:0;mso-wrap-distance-left:9pt;mso-wrap-distance-top:0;mso-wrap-distance-right:9pt;mso-wrap-distance-bottom:0;mso-position-horizontal:absolute;mso-position-horizontal-relative:text;mso-position-vertical:absolute;mso-position-vertical-relative:text;mso-width-percent:0;mso-height-percent:0;mso-width-relative:margin;mso-height-relative:margin" o:spid="_x0000_s1026" strokecolor="#6a6a68" strokeweight="1.25pt" from="0,5.8pt" to="480.25pt,5.8pt" w14:anchorId="2548742B" o:gfxdata="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">
               <v:stroke joinstyle="miter"/>
@@ -6173,6 +6187,15 @@
 </file>
 
 <file path=customXml/item2.xml><?xml version="1.0" encoding="utf-8"?>
+<?mso-contentType ?>
+<FormTemplates xmlns="http://schemas.microsoft.com/sharepoint/v3/contenttype/forms">
+  <Display>DocumentLibraryForm</Display>
+  <Edit>DocumentLibraryForm</Edit>
+  <New>DocumentLibraryForm</New>
+</FormTemplates>
+</file>
+
+<file path=customXml/item3.xml><?xml version="1.0" encoding="utf-8"?>
 <ct:contentTypeSchema xmlns:ct="http://schemas.microsoft.com/office/2006/metadata/contentType" xmlns:ma="http://schemas.microsoft.com/office/2006/metadata/properties/metaAttributes" ct:_="" ma:_="" ma:contentTypeName="Document" ma:contentTypeID="0x0101003CE14BDB83851246B90E3E1ACAD728A6" ma:contentTypeVersion="8" ma:contentTypeDescription="Create a new document." ma:contentTypeScope="" ma:versionID="b7d8f9aced2d763c1120cafc5b0c3688">
   <xsd:schema xmlns:xsd="http://www.w3.org/2001/XMLSchema" xmlns:xs="http://www.w3.org/2001/XMLSchema" xmlns:p="http://schemas.microsoft.com/office/2006/metadata/properties" xmlns:ns2="d598189d-5e7f-4257-b434-a18cd152a466" xmlns:ns3="1be0cd79-b20d-4c5a-bbde-e8a9c50088cd" targetNamespace="http://schemas.microsoft.com/office/2006/metadata/properties" ma:root="true" ma:fieldsID="4bc4b3a67863c0b26bf541afc3d6821d" ns2:_="" ns3:_="">
     <xsd:import namespace="d598189d-5e7f-4257-b434-a18cd152a466"/>
@@ -6368,15 +6391,6 @@
 </ct:contentTypeSchema>
 </file>
 
-<file path=customXml/item3.xml><?xml version="1.0" encoding="utf-8"?>
-<?mso-contentType ?>
-<FormTemplates xmlns="http://schemas.microsoft.com/sharepoint/v3/contenttype/forms">
-  <Display>DocumentLibraryForm</Display>
-  <Edit>DocumentLibraryForm</Edit>
-  <New>DocumentLibraryForm</New>
-</FormTemplates>
-</file>
-
 <file path=customXml/itemProps1.xml><?xml version="1.0" encoding="utf-8"?>
 <ds:datastoreItem xmlns:ds="http://schemas.openxmlformats.org/officeDocument/2006/customXml" ds:itemID="{99FF8242-58E7-41D7-BB00-92C555CA4AB3}">
   <ds:schemaRefs>
@@ -6389,6 +6403,14 @@
 </file>
 
 <file path=customXml/itemProps2.xml><?xml version="1.0" encoding="utf-8"?>
+<ds:datastoreItem xmlns:ds="http://schemas.openxmlformats.org/officeDocument/2006/customXml" ds:itemID="{EE96830A-08F8-4BF7-9702-00F53B4F7FB4}">
+  <ds:schemaRefs>
+    <ds:schemaRef ds:uri="http://schemas.microsoft.com/sharepoint/v3/contenttype/forms"/>
+  </ds:schemaRefs>
+</ds:datastoreItem>
+</file>
+
+<file path=customXml/itemProps3.xml><?xml version="1.0" encoding="utf-8"?>
 <ds:datastoreItem xmlns:ds="http://schemas.openxmlformats.org/officeDocument/2006/customXml" ds:itemID="{6C7B3CEB-03E9-486A-9E3A-CD8301C92724}">
   <ds:schemaRefs>
     <ds:schemaRef ds:uri="http://schemas.microsoft.com/office/2006/metadata/contentType"/>
@@ -6405,12 +6427,4 @@
     <ds:schemaRef ds:uri="http://schemas.microsoft.com/internal/obd"/>
   </ds:schemaRefs>
 </ds:datastoreItem>
-</file>
-
-<file path=customXml/itemProps3.xml><?xml version="1.0" encoding="utf-8"?>
-<ds:datastoreItem xmlns:ds="http://schemas.openxmlformats.org/officeDocument/2006/customXml" ds:itemID="{EE96830A-08F8-4BF7-9702-00F53B4F7FB4}">
-  <ds:schemaRefs>
-    <ds:schemaRef ds:uri="http://schemas.microsoft.com/sharepoint/v3/contenttype/forms"/>
-  </ds:schemaRefs>
-</ds:datastoreItem>
 </file>